--- a/physics/first_term/labs/lab1/report.docx
+++ b/physics/first_term/labs/lab1/report.docx
@@ -15,8 +15,15 @@
           <w:color w:val="000000" w:themeColor="text1"/>
           <w:lang w:val="en-US"/>
         </w:rPr>
-        <w:pict w14:anchorId="1D92FFBA">
-          <v:rect id="_x0000_i1026" alt="" style="width:451.3pt;height:.05pt;mso-width-percent:0;mso-height-percent:0;mso-width-percent:0;mso-height-percent:0" o:hralign="center" o:hrstd="t" o:hrnoshade="t" o:hr="t" fillcolor="black" stroked="f"/>
+      </w:r>
+      <w:r>
+        <w:rPr>
+          <w:noProof/>
+          <w:color w:val="000000" w:themeColor="text1"/>
+          <w:lang w:val="en-US"/>
+        </w:rPr>
+        <w:pict w14:anchorId="1032342B">
+          <v:rect id="_x0000_i1028" alt="" style="width:451.3pt;height:.05pt;mso-width-percent:0;mso-height-percent:0;mso-width-percent:0;mso-height-percent:0" o:hralign="center" o:hrstd="t" o:hrnoshade="t" o:hr="t" fillcolor="black" stroked="f"/>
         </w:pict>
       </w:r>
     </w:p>
@@ -49,7 +56,6 @@
               <w:spacing w:before="160"/>
               <w:rPr>
                 <w:color w:val="000000" w:themeColor="text1"/>
-                <w:lang w:val="ru-RU"/>
               </w:rPr>
             </w:pPr>
             <w:r>
@@ -218,7 +224,6 @@
               <w:spacing w:before="160"/>
               <w:rPr>
                 <w:color w:val="000000" w:themeColor="text1"/>
-                <w:lang w:val="ru-RU"/>
               </w:rPr>
             </w:pPr>
             <w:r>
@@ -245,7 +250,6 @@
               <w:rPr>
                 <w:color w:val="000000" w:themeColor="text1"/>
                 <w:u w:val="single"/>
-                <w:lang w:val="ru-RU"/>
               </w:rPr>
               <w:t>Бригада 8(Добкес</w:t>
             </w:r>
@@ -257,30 +261,12 @@
               </w:rPr>
               <w:t xml:space="preserve">, </w:t>
             </w:r>
-            <w:proofErr w:type="spellStart"/>
             <w:r>
               <w:rPr>
                 <w:color w:val="000000" w:themeColor="text1"/>
                 <w:u w:val="single"/>
-                <w:lang w:val="ru-RU"/>
-              </w:rPr>
-              <w:t>Пегушина</w:t>
-            </w:r>
-            <w:proofErr w:type="spellEnd"/>
-            <w:r>
-              <w:rPr>
-                <w:color w:val="000000" w:themeColor="text1"/>
-                <w:u w:val="single"/>
-                <w:lang w:val="ru-RU"/>
-              </w:rPr>
-              <w:t>)</w:t>
-            </w:r>
-            <w:r>
-              <w:rPr>
-                <w:color w:val="000000" w:themeColor="text1"/>
-                <w:u w:val="single"/>
-              </w:rPr>
-              <w:t xml:space="preserve"> </w:t>
+              </w:rPr>
+              <w:t xml:space="preserve">Пегушина) </w:t>
             </w:r>
             <w:r>
               <w:rPr>
@@ -404,7 +390,6 @@
             <w:r>
               <w:rPr>
                 <w:color w:val="000000" w:themeColor="text1"/>
-                <w:lang w:val="ru-RU"/>
               </w:rPr>
               <w:t xml:space="preserve"> </w:t>
             </w:r>
@@ -571,7 +556,6 @@
         <w:jc w:val="center"/>
         <w:rPr>
           <w:rFonts w:ascii="Cambria" w:hAnsi="Cambria"/>
-          <w:lang w:val="ru-RU"/>
         </w:rPr>
       </w:pPr>
       <w:r>
@@ -602,7 +586,6 @@
           <w:spacing w:val="30"/>
           <w:sz w:val="40"/>
           <w:szCs w:val="36"/>
-          <w:lang w:val="ru-RU"/>
         </w:rPr>
         <w:t xml:space="preserve"> 1</w:t>
       </w:r>
@@ -613,7 +596,6 @@
           <w:spacing w:val="30"/>
           <w:sz w:val="40"/>
           <w:szCs w:val="36"/>
-          <w:lang w:val="ru-RU"/>
         </w:rPr>
         <w:t>.01</w:t>
       </w:r>
@@ -639,8 +621,14 @@
           <w:noProof/>
           <w:color w:val="000000" w:themeColor="text1"/>
         </w:rPr>
-        <w:pict w14:anchorId="748EA8F5">
-          <v:rect id="_x0000_i1025" alt="" style="width:451.3pt;height:.05pt;mso-width-percent:0;mso-height-percent:0;mso-width-percent:0;mso-height-percent:0" o:hralign="center" o:hrstd="t" o:hrnoshade="t" o:hr="t" fillcolor="black" stroked="f"/>
+      </w:r>
+      <w:r>
+        <w:rPr>
+          <w:noProof/>
+          <w:color w:val="000000" w:themeColor="text1"/>
+        </w:rPr>
+        <w:pict w14:anchorId="2E1ACFEF">
+          <v:rect id="_x0000_i1027" alt="" style="width:451.3pt;height:.05pt;mso-width-percent:0;mso-height-percent:0;mso-width-percent:0;mso-height-percent:0" o:hralign="center" o:hrstd="t" o:hrnoshade="t" o:hr="t" fillcolor="black" stroked="f"/>
         </w:pict>
       </w:r>
     </w:p>
@@ -649,7 +637,6 @@
         <w:spacing w:before="160"/>
         <w:rPr>
           <w:color w:val="000000" w:themeColor="text1"/>
-          <w:lang w:val="ru-RU"/>
         </w:rPr>
       </w:pPr>
     </w:p>
@@ -707,7 +694,6 @@
         <w:spacing w:before="160"/>
         <w:rPr>
           <w:color w:val="000000" w:themeColor="text1"/>
-          <w:lang w:val="ru-RU"/>
         </w:rPr>
       </w:pPr>
       <w:r>
@@ -729,20 +715,7 @@
         <w:rPr>
           <w:color w:val="000000" w:themeColor="text1"/>
         </w:rPr>
-        <w:t>1. Провести многократные измерения</w:t>
-      </w:r>
-      <w:r>
-        <w:rPr>
-          <w:color w:val="000000" w:themeColor="text1"/>
-          <w:lang w:val="ru-RU"/>
-        </w:rPr>
-        <w:t xml:space="preserve"> </w:t>
-      </w:r>
-      <w:r>
-        <w:rPr>
-          <w:color w:val="000000" w:themeColor="text1"/>
-        </w:rPr>
-        <w:t xml:space="preserve">угла изгиба чипсов. </w:t>
+        <w:t xml:space="preserve">1. Провести многократные измерения угла изгиба чипсов. </w:t>
       </w:r>
     </w:p>
     <w:p>
@@ -795,7 +768,6 @@
         <w:spacing w:before="160"/>
         <w:rPr>
           <w:color w:val="000000" w:themeColor="text1"/>
-          <w:lang w:val="ru-RU"/>
         </w:rPr>
       </w:pPr>
     </w:p>
@@ -819,7 +791,6 @@
         <w:ind w:firstLine="284"/>
         <w:rPr>
           <w:color w:val="000000" w:themeColor="text1"/>
-          <w:lang w:val="ru-RU"/>
         </w:rPr>
       </w:pPr>
       <w:r>
@@ -838,7 +809,6 @@
       <w:r>
         <w:rPr>
           <w:color w:val="000000" w:themeColor="text1"/>
-          <w:lang w:val="ru-RU"/>
         </w:rPr>
         <w:t>’</w:t>
       </w:r>
@@ -852,7 +822,6 @@
       <w:r>
         <w:rPr>
           <w:color w:val="000000" w:themeColor="text1"/>
-          <w:lang w:val="ru-RU"/>
         </w:rPr>
         <w:t>.</w:t>
       </w:r>
@@ -863,7 +832,6 @@
         <w:ind w:firstLine="284"/>
         <w:rPr>
           <w:color w:val="000000" w:themeColor="text1"/>
-          <w:lang w:val="ru-RU"/>
         </w:rPr>
       </w:pPr>
     </w:p>
@@ -887,7 +855,6 @@
         <w:ind w:firstLine="284"/>
         <w:rPr>
           <w:color w:val="000000" w:themeColor="text1"/>
-          <w:lang w:val="ru-RU"/>
         </w:rPr>
       </w:pPr>
       <w:r>
@@ -906,7 +873,6 @@
       <w:r>
         <w:rPr>
           <w:color w:val="000000" w:themeColor="text1"/>
-          <w:lang w:val="ru-RU"/>
         </w:rPr>
         <w:t>’</w:t>
       </w:r>
@@ -939,7 +905,6 @@
           <w:b w:val="0"/>
           <w:bCs w:val="0"/>
           <w:color w:val="000000" w:themeColor="text1"/>
-          <w:lang w:val="ru-RU"/>
         </w:rPr>
         <w:t>.</w:t>
       </w:r>
@@ -957,7 +922,6 @@
         <w:spacing w:before="160"/>
         <w:rPr>
           <w:color w:val="000000" w:themeColor="text1"/>
-          <w:lang w:val="ru-RU"/>
         </w:rPr>
       </w:pPr>
       <w:r>
@@ -1077,12 +1041,6 @@
         <w:t>⟩</w:t>
       </w:r>
       <w:r>
-        <w:rPr>
-          <w:rStyle w:val="katex"/>
-        </w:rPr>
-        <w:t>\langle\alpha\rangle</w:t>
-      </w:r>
-      <w:r>
         <w:t xml:space="preserve">; </w:t>
       </w:r>
     </w:p>
@@ -1101,7 +1059,7 @@
         <w:rPr>
           <w:rStyle w:val="katex"/>
         </w:rPr>
-        <w:t>σ\sigma</w:t>
+        <w:t>σ</w:t>
       </w:r>
       <w:r>
         <w:t xml:space="preserve">; </w:t>
@@ -1173,7 +1131,6 @@
         <w:spacing w:before="100" w:beforeAutospacing="1" w:after="100" w:afterAutospacing="1"/>
         <w:rPr>
           <w:rFonts w:ascii="Cambria" w:hAnsi="Cambria"/>
-          <w:lang w:val="ru-RU"/>
         </w:rPr>
       </w:pPr>
       <w:r>
@@ -1191,7 +1148,6 @@
       <w:r>
         <w:rPr>
           <w:rFonts w:ascii="Cambria" w:hAnsi="Cambria"/>
-          <w:lang w:val="ru-RU"/>
         </w:rPr>
         <w:t>необходимо нарисовать гистограмму</w:t>
       </w:r>
@@ -1203,26 +1159,15 @@
           <w:color w:val="000000" w:themeColor="text1"/>
         </w:rPr>
       </w:pPr>
-    </w:p>
-    <w:p>
-      <w:pPr>
-        <w:spacing w:before="160"/>
-        <w:rPr>
-          <w:color w:val="000000" w:themeColor="text1"/>
-          <w:lang w:val="ru-RU"/>
-        </w:rPr>
-      </w:pPr>
-      <w:r>
-        <w:rPr>
-          <w:color w:val="000000" w:themeColor="text1"/>
-          <w:lang w:val="ru-RU"/>
+      <w:r>
+        <w:rPr>
+          <w:color w:val="000000" w:themeColor="text1"/>
         </w:rPr>
         <w:t>Рабочие формулы</w:t>
       </w:r>
       <w:r>
         <w:rPr>
           <w:color w:val="000000" w:themeColor="text1"/>
-          <w:lang w:val="ru-RU"/>
         </w:rPr>
         <w:t>:</w:t>
       </w:r>
@@ -1249,13 +1194,11 @@
               <w:jc w:val="center"/>
               <w:rPr>
                 <w:color w:val="000000" w:themeColor="text1"/>
-                <w:lang w:val="ru-RU"/>
-              </w:rPr>
-            </w:pPr>
-            <w:r>
-              <w:rPr>
-                <w:color w:val="000000" w:themeColor="text1"/>
-                <w:lang w:val="ru-RU"/>
+              </w:rPr>
+            </w:pPr>
+            <w:r>
+              <w:rPr>
+                <w:color w:val="000000" w:themeColor="text1"/>
               </w:rPr>
               <w:t>1</w:t>
             </w:r>
@@ -1271,7 +1214,6 @@
               <w:jc w:val="center"/>
               <w:rPr>
                 <w:color w:val="000000" w:themeColor="text1"/>
-                <w:lang w:val="ru-RU"/>
               </w:rPr>
             </w:pPr>
             <m:oMath>
@@ -1279,16 +1221,8 @@
                 <w:rPr>
                   <w:rFonts w:ascii="Cambria Math" w:hAnsi="Cambria Math"/>
                   <w:color w:val="000000" w:themeColor="text1"/>
-                  <w:lang w:val="ru-RU"/>
                 </w:rPr>
-                <m:t>&lt;</m:t>
-              </m:r>
-              <m:r>
-                <w:rPr>
-                  <w:rFonts w:ascii="Cambria Math" w:hAnsi="Cambria Math"/>
-                  <w:color w:val="000000" w:themeColor="text1"/>
-                </w:rPr>
-                <m:t>α</m:t>
+                <m:t>&lt;α</m:t>
               </m:r>
               <m:sSub>
                 <m:sSubPr>
@@ -1306,7 +1240,6 @@
                     <w:rPr>
                       <w:rFonts w:ascii="Cambria Math" w:hAnsi="Cambria Math"/>
                       <w:color w:val="000000" w:themeColor="text1"/>
-                      <w:lang w:val="ru-RU"/>
                     </w:rPr>
                     <m:t>&gt;</m:t>
                   </m:r>
@@ -1327,7 +1260,6 @@
               <w:rPr>
                 <w:rFonts w:ascii="Aptos Narrow" w:hAnsi="Aptos Narrow"/>
                 <w:color w:val="000000" w:themeColor="text1"/>
-                <w:lang w:val="ru-RU"/>
               </w:rPr>
               <w:t xml:space="preserve">  =  (</w:t>
             </w:r>
@@ -1344,7 +1276,6 @@
                 <w:rFonts w:ascii="Aptos Narrow" w:hAnsi="Aptos Narrow"/>
                 <w:color w:val="000000" w:themeColor="text1"/>
                 <w:vertAlign w:val="subscript"/>
-                <w:lang w:val="ru-RU"/>
               </w:rPr>
               <w:t>1</w:t>
             </w:r>
@@ -1352,7 +1283,6 @@
               <w:rPr>
                 <w:rFonts w:ascii="Aptos Narrow" w:hAnsi="Aptos Narrow"/>
                 <w:color w:val="000000" w:themeColor="text1"/>
-                <w:lang w:val="ru-RU"/>
               </w:rPr>
               <w:t xml:space="preserve"> + </w:t>
             </w:r>
@@ -1369,7 +1299,6 @@
                 <w:rFonts w:ascii="Aptos Narrow" w:hAnsi="Aptos Narrow"/>
                 <w:color w:val="000000" w:themeColor="text1"/>
                 <w:vertAlign w:val="subscript"/>
-                <w:lang w:val="ru-RU"/>
               </w:rPr>
               <w:t>2</w:t>
             </w:r>
@@ -1377,7 +1306,6 @@
               <w:rPr>
                 <w:rFonts w:ascii="Aptos Narrow" w:hAnsi="Aptos Narrow"/>
                 <w:color w:val="000000" w:themeColor="text1"/>
-                <w:lang w:val="ru-RU"/>
               </w:rPr>
               <w:t xml:space="preserve"> +  … </w:t>
             </w:r>
@@ -1418,14 +1346,12 @@
               <w:rPr>
                 <w:iCs/>
                 <w:color w:val="000000" w:themeColor="text1"/>
-                <w:lang w:val="ru-RU"/>
               </w:rPr>
             </w:pPr>
             <w:r>
               <w:rPr>
                 <w:iCs/>
                 <w:color w:val="000000" w:themeColor="text1"/>
-                <w:lang w:val="ru-RU"/>
               </w:rPr>
               <w:t>Среднее арифметическое выборки</w:t>
             </w:r>
@@ -1443,13 +1369,11 @@
               <w:jc w:val="center"/>
               <w:rPr>
                 <w:color w:val="000000" w:themeColor="text1"/>
-                <w:lang w:val="ru-RU"/>
-              </w:rPr>
-            </w:pPr>
-            <w:r>
-              <w:rPr>
-                <w:color w:val="000000" w:themeColor="text1"/>
-                <w:lang w:val="ru-RU"/>
+              </w:rPr>
+            </w:pPr>
+            <w:r>
+              <w:rPr>
+                <w:color w:val="000000" w:themeColor="text1"/>
               </w:rPr>
               <w:t>2</w:t>
             </w:r>
@@ -1465,7 +1389,6 @@
               <w:jc w:val="center"/>
               <w:rPr>
                 <w:color w:val="000000" w:themeColor="text1"/>
-                <w:lang w:val="ru-RU"/>
               </w:rPr>
             </w:pPr>
             <m:oMathPara>
@@ -1586,7 +1509,15 @@
                                 <w:color w:val="000000" w:themeColor="text1"/>
                                 <w:lang w:val="en-US"/>
                               </w:rPr>
-                              <m:t>N-1</m:t>
+                              <m:t>N</m:t>
+                            </m:r>
+                            <m:r>
+                              <w:rPr>
+                                <w:rFonts w:ascii="Cambria Math" w:hAnsi="Cambria Math"/>
+                                <w:color w:val="000000" w:themeColor="text1"/>
+                                <w:lang w:val="en-US"/>
+                              </w:rPr>
+                              <m:t>-1</m:t>
                             </m:r>
                           </m:e>
                         </m:d>
@@ -1618,7 +1549,15 @@
                             <w:color w:val="000000" w:themeColor="text1"/>
                             <w:lang w:val="en-US"/>
                           </w:rPr>
-                          <m:t>i=1</m:t>
+                          <m:t>i</m:t>
+                        </m:r>
+                        <m:r>
+                          <w:rPr>
+                            <w:rFonts w:ascii="Cambria Math" w:hAnsi="Cambria Math"/>
+                            <w:color w:val="000000" w:themeColor="text1"/>
+                            <w:lang w:val="en-US"/>
+                          </w:rPr>
+                          <m:t>=1</m:t>
                         </m:r>
                         <m:ctrlPr>
                           <w:rPr>
@@ -1797,14 +1736,12 @@
               <w:rPr>
                 <w:iCs/>
                 <w:color w:val="000000" w:themeColor="text1"/>
-                <w:lang w:val="ru-RU"/>
               </w:rPr>
             </w:pPr>
             <w:r>
               <w:rPr>
                 <w:iCs/>
                 <w:color w:val="000000" w:themeColor="text1"/>
-                <w:lang w:val="ru-RU"/>
               </w:rPr>
               <w:t>Среднеквадратичное отклонение</w:t>
             </w:r>
@@ -1822,13 +1759,11 @@
               <w:jc w:val="center"/>
               <w:rPr>
                 <w:color w:val="000000" w:themeColor="text1"/>
-                <w:lang w:val="ru-RU"/>
-              </w:rPr>
-            </w:pPr>
-            <w:r>
-              <w:rPr>
-                <w:color w:val="000000" w:themeColor="text1"/>
-                <w:lang w:val="ru-RU"/>
+              </w:rPr>
+            </w:pPr>
+            <w:r>
+              <w:rPr>
+                <w:color w:val="000000" w:themeColor="text1"/>
               </w:rPr>
               <w:t>3</w:t>
             </w:r>
@@ -1844,7 +1779,6 @@
               <w:jc w:val="center"/>
               <w:rPr>
                 <w:color w:val="000000" w:themeColor="text1"/>
-                <w:lang w:val="ru-RU"/>
               </w:rPr>
             </w:pPr>
             <m:oMathPara>
@@ -1896,14 +1830,12 @@
               <w:rPr>
                 <w:iCs/>
                 <w:color w:val="000000" w:themeColor="text1"/>
-                <w:lang w:val="ru-RU"/>
               </w:rPr>
             </w:pPr>
             <w:r>
               <w:rPr>
                 <w:iCs/>
                 <w:color w:val="000000" w:themeColor="text1"/>
-                <w:lang w:val="ru-RU"/>
               </w:rPr>
               <w:t>Количество интервалов в гистограмме</w:t>
             </w:r>
@@ -1922,14 +1854,12 @@
               <w:rPr>
                 <w:rFonts w:ascii="Cambria" w:hAnsi="Cambria"/>
                 <w:color w:val="000000" w:themeColor="text1"/>
-                <w:lang w:val="ru-RU"/>
               </w:rPr>
             </w:pPr>
             <w:r>
               <w:rPr>
                 <w:rFonts w:ascii="Cambria" w:hAnsi="Cambria"/>
                 <w:color w:val="000000" w:themeColor="text1"/>
-                <w:lang w:val="ru-RU"/>
               </w:rPr>
               <w:t>4</w:t>
             </w:r>
@@ -1946,7 +1876,6 @@
               <w:rPr>
                 <w:rFonts w:ascii="Arial" w:hAnsi="Arial" w:cs="Arial"/>
                 <w:color w:val="000000" w:themeColor="text1"/>
-                <w:lang w:val="ru-RU"/>
               </w:rPr>
             </w:pPr>
             <m:oMathPara>
@@ -2059,7 +1988,15 @@
                             <w:color w:val="000000" w:themeColor="text1"/>
                             <w:lang w:val="en-US"/>
                           </w:rPr>
-                          <m:t>2π</m:t>
+                          <m:t>2</m:t>
+                        </m:r>
+                        <m:r>
+                          <w:rPr>
+                            <w:rFonts w:ascii="Cambria Math" w:hAnsi="Cambria Math"/>
+                            <w:color w:val="000000" w:themeColor="text1"/>
+                            <w:lang w:val="en-US"/>
+                          </w:rPr>
+                          <m:t>π</m:t>
                         </m:r>
                       </m:e>
                     </m:rad>
@@ -2087,14 +2024,12 @@
               <w:rPr>
                 <w:iCs/>
                 <w:color w:val="000000" w:themeColor="text1"/>
-                <w:lang w:val="ru-RU"/>
               </w:rPr>
             </w:pPr>
             <w:r>
               <w:rPr>
                 <w:iCs/>
                 <w:color w:val="000000" w:themeColor="text1"/>
-                <w:lang w:val="ru-RU"/>
               </w:rPr>
               <w:t xml:space="preserve">Максимальное значение </w:t>
             </w:r>
@@ -2109,7 +2044,6 @@
               <w:rPr>
                 <w:iCs/>
                 <w:color w:val="000000" w:themeColor="text1"/>
-                <w:lang w:val="ru-RU"/>
               </w:rPr>
               <w:t>/</w:t>
             </w:r>
@@ -2117,7 +2051,6 @@
               <w:rPr>
                 <w:iCs/>
                 <w:color w:val="000000" w:themeColor="text1"/>
-                <w:lang w:val="ru-RU"/>
               </w:rPr>
               <w:t>функции Гаусса</w:t>
             </w:r>
@@ -2135,13 +2068,11 @@
               <w:jc w:val="center"/>
               <w:rPr>
                 <w:color w:val="000000" w:themeColor="text1"/>
-                <w:lang w:val="ru-RU"/>
-              </w:rPr>
-            </w:pPr>
-            <w:r>
-              <w:rPr>
-                <w:color w:val="000000" w:themeColor="text1"/>
-                <w:lang w:val="ru-RU"/>
+              </w:rPr>
+            </w:pPr>
+            <w:r>
+              <w:rPr>
+                <w:color w:val="000000" w:themeColor="text1"/>
               </w:rPr>
               <w:t>5</w:t>
             </w:r>
@@ -2157,7 +2088,6 @@
               <w:jc w:val="center"/>
               <w:rPr>
                 <w:color w:val="000000" w:themeColor="text1"/>
-                <w:lang w:val="ru-RU"/>
               </w:rPr>
             </w:pPr>
             <m:oMathPara>
@@ -2490,14 +2420,12 @@
               <w:rPr>
                 <w:iCs/>
                 <w:color w:val="000000" w:themeColor="text1"/>
-                <w:lang w:val="ru-RU"/>
               </w:rPr>
             </w:pPr>
             <w:r>
               <w:rPr>
                 <w:iCs/>
                 <w:color w:val="000000" w:themeColor="text1"/>
-                <w:lang w:val="ru-RU"/>
               </w:rPr>
               <w:t xml:space="preserve">Значение </w:t>
             </w:r>
@@ -2512,7 +2440,6 @@
               <w:rPr>
                 <w:iCs/>
                 <w:color w:val="000000" w:themeColor="text1"/>
-                <w:lang w:val="ru-RU"/>
               </w:rPr>
               <w:t>/функции Гаусса в конкретной точке</w:t>
             </w:r>
@@ -2530,13 +2457,11 @@
               <w:jc w:val="center"/>
               <w:rPr>
                 <w:color w:val="000000" w:themeColor="text1"/>
-                <w:lang w:val="ru-RU"/>
-              </w:rPr>
-            </w:pPr>
-            <w:r>
-              <w:rPr>
-                <w:color w:val="000000" w:themeColor="text1"/>
-                <w:lang w:val="ru-RU"/>
+              </w:rPr>
+            </w:pPr>
+            <w:r>
+              <w:rPr>
+                <w:color w:val="000000" w:themeColor="text1"/>
               </w:rPr>
               <w:t>6</w:t>
             </w:r>
@@ -2552,7 +2477,6 @@
               <w:rPr>
                 <w:i/>
                 <w:color w:val="000000" w:themeColor="text1"/>
-                <w:lang w:val="ru-RU"/>
               </w:rPr>
             </w:pPr>
             <m:oMathPara>
@@ -2591,7 +2515,21 @@
                         <w:rFonts w:ascii="Cambria Math" w:hAnsi="Cambria Math"/>
                         <w:color w:val="000000" w:themeColor="text1"/>
                       </w:rPr>
-                      <m:t>&lt;α&gt;</m:t>
+                      <m:t>&lt;</m:t>
+                    </m:r>
+                    <m:r>
+                      <w:rPr>
+                        <w:rFonts w:ascii="Cambria Math" w:hAnsi="Cambria Math"/>
+                        <w:color w:val="000000" w:themeColor="text1"/>
+                      </w:rPr>
+                      <m:t>α</m:t>
+                    </m:r>
+                    <m:r>
+                      <w:rPr>
+                        <w:rFonts w:ascii="Cambria Math" w:hAnsi="Cambria Math"/>
+                        <w:color w:val="000000" w:themeColor="text1"/>
+                      </w:rPr>
+                      <m:t>&gt;</m:t>
                     </m:r>
                   </m:sub>
                 </m:sSub>
@@ -2680,7 +2618,15 @@
                                 <w:color w:val="000000" w:themeColor="text1"/>
                                 <w:lang w:val="en-US"/>
                               </w:rPr>
-                              <m:t>N-1</m:t>
+                              <m:t>N</m:t>
+                            </m:r>
+                            <m:r>
+                              <w:rPr>
+                                <w:rFonts w:ascii="Cambria Math" w:hAnsi="Cambria Math"/>
+                                <w:color w:val="000000" w:themeColor="text1"/>
+                                <w:lang w:val="en-US"/>
+                              </w:rPr>
+                              <m:t>-1</m:t>
                             </m:r>
                           </m:e>
                         </m:d>
@@ -2712,7 +2658,15 @@
                             <w:color w:val="000000" w:themeColor="text1"/>
                             <w:lang w:val="en-US"/>
                           </w:rPr>
-                          <m:t>i=1</m:t>
+                          <m:t>i</m:t>
+                        </m:r>
+                        <m:r>
+                          <w:rPr>
+                            <w:rFonts w:ascii="Cambria Math" w:hAnsi="Cambria Math"/>
+                            <w:color w:val="000000" w:themeColor="text1"/>
+                            <w:lang w:val="en-US"/>
+                          </w:rPr>
+                          <m:t>=1</m:t>
                         </m:r>
                         <m:ctrlPr>
                           <w:rPr>
@@ -2898,7 +2852,6 @@
               <w:rPr>
                 <w:iCs/>
                 <w:color w:val="000000" w:themeColor="text1"/>
-                <w:lang w:val="ru-RU"/>
               </w:rPr>
               <w:t>Стандартная ошибка среднего</w:t>
             </w:r>
@@ -2961,7 +2914,7 @@
                             <w:rFonts w:ascii="Cambria Math" w:hAnsi="Cambria Math" w:cs="Arial"/>
                             <w:iCs/>
                             <w:color w:val="000000" w:themeColor="text1"/>
-                            <w:lang w:val="ru-RU" w:eastAsia="ru-RU"/>
+                            <w:lang w:eastAsia="ru-RU"/>
                           </w:rPr>
                         </m:ctrlPr>
                       </m:naryPr>
@@ -2971,7 +2924,14 @@
                             <w:rFonts w:ascii="Cambria Math" w:hAnsi="Cambria Math"/>
                             <w:color w:val="000000" w:themeColor="text1"/>
                           </w:rPr>
-                          <m:t>i=</m:t>
+                          <m:t>i</m:t>
+                        </m:r>
+                        <m:r>
+                          <w:rPr>
+                            <w:rFonts w:ascii="Cambria Math" w:hAnsi="Cambria Math"/>
+                            <w:color w:val="000000" w:themeColor="text1"/>
+                          </w:rPr>
+                          <m:t>=</m:t>
                         </m:r>
                         <m:r>
                           <w:rPr>
@@ -3031,15 +2991,7 @@
                             <w:rFonts w:ascii="Cambria Math" w:hAnsi="Cambria Math"/>
                             <w:color w:val="000000" w:themeColor="text1"/>
                           </w:rPr>
-                          <m:t>-</m:t>
-                        </m:r>
-                        <m:r>
-                          <w:rPr>
-                            <w:rFonts w:ascii="Cambria Math" w:hAnsi="Cambria Math"/>
-                            <w:color w:val="000000" w:themeColor="text1"/>
-                            <w:lang w:val="ru-RU"/>
-                          </w:rPr>
-                          <m:t>&lt;</m:t>
+                          <m:t>-&lt;</m:t>
                         </m:r>
                         <m:r>
                           <m:rPr>
@@ -3095,7 +3047,6 @@
                 <w:bCs/>
                 <w:iCs/>
                 <w:color w:val="000000" w:themeColor="text1"/>
-                <w:lang w:val="ru-RU"/>
               </w:rPr>
             </w:pPr>
             <w:r>
@@ -3122,13 +3073,11 @@
               <w:jc w:val="center"/>
               <w:rPr>
                 <w:color w:val="000000" w:themeColor="text1"/>
-                <w:lang w:val="ru-RU"/>
-              </w:rPr>
-            </w:pPr>
-            <w:r>
-              <w:rPr>
-                <w:color w:val="000000" w:themeColor="text1"/>
-                <w:lang w:val="ru-RU"/>
+              </w:rPr>
+            </w:pPr>
+            <w:r>
+              <w:rPr>
+                <w:color w:val="000000" w:themeColor="text1"/>
               </w:rPr>
               <w:t>8</w:t>
             </w:r>
@@ -3144,7 +3093,6 @@
               <w:rPr>
                 <w:i/>
                 <w:color w:val="000000" w:themeColor="text1"/>
-                <w:lang w:val="ru-RU"/>
               </w:rPr>
             </w:pPr>
             <m:oMathPara>
@@ -3303,7 +3251,6 @@
                 <w:bCs w:val="0"/>
                 <w:color w:val="0F1115"/>
                 <w:shd w:val="clear" w:color="auto" w:fill="FFFFFF"/>
-                <w:lang w:val="ru-RU"/>
               </w:rPr>
             </w:pPr>
             <w:r>
@@ -3313,7 +3260,6 @@
                 <w:bCs w:val="0"/>
                 <w:color w:val="0F1115"/>
                 <w:shd w:val="clear" w:color="auto" w:fill="FFFFFF"/>
-                <w:lang w:val="ru-RU"/>
               </w:rPr>
               <w:t>Погрешность</w:t>
             </w:r>
@@ -3331,13 +3277,11 @@
               <w:jc w:val="center"/>
               <w:rPr>
                 <w:color w:val="000000" w:themeColor="text1"/>
-                <w:lang w:val="ru-RU"/>
-              </w:rPr>
-            </w:pPr>
-            <w:r>
-              <w:rPr>
-                <w:color w:val="000000" w:themeColor="text1"/>
-                <w:lang w:val="ru-RU"/>
+              </w:rPr>
+            </w:pPr>
+            <w:r>
+              <w:rPr>
+                <w:color w:val="000000" w:themeColor="text1"/>
               </w:rPr>
               <w:t>9</w:t>
             </w:r>
@@ -3373,7 +3317,6 @@
                       <w:rPr>
                         <w:rFonts w:ascii="Cambria Math" w:hAnsi="Cambria Math"/>
                         <w:color w:val="000000" w:themeColor="text1"/>
-                        <w:lang w:val="ru-RU"/>
                       </w:rPr>
                       <m:t>∆</m:t>
                     </m:r>
@@ -3399,7 +3342,6 @@
                       <w:rPr>
                         <w:rFonts w:ascii="Cambria Math" w:hAnsi="Cambria Math"/>
                         <w:color w:val="000000" w:themeColor="text1"/>
-                        <w:lang w:val="ru-RU"/>
                       </w:rPr>
                       <m:t>∆</m:t>
                     </m:r>
@@ -3432,52 +3374,20 @@
                 <w:bCs w:val="0"/>
                 <w:iCs/>
                 <w:color w:val="000000" w:themeColor="text1"/>
-                <w:lang w:val="ru-RU"/>
-              </w:rPr>
-            </w:pPr>
-            <w:r>
-              <w:rPr>
-                <w:color w:val="000000" w:themeColor="text1"/>
-                <w:lang w:val="ru-RU"/>
-              </w:rPr>
-              <w:t>Э</w:t>
-            </w:r>
-            <w:r>
-              <w:rPr>
-                <w:color w:val="000000" w:themeColor="text1"/>
-                <w:lang w:val="ru-RU"/>
-              </w:rPr>
-              <w:t xml:space="preserve">кспериментальная </w:t>
+              </w:rPr>
+            </w:pPr>
+            <w:r>
+              <w:rPr>
+                <w:color w:val="000000" w:themeColor="text1"/>
+              </w:rPr>
+              <w:t xml:space="preserve">Экспериментальная </w:t>
             </w:r>
             <w:r>
               <w:rPr>
                 <w:iCs/>
                 <w:color w:val="000000" w:themeColor="text1"/>
               </w:rPr>
-              <w:t>плотност</w:t>
-            </w:r>
-            <w:r>
-              <w:rPr>
-                <w:iCs/>
-                <w:color w:val="000000" w:themeColor="text1"/>
-                <w:lang w:val="ru-RU"/>
-              </w:rPr>
-              <w:t>ь</w:t>
-            </w:r>
-            <w:r>
-              <w:rPr>
-                <w:iCs/>
-                <w:color w:val="000000" w:themeColor="text1"/>
-              </w:rPr>
-              <w:t xml:space="preserve"> вероятности нормального распределения</w:t>
-            </w:r>
-            <w:r>
-              <w:rPr>
-                <w:iCs/>
-                <w:color w:val="000000" w:themeColor="text1"/>
-                <w:lang w:val="ru-RU"/>
-              </w:rPr>
-              <w:t xml:space="preserve"> в конкретной точке</w:t>
+              <w:t>плотность вероятности нормального распределения в конкретной точке</w:t>
             </w:r>
           </w:p>
         </w:tc>
@@ -3489,7 +3399,6 @@
         <w:rPr>
           <w:iCs/>
           <w:color w:val="000000" w:themeColor="text1"/>
-          <w:lang w:val="ru-RU"/>
         </w:rPr>
       </w:pPr>
     </w:p>
@@ -3499,7 +3408,6 @@
         <w:rPr>
           <w:i/>
           <w:color w:val="000000" w:themeColor="text1"/>
-          <w:lang w:val="ru-RU"/>
         </w:rPr>
       </w:pPr>
     </w:p>
@@ -3893,7 +3801,6 @@
         <w:spacing w:before="160"/>
         <w:rPr>
           <w:color w:val="000000" w:themeColor="text1"/>
-          <w:lang w:val="ru-RU"/>
         </w:rPr>
       </w:pPr>
     </w:p>
@@ -3946,7 +3853,6 @@
               <w:spacing w:before="20"/>
               <w:rPr>
                 <w:color w:val="000000" w:themeColor="text1"/>
-                <w:lang w:val="ru-RU"/>
               </w:rPr>
             </w:pPr>
             <w:r>
@@ -3966,7 +3872,6 @@
               <w:spacing w:before="20"/>
               <w:rPr>
                 <w:color w:val="000000" w:themeColor="text1"/>
-                <w:lang w:val="ru-RU"/>
               </w:rPr>
             </w:pPr>
             <w:r>
@@ -4000,7 +3905,6 @@
               <w:rPr>
                 <w:i/>
                 <w:color w:val="000000" w:themeColor="text1"/>
-                <w:lang w:val="ru-RU"/>
               </w:rPr>
             </w:pPr>
             <m:oMath>
@@ -4041,14 +3945,7 @@
                   <w:rFonts w:ascii="Cambria Math" w:hAnsi="Cambria Math"/>
                   <w:color w:val="000000" w:themeColor="text1"/>
                 </w:rPr>
-                <m:t>-</m:t>
-              </m:r>
-              <m:r>
-                <w:rPr>
-                  <w:rFonts w:ascii="Cambria Math" w:hAnsi="Cambria Math"/>
-                  <w:color w:val="000000" w:themeColor="text1"/>
-                </w:rPr>
-                <m:t>≺</m:t>
+                <m:t>-≺</m:t>
               </m:r>
               <m:r>
                 <m:rPr>
@@ -4076,7 +3973,6 @@
                     <w:rPr>
                       <w:rFonts w:ascii="Cambria Math" w:hAnsi="Cambria Math"/>
                       <w:color w:val="000000" w:themeColor="text1"/>
-                      <w:lang w:val="ru-RU"/>
                     </w:rPr>
                     <m:t>&gt;</m:t>
                   </m:r>
@@ -4097,16 +3993,8 @@
               <w:rPr>
                 <w:i/>
                 <w:color w:val="000000" w:themeColor="text1"/>
-                <w:lang w:val="ru-RU"/>
-              </w:rPr>
-              <w:t xml:space="preserve">, </w:t>
-            </w:r>
-            <w:r>
-              <w:rPr>
-                <w:i/>
-                <w:color w:val="000000" w:themeColor="text1"/>
-              </w:rPr>
-              <w:t xml:space="preserve">градусы </w:t>
+              </w:rPr>
+              <w:t xml:space="preserve">, градусы </w:t>
             </w:r>
             <w:r>
               <w:rPr>
@@ -4190,15 +4078,7 @@
                           <w:rFonts w:ascii="Cambria Math" w:hAnsi="Cambria Math"/>
                           <w:color w:val="000000" w:themeColor="text1"/>
                         </w:rPr>
-                        <m:t>-</m:t>
-                      </m:r>
-                      <m:r>
-                        <w:rPr>
-                          <w:rFonts w:ascii="Cambria Math" w:hAnsi="Cambria Math"/>
-                          <w:color w:val="000000" w:themeColor="text1"/>
-                          <w:lang w:val="ru-RU"/>
-                        </w:rPr>
-                        <m:t>&lt;</m:t>
+                        <m:t>-&lt;</m:t>
                       </m:r>
                       <m:r>
                         <m:rPr>
@@ -4226,7 +4106,6 @@
                             <w:rPr>
                               <w:rFonts w:ascii="Cambria Math" w:hAnsi="Cambria Math"/>
                               <w:color w:val="000000" w:themeColor="text1"/>
-                              <w:lang w:val="ru-RU"/>
                             </w:rPr>
                             <m:t>&gt;</m:t>
                           </m:r>
@@ -4280,7 +4159,6 @@
                 <w:i/>
                 <w:iCs/>
                 <w:color w:val="000000" w:themeColor="text1"/>
-                <w:lang w:val="ru-RU"/>
               </w:rPr>
               <w:t>◦</w:t>
             </w:r>
@@ -4300,7 +4178,6 @@
                 <w:i/>
                 <w:iCs/>
                 <w:color w:val="000000" w:themeColor="text1"/>
-                <w:lang w:val="ru-RU"/>
               </w:rPr>
               <w:t xml:space="preserve"> </w:t>
             </w:r>
@@ -4669,7 +4546,6 @@
                 <w:rFonts w:ascii="Aptos Narrow" w:hAnsi="Aptos Narrow"/>
                 <w:color w:val="000000" w:themeColor="text1"/>
               </w:rPr>
-              <w:lastRenderedPageBreak/>
               <w:t>5</w:t>
             </w:r>
           </w:p>
@@ -4756,6 +4632,7 @@
                 <w:rFonts w:ascii="Aptos Narrow" w:hAnsi="Aptos Narrow"/>
                 <w:color w:val="000000" w:themeColor="text1"/>
               </w:rPr>
+              <w:lastRenderedPageBreak/>
               <w:t>6</w:t>
             </w:r>
           </w:p>
@@ -8712,7 +8589,6 @@
                 <w:rFonts w:ascii="Aptos Narrow" w:hAnsi="Aptos Narrow"/>
                 <w:color w:val="000000" w:themeColor="text1"/>
               </w:rPr>
-              <w:lastRenderedPageBreak/>
               <w:t>52</w:t>
             </w:r>
           </w:p>
@@ -8799,6 +8675,7 @@
                 <w:rFonts w:ascii="Aptos Narrow" w:hAnsi="Aptos Narrow"/>
                 <w:color w:val="000000" w:themeColor="text1"/>
               </w:rPr>
+              <w:lastRenderedPageBreak/>
               <w:t>53</w:t>
             </w:r>
           </w:p>
@@ -9071,7 +8948,6 @@
                 <w:rPr>
                   <w:rFonts w:ascii="Cambria Math" w:hAnsi="Cambria Math"/>
                   <w:color w:val="000000" w:themeColor="text1"/>
-                  <w:lang w:val="ru-RU"/>
                 </w:rPr>
                 <m:t>&lt;</m:t>
               </m:r>
@@ -9101,7 +8977,6 @@
                     <w:rPr>
                       <w:rFonts w:ascii="Cambria Math" w:hAnsi="Cambria Math"/>
                       <w:color w:val="000000" w:themeColor="text1"/>
-                      <w:lang w:val="ru-RU"/>
                     </w:rPr>
                     <m:t>&gt;</m:t>
                   </m:r>
@@ -9133,6 +9008,12 @@
               </w:rPr>
               <w:t>24</w:t>
             </w:r>
+            <w:r>
+              <w:rPr>
+                <w:color w:val="000000" w:themeColor="text1"/>
+              </w:rPr>
+              <w:t>°</w:t>
+            </w:r>
           </w:p>
         </w:tc>
         <w:tc>
@@ -9145,7 +9026,6 @@
               <w:spacing w:before="20"/>
               <w:rPr>
                 <w:color w:val="000000" w:themeColor="text1"/>
-                <w:lang w:val="ru-RU"/>
               </w:rPr>
             </w:pPr>
             <m:oMath>
@@ -9168,7 +9048,7 @@
                           <w:rFonts w:ascii="Cambria Math" w:hAnsi="Cambria Math" w:cs="Arial"/>
                           <w:iCs/>
                           <w:color w:val="000000" w:themeColor="text1"/>
-                          <w:lang w:val="ru-RU" w:eastAsia="ru-RU"/>
+                          <w:lang w:eastAsia="ru-RU"/>
                         </w:rPr>
                       </m:ctrlPr>
                     </m:naryPr>
@@ -9178,7 +9058,14 @@
                           <w:rFonts w:ascii="Cambria Math" w:hAnsi="Cambria Math"/>
                           <w:color w:val="000000" w:themeColor="text1"/>
                         </w:rPr>
-                        <m:t>i=</m:t>
+                        <m:t>i</m:t>
+                      </m:r>
+                      <m:r>
+                        <w:rPr>
+                          <w:rFonts w:ascii="Cambria Math" w:hAnsi="Cambria Math"/>
+                          <w:color w:val="000000" w:themeColor="text1"/>
+                        </w:rPr>
+                        <m:t>=</m:t>
                       </m:r>
                       <m:r>
                         <w:rPr>
@@ -9238,15 +9125,7 @@
                           <w:rFonts w:ascii="Cambria Math" w:hAnsi="Cambria Math"/>
                           <w:color w:val="000000" w:themeColor="text1"/>
                         </w:rPr>
-                        <m:t>-</m:t>
-                      </m:r>
-                      <m:r>
-                        <w:rPr>
-                          <w:rFonts w:ascii="Cambria Math" w:hAnsi="Cambria Math"/>
-                          <w:color w:val="000000" w:themeColor="text1"/>
-                          <w:lang w:val="ru-RU"/>
-                        </w:rPr>
-                        <m:t>&lt;</m:t>
+                        <m:t>-&lt;</m:t>
                       </m:r>
                       <m:r>
                         <m:rPr>
@@ -9284,23 +9163,7 @@
                   <w:color w:val="000000" w:themeColor="text1"/>
                   <w:lang w:val="en-US"/>
                 </w:rPr>
-                <m:t>)</m:t>
-              </m:r>
-              <m:r>
-                <w:rPr>
-                  <w:rFonts w:ascii="Cambria Math" w:hAnsi="Cambria Math"/>
-                  <w:color w:val="000000" w:themeColor="text1"/>
-                  <w:lang w:val="en-US"/>
-                </w:rPr>
-                <m:t>=</m:t>
-              </m:r>
-              <m:r>
-                <w:rPr>
-                  <w:rFonts w:ascii="Cambria Math" w:hAnsi="Cambria Math"/>
-                  <w:color w:val="000000" w:themeColor="text1"/>
-                  <w:lang w:val="en-US"/>
-                </w:rPr>
-                <m:t xml:space="preserve"> </m:t>
+                <m:t xml:space="preserve">)= </m:t>
               </m:r>
             </m:oMath>
             <w:r>
@@ -9310,6 +9173,12 @@
               </w:rPr>
               <w:t>0</w:t>
             </w:r>
+            <w:r>
+              <w:rPr>
+                <w:color w:val="000000" w:themeColor="text1"/>
+              </w:rPr>
+              <w:t>°</w:t>
+            </w:r>
           </w:p>
         </w:tc>
         <w:tc>
@@ -9363,12 +9232,19 @@
               </w:rPr>
               <w:t>12</w:t>
             </w:r>
-          </w:p>
-          <w:p>
-            <w:pPr>
-              <w:spacing w:before="20"/>
-              <w:rPr>
-                <w:color w:val="000000" w:themeColor="text1"/>
+            <w:r>
+              <w:rPr>
+                <w:color w:val="000000" w:themeColor="text1"/>
+              </w:rPr>
+              <w:t>°</w:t>
+            </w:r>
+          </w:p>
+          <w:p>
+            <w:pPr>
+              <w:spacing w:before="20"/>
+              <w:rPr>
+                <w:color w:val="000000" w:themeColor="text1"/>
+                <w:vertAlign w:val="superscript"/>
                 <w:lang w:val="en-US"/>
               </w:rPr>
             </w:pPr>
@@ -9403,6 +9279,19 @@
                 <w:lang w:val="en-US"/>
               </w:rPr>
               <w:t>24</w:t>
+            </w:r>
+            <w:r>
+              <w:rPr>
+                <w:color w:val="000000" w:themeColor="text1"/>
+              </w:rPr>
+              <w:t>°</w:t>
+            </w:r>
+            <w:r>
+              <w:rPr>
+                <w:color w:val="000000" w:themeColor="text1"/>
+                <w:vertAlign w:val="superscript"/>
+              </w:rPr>
+              <w:t>-1</w:t>
             </w:r>
           </w:p>
         </w:tc>
@@ -9421,20 +9310,17 @@
         <w:spacing w:before="160"/>
         <w:rPr>
           <w:color w:val="000000" w:themeColor="text1"/>
-          <w:lang w:val="en-US"/>
-        </w:rPr>
-      </w:pPr>
-      <w:r>
-        <w:rPr>
-          <w:color w:val="000000" w:themeColor="text1"/>
-          <w:lang w:val="ru-RU"/>
+        </w:rPr>
+      </w:pPr>
+      <w:r>
+        <w:rPr>
+          <w:color w:val="000000" w:themeColor="text1"/>
         </w:rPr>
         <w:t>Приведем пример расчета для первой строки таблицы</w:t>
       </w:r>
       <w:r>
         <w:rPr>
           <w:color w:val="000000" w:themeColor="text1"/>
-          <w:lang w:val="ru-RU"/>
         </w:rPr>
         <w:t>.</w:t>
       </w:r>
@@ -9444,27 +9330,23 @@
         <w:spacing w:before="160"/>
         <w:rPr>
           <w:color w:val="000000" w:themeColor="text1"/>
-          <w:lang w:val="ru-RU"/>
-        </w:rPr>
-      </w:pPr>
-      <w:r>
-        <w:rPr>
-          <w:color w:val="000000" w:themeColor="text1"/>
-          <w:lang w:val="ru-RU"/>
+        </w:rPr>
+      </w:pPr>
+      <w:r>
+        <w:rPr>
+          <w:color w:val="000000" w:themeColor="text1"/>
         </w:rPr>
         <w:t>Первый столбец</w:t>
       </w:r>
       <w:r>
         <w:rPr>
           <w:color w:val="000000" w:themeColor="text1"/>
-          <w:lang w:val="ru-RU"/>
         </w:rPr>
         <w:t xml:space="preserve">, </w:t>
       </w:r>
       <w:r>
         <w:rPr>
           <w:color w:val="000000" w:themeColor="text1"/>
-          <w:lang w:val="ru-RU"/>
         </w:rPr>
         <w:t xml:space="preserve">угол </w:t>
       </w:r>
@@ -9477,14 +9359,12 @@
       <w:r>
         <w:rPr>
           <w:color w:val="000000" w:themeColor="text1"/>
-          <w:lang w:val="ru-RU"/>
         </w:rPr>
         <w:t xml:space="preserve"> – получен в результате эксперимента</w:t>
       </w:r>
       <w:r>
         <w:rPr>
           <w:color w:val="000000" w:themeColor="text1"/>
-          <w:lang w:val="ru-RU"/>
         </w:rPr>
         <w:t xml:space="preserve"> = 40</w:t>
       </w:r>
@@ -9500,27 +9380,23 @@
         <w:spacing w:before="160"/>
         <w:rPr>
           <w:color w:val="000000" w:themeColor="text1"/>
-          <w:lang w:val="en-US"/>
-        </w:rPr>
-      </w:pPr>
-      <w:r>
-        <w:rPr>
-          <w:color w:val="000000" w:themeColor="text1"/>
-          <w:lang w:val="ru-RU"/>
+        </w:rPr>
+      </w:pPr>
+      <w:r>
+        <w:rPr>
+          <w:color w:val="000000" w:themeColor="text1"/>
         </w:rPr>
         <w:t>Второй столбец</w:t>
       </w:r>
       <w:r>
         <w:rPr>
           <w:color w:val="000000" w:themeColor="text1"/>
-          <w:lang w:val="ru-RU"/>
         </w:rPr>
         <w:t xml:space="preserve"> </w:t>
       </w:r>
       <w:r>
         <w:rPr>
           <w:color w:val="000000" w:themeColor="text1"/>
-          <w:lang w:val="ru-RU"/>
         </w:rPr>
         <w:t>является разностью конкретного значения и среднего значения</w:t>
       </w:r>
@@ -9600,7 +9476,6 @@
                 <w:rPr>
                   <w:rFonts w:ascii="Cambria Math" w:hAnsi="Cambria Math"/>
                   <w:color w:val="000000" w:themeColor="text1"/>
-                  <w:lang w:val="ru-RU"/>
                 </w:rPr>
                 <m:t>&gt;</m:t>
               </m:r>
@@ -9624,272 +9499,15 @@
             </w:rPr>
             <m:t xml:space="preserve"> = 40 - 23.(54) = 16.(45)</m:t>
           </m:r>
-        </m:oMath>
-      </m:oMathPara>
-    </w:p>
-    <w:p>
-      <w:pPr>
-        <w:spacing w:before="160"/>
-        <w:rPr>
-          <w:color w:val="000000" w:themeColor="text1"/>
-          <w:lang w:val="en-US"/>
-        </w:rPr>
-      </w:pPr>
-      <w:r>
-        <w:rPr>
-          <w:color w:val="000000" w:themeColor="text1"/>
-          <w:lang w:val="ru-RU"/>
-        </w:rPr>
-        <w:t xml:space="preserve">Третий столбец является квадратом </w:t>
-      </w:r>
-      <w:r>
-        <w:rPr>
-          <w:color w:val="000000" w:themeColor="text1"/>
-          <w:lang w:val="ru-RU"/>
-        </w:rPr>
-        <w:t>разност</w:t>
-      </w:r>
-      <w:r>
-        <w:rPr>
-          <w:color w:val="000000" w:themeColor="text1"/>
-          <w:lang w:val="ru-RU"/>
-        </w:rPr>
-        <w:t>и</w:t>
-      </w:r>
-      <w:r>
-        <w:rPr>
-          <w:color w:val="000000" w:themeColor="text1"/>
-          <w:lang w:val="ru-RU"/>
-        </w:rPr>
-        <w:t xml:space="preserve"> конкретного значения и среднего значения</w:t>
-      </w:r>
-      <w:r>
-        <w:rPr>
-          <w:color w:val="000000" w:themeColor="text1"/>
-          <w:lang w:val="ru-RU"/>
-        </w:rPr>
-        <w:t>.</w:t>
-      </w:r>
-    </w:p>
-    <w:p>
-      <w:pPr>
-        <w:spacing w:before="160"/>
-        <w:rPr>
-          <w:color w:val="000000" w:themeColor="text1"/>
-          <w:lang w:val="en-US"/>
-        </w:rPr>
-      </w:pPr>
-      <m:oMathPara>
-        <m:oMath>
-          <m:sSup>
-            <m:sSupPr>
-              <m:ctrlPr>
-                <w:rPr>
-                  <w:rFonts w:ascii="Cambria Math" w:hAnsi="Cambria Math"/>
-                  <w:i/>
-                  <w:color w:val="000000" w:themeColor="text1"/>
-                  <w:lang w:val="en-US"/>
-                </w:rPr>
-              </m:ctrlPr>
-            </m:sSupPr>
-            <m:e>
-              <m:d>
-                <m:dPr>
-                  <m:ctrlPr>
-                    <w:rPr>
-                      <w:rFonts w:ascii="Cambria Math" w:hAnsi="Cambria Math"/>
-                      <w:i/>
-                      <w:color w:val="000000" w:themeColor="text1"/>
-                    </w:rPr>
-                  </m:ctrlPr>
-                </m:dPr>
-                <m:e>
-                  <m:sSub>
-                    <m:sSubPr>
-                      <m:ctrlPr>
-                        <w:rPr>
-                          <w:rFonts w:ascii="Cambria Math" w:hAnsi="Cambria Math"/>
-                          <w:color w:val="000000" w:themeColor="text1"/>
-                        </w:rPr>
-                      </m:ctrlPr>
-                    </m:sSubPr>
-                    <m:e>
-                      <m:r>
-                        <m:rPr>
-                          <m:sty m:val="p"/>
-                        </m:rPr>
-                        <w:rPr>
-                          <w:rFonts w:ascii="Cambria Math" w:hAnsi="Cambria Math"/>
-                          <w:color w:val="000000" w:themeColor="text1"/>
-                        </w:rPr>
-                        <m:t>α</m:t>
-                      </m:r>
-                    </m:e>
-                    <m:sub>
-                      <m:r>
-                        <w:rPr>
-                          <w:rFonts w:ascii="Cambria Math" w:hAnsi="Cambria Math"/>
-                          <w:color w:val="000000" w:themeColor="text1"/>
-                          <w:lang w:val="en-US"/>
-                        </w:rPr>
-                        <m:t>i</m:t>
-                      </m:r>
-                    </m:sub>
-                  </m:sSub>
-                  <m:r>
-                    <w:rPr>
-                      <w:rFonts w:ascii="Cambria Math" w:hAnsi="Cambria Math"/>
-                      <w:color w:val="000000" w:themeColor="text1"/>
-                    </w:rPr>
-                    <m:t>-≺</m:t>
-                  </m:r>
-                  <m:r>
-                    <m:rPr>
-                      <m:sty m:val="p"/>
-                    </m:rPr>
-                    <w:rPr>
-                      <w:rFonts w:ascii="Cambria Math" w:hAnsi="Cambria Math"/>
-                      <w:color w:val="000000" w:themeColor="text1"/>
-                    </w:rPr>
-                    <m:t>α</m:t>
-                  </m:r>
-                  <m:sSub>
-                    <m:sSubPr>
-                      <m:ctrlPr>
-                        <w:rPr>
-                          <w:rFonts w:ascii="Cambria Math" w:hAnsi="Cambria Math"/>
-                          <w:i/>
-                          <w:color w:val="000000" w:themeColor="text1"/>
-                          <w:lang w:val="en-US"/>
-                        </w:rPr>
-                      </m:ctrlPr>
-                    </m:sSubPr>
-                    <m:e>
-                      <m:r>
-                        <w:rPr>
-                          <w:rFonts w:ascii="Cambria Math" w:hAnsi="Cambria Math"/>
-                          <w:color w:val="000000" w:themeColor="text1"/>
-                          <w:lang w:val="ru-RU"/>
-                        </w:rPr>
-                        <m:t>&gt;</m:t>
-                      </m:r>
-                    </m:e>
-                    <m:sub>
-                      <m:r>
-                        <w:rPr>
-                          <w:rFonts w:ascii="Cambria Math" w:hAnsi="Cambria Math"/>
-                          <w:color w:val="000000" w:themeColor="text1"/>
-                          <w:lang w:val="en-US"/>
-                        </w:rPr>
-                        <m:t>N</m:t>
-                      </m:r>
-                    </m:sub>
-                  </m:sSub>
-                  <m:ctrlPr>
-                    <w:rPr>
-                      <w:rFonts w:ascii="Cambria Math" w:hAnsi="Cambria Math"/>
-                      <w:i/>
-                      <w:color w:val="000000" w:themeColor="text1"/>
-                      <w:lang w:val="en-US"/>
-                    </w:rPr>
-                  </m:ctrlPr>
-                </m:e>
-              </m:d>
-            </m:e>
-            <m:sup>
-              <m:r>
-                <w:rPr>
-                  <w:rFonts w:ascii="Cambria Math" w:hAnsi="Cambria Math"/>
-                  <w:color w:val="000000" w:themeColor="text1"/>
-                  <w:lang w:val="en-US"/>
-                </w:rPr>
-                <m:t>2</m:t>
-              </m:r>
-            </m:sup>
-          </m:sSup>
           <m:r>
+            <m:rPr>
+              <m:sty m:val="p"/>
+            </m:rPr>
             <w:rPr>
               <w:rFonts w:ascii="Cambria Math" w:hAnsi="Cambria Math"/>
               <w:color w:val="000000" w:themeColor="text1"/>
-              <w:lang w:val="en-US"/>
             </w:rPr>
-            <m:t xml:space="preserve"> =</m:t>
-          </m:r>
-          <m:sSup>
-            <m:sSupPr>
-              <m:ctrlPr>
-                <w:rPr>
-                  <w:rFonts w:ascii="Cambria Math" w:hAnsi="Cambria Math"/>
-                  <w:i/>
-                  <w:color w:val="000000" w:themeColor="text1"/>
-                  <w:lang w:val="en-US"/>
-                </w:rPr>
-              </m:ctrlPr>
-            </m:sSupPr>
-            <m:e>
-              <m:d>
-                <m:dPr>
-                  <m:ctrlPr>
-                    <w:rPr>
-                      <w:rFonts w:ascii="Cambria Math" w:hAnsi="Cambria Math"/>
-                      <w:i/>
-                      <w:color w:val="000000" w:themeColor="text1"/>
-                      <w:lang w:val="en-US"/>
-                    </w:rPr>
-                  </m:ctrlPr>
-                </m:dPr>
-                <m:e>
-                  <m:r>
-                    <w:rPr>
-                      <w:rFonts w:ascii="Cambria Math" w:hAnsi="Cambria Math"/>
-                      <w:color w:val="000000" w:themeColor="text1"/>
-                      <w:lang w:val="en-US"/>
-                    </w:rPr>
-                    <m:t>16.</m:t>
-                  </m:r>
-                  <m:d>
-                    <m:dPr>
-                      <m:ctrlPr>
-                        <w:rPr>
-                          <w:rFonts w:ascii="Cambria Math" w:hAnsi="Cambria Math"/>
-                          <w:i/>
-                          <w:color w:val="000000" w:themeColor="text1"/>
-                          <w:lang w:val="en-US"/>
-                        </w:rPr>
-                      </m:ctrlPr>
-                    </m:dPr>
-                    <m:e>
-                      <m:r>
-                        <w:rPr>
-                          <w:rFonts w:ascii="Cambria Math" w:hAnsi="Cambria Math"/>
-                          <w:color w:val="000000" w:themeColor="text1"/>
-                          <w:lang w:val="en-US"/>
-                        </w:rPr>
-                        <m:t>45</m:t>
-                      </m:r>
-                    </m:e>
-                  </m:d>
-                </m:e>
-              </m:d>
-            </m:e>
-            <m:sup>
-              <m:r>
-                <w:rPr>
-                  <w:rFonts w:ascii="Cambria Math" w:hAnsi="Cambria Math"/>
-                  <w:color w:val="000000" w:themeColor="text1"/>
-                  <w:lang w:val="en-US"/>
-                </w:rPr>
-                <m:t>2</m:t>
-              </m:r>
-            </m:sup>
-          </m:sSup>
-          <m:r>
-            <w:rPr>
-              <w:rFonts w:ascii="Cambria Math" w:hAnsi="Cambria Math"/>
-              <w:color w:val="000000" w:themeColor="text1"/>
-              <w:lang w:val="en-US"/>
-            </w:rPr>
-            <m:t>=270.75</m:t>
+            <m:t>°</m:t>
           </m:r>
         </m:oMath>
       </m:oMathPara>
@@ -9899,43 +9517,291 @@
         <w:spacing w:before="160"/>
         <w:rPr>
           <w:color w:val="000000" w:themeColor="text1"/>
-          <w:lang w:val="ru-RU"/>
-        </w:rPr>
-      </w:pPr>
-      <w:r>
-        <w:rPr>
-          <w:color w:val="000000" w:themeColor="text1"/>
-          <w:lang w:val="ru-RU"/>
-        </w:rPr>
-        <w:t>Расчет значений внизу таблицы:</w:t>
+        </w:rPr>
+      </w:pPr>
+      <w:r>
+        <w:rPr>
+          <w:color w:val="000000" w:themeColor="text1"/>
+        </w:rPr>
+        <w:t>Третий столбец является квадратом разности конкретного значения и среднего значения</w:t>
+      </w:r>
+      <w:r>
+        <w:rPr>
+          <w:color w:val="000000" w:themeColor="text1"/>
+        </w:rPr>
+        <w:t>.</w:t>
       </w:r>
     </w:p>
     <w:p>
       <w:pPr>
         <w:spacing w:before="160"/>
+        <w:jc w:val="center"/>
         <w:rPr>
           <w:color w:val="000000" w:themeColor="text1"/>
           <w:lang w:val="en-US"/>
         </w:rPr>
       </w:pPr>
-      <w:r>
-        <w:rPr>
-          <w:color w:val="000000" w:themeColor="text1"/>
-          <w:lang w:val="ru-RU"/>
+      <m:oMath>
+        <m:sSup>
+          <m:sSupPr>
+            <m:ctrlPr>
+              <w:rPr>
+                <w:rFonts w:ascii="Cambria Math" w:hAnsi="Cambria Math"/>
+                <w:i/>
+                <w:color w:val="000000" w:themeColor="text1"/>
+                <w:lang w:val="en-US"/>
+              </w:rPr>
+            </m:ctrlPr>
+          </m:sSupPr>
+          <m:e>
+            <m:d>
+              <m:dPr>
+                <m:ctrlPr>
+                  <w:rPr>
+                    <w:rFonts w:ascii="Cambria Math" w:hAnsi="Cambria Math"/>
+                    <w:i/>
+                    <w:color w:val="000000" w:themeColor="text1"/>
+                  </w:rPr>
+                </m:ctrlPr>
+              </m:dPr>
+              <m:e>
+                <m:sSub>
+                  <m:sSubPr>
+                    <m:ctrlPr>
+                      <w:rPr>
+                        <w:rFonts w:ascii="Cambria Math" w:hAnsi="Cambria Math"/>
+                        <w:color w:val="000000" w:themeColor="text1"/>
+                      </w:rPr>
+                    </m:ctrlPr>
+                  </m:sSubPr>
+                  <m:e>
+                    <m:r>
+                      <m:rPr>
+                        <m:sty m:val="p"/>
+                      </m:rPr>
+                      <w:rPr>
+                        <w:rFonts w:ascii="Cambria Math" w:hAnsi="Cambria Math"/>
+                        <w:color w:val="000000" w:themeColor="text1"/>
+                      </w:rPr>
+                      <m:t>α</m:t>
+                    </m:r>
+                  </m:e>
+                  <m:sub>
+                    <m:r>
+                      <w:rPr>
+                        <w:rFonts w:ascii="Cambria Math" w:hAnsi="Cambria Math"/>
+                        <w:color w:val="000000" w:themeColor="text1"/>
+                        <w:lang w:val="en-US"/>
+                      </w:rPr>
+                      <m:t>i</m:t>
+                    </m:r>
+                  </m:sub>
+                </m:sSub>
+                <m:r>
+                  <w:rPr>
+                    <w:rFonts w:ascii="Cambria Math" w:hAnsi="Cambria Math"/>
+                    <w:color w:val="000000" w:themeColor="text1"/>
+                  </w:rPr>
+                  <m:t>-≺</m:t>
+                </m:r>
+                <m:r>
+                  <m:rPr>
+                    <m:sty m:val="p"/>
+                  </m:rPr>
+                  <w:rPr>
+                    <w:rFonts w:ascii="Cambria Math" w:hAnsi="Cambria Math"/>
+                    <w:color w:val="000000" w:themeColor="text1"/>
+                  </w:rPr>
+                  <m:t>α</m:t>
+                </m:r>
+                <m:sSub>
+                  <m:sSubPr>
+                    <m:ctrlPr>
+                      <w:rPr>
+                        <w:rFonts w:ascii="Cambria Math" w:hAnsi="Cambria Math"/>
+                        <w:i/>
+                        <w:color w:val="000000" w:themeColor="text1"/>
+                        <w:lang w:val="en-US"/>
+                      </w:rPr>
+                    </m:ctrlPr>
+                  </m:sSubPr>
+                  <m:e>
+                    <m:r>
+                      <w:rPr>
+                        <w:rFonts w:ascii="Cambria Math" w:hAnsi="Cambria Math"/>
+                        <w:color w:val="000000" w:themeColor="text1"/>
+                      </w:rPr>
+                      <m:t>&gt;</m:t>
+                    </m:r>
+                  </m:e>
+                  <m:sub>
+                    <m:r>
+                      <w:rPr>
+                        <w:rFonts w:ascii="Cambria Math" w:hAnsi="Cambria Math"/>
+                        <w:color w:val="000000" w:themeColor="text1"/>
+                        <w:lang w:val="en-US"/>
+                      </w:rPr>
+                      <m:t>N</m:t>
+                    </m:r>
+                  </m:sub>
+                </m:sSub>
+                <m:ctrlPr>
+                  <w:rPr>
+                    <w:rFonts w:ascii="Cambria Math" w:hAnsi="Cambria Math"/>
+                    <w:i/>
+                    <w:color w:val="000000" w:themeColor="text1"/>
+                    <w:lang w:val="en-US"/>
+                  </w:rPr>
+                </m:ctrlPr>
+              </m:e>
+            </m:d>
+          </m:e>
+          <m:sup>
+            <m:r>
+              <w:rPr>
+                <w:rFonts w:ascii="Cambria Math" w:hAnsi="Cambria Math"/>
+                <w:color w:val="000000" w:themeColor="text1"/>
+                <w:lang w:val="en-US"/>
+              </w:rPr>
+              <m:t>2</m:t>
+            </m:r>
+          </m:sup>
+        </m:sSup>
+        <m:r>
+          <w:rPr>
+            <w:rFonts w:ascii="Cambria Math" w:hAnsi="Cambria Math"/>
+            <w:color w:val="000000" w:themeColor="text1"/>
+            <w:lang w:val="en-US"/>
+          </w:rPr>
+          <m:t xml:space="preserve"> =</m:t>
+        </m:r>
+        <m:sSup>
+          <m:sSupPr>
+            <m:ctrlPr>
+              <w:rPr>
+                <w:rFonts w:ascii="Cambria Math" w:hAnsi="Cambria Math"/>
+                <w:i/>
+                <w:color w:val="000000" w:themeColor="text1"/>
+                <w:lang w:val="en-US"/>
+              </w:rPr>
+            </m:ctrlPr>
+          </m:sSupPr>
+          <m:e>
+            <m:d>
+              <m:dPr>
+                <m:ctrlPr>
+                  <w:rPr>
+                    <w:rFonts w:ascii="Cambria Math" w:hAnsi="Cambria Math"/>
+                    <w:i/>
+                    <w:color w:val="000000" w:themeColor="text1"/>
+                    <w:lang w:val="en-US"/>
+                  </w:rPr>
+                </m:ctrlPr>
+              </m:dPr>
+              <m:e>
+                <m:r>
+                  <w:rPr>
+                    <w:rFonts w:ascii="Cambria Math" w:hAnsi="Cambria Math"/>
+                    <w:color w:val="000000" w:themeColor="text1"/>
+                    <w:lang w:val="en-US"/>
+                  </w:rPr>
+                  <m:t>16.</m:t>
+                </m:r>
+                <m:d>
+                  <m:dPr>
+                    <m:ctrlPr>
+                      <w:rPr>
+                        <w:rFonts w:ascii="Cambria Math" w:hAnsi="Cambria Math"/>
+                        <w:i/>
+                        <w:color w:val="000000" w:themeColor="text1"/>
+                        <w:lang w:val="en-US"/>
+                      </w:rPr>
+                    </m:ctrlPr>
+                  </m:dPr>
+                  <m:e>
+                    <m:r>
+                      <w:rPr>
+                        <w:rFonts w:ascii="Cambria Math" w:hAnsi="Cambria Math"/>
+                        <w:color w:val="000000" w:themeColor="text1"/>
+                        <w:lang w:val="en-US"/>
+                      </w:rPr>
+                      <m:t>45</m:t>
+                    </m:r>
+                  </m:e>
+                </m:d>
+              </m:e>
+            </m:d>
+          </m:e>
+          <m:sup>
+            <m:r>
+              <w:rPr>
+                <w:rFonts w:ascii="Cambria Math" w:hAnsi="Cambria Math"/>
+                <w:color w:val="000000" w:themeColor="text1"/>
+                <w:lang w:val="en-US"/>
+              </w:rPr>
+              <m:t>2</m:t>
+            </m:r>
+          </m:sup>
+        </m:sSup>
+        <m:r>
+          <w:rPr>
+            <w:rFonts w:ascii="Cambria Math" w:hAnsi="Cambria Math"/>
+            <w:color w:val="000000" w:themeColor="text1"/>
+            <w:lang w:val="en-US"/>
+          </w:rPr>
+          <m:t>=270.75</m:t>
+        </m:r>
+      </m:oMath>
+      <w:r>
+        <w:rPr>
+          <w:color w:val="000000" w:themeColor="text1"/>
+        </w:rPr>
+        <w:t>°</w:t>
+      </w:r>
+      <w:r>
+        <w:rPr>
+          <w:color w:val="000000" w:themeColor="text1"/>
+          <w:vertAlign w:val="superscript"/>
+        </w:rPr>
+        <w:t>2</w:t>
+      </w:r>
+    </w:p>
+    <w:p>
+      <w:pPr>
+        <w:spacing w:before="160"/>
+        <w:rPr>
+          <w:color w:val="000000" w:themeColor="text1"/>
+        </w:rPr>
+      </w:pPr>
+      <w:r>
+        <w:rPr>
+          <w:color w:val="000000" w:themeColor="text1"/>
+        </w:rPr>
+        <w:t>Расчет значений внизу таблицы:</w:t>
+      </w:r>
+    </w:p>
+    <w:p>
+      <w:pPr>
+        <w:spacing w:before="160"/>
+        <w:rPr>
+          <w:color w:val="000000" w:themeColor="text1"/>
+        </w:rPr>
+      </w:pPr>
+      <w:r>
+        <w:rPr>
+          <w:color w:val="000000" w:themeColor="text1"/>
         </w:rPr>
         <w:t>Согласно формуле (1)</w:t>
       </w:r>
       <w:r>
         <w:rPr>
           <w:color w:val="000000" w:themeColor="text1"/>
-          <w:lang w:val="ru-RU"/>
         </w:rPr>
         <w:t>, среднее значение</w:t>
       </w:r>
       <w:r>
         <w:rPr>
           <w:color w:val="000000" w:themeColor="text1"/>
-          <w:lang w:val="ru-RU"/>
         </w:rPr>
         <w:t xml:space="preserve">: </w:t>
       </w:r>
@@ -9953,7 +9819,6 @@
           <w:rPr>
             <w:rFonts w:ascii="Cambria Math" w:hAnsi="Cambria Math"/>
             <w:color w:val="000000" w:themeColor="text1"/>
-            <w:lang w:val="ru-RU"/>
           </w:rPr>
           <m:t>&lt;</m:t>
         </m:r>
@@ -9983,7 +9848,6 @@
               <w:rPr>
                 <w:rFonts w:ascii="Cambria Math" w:hAnsi="Cambria Math"/>
                 <w:color w:val="000000" w:themeColor="text1"/>
-                <w:lang w:val="ru-RU"/>
               </w:rPr>
               <m:t>&gt;</m:t>
             </m:r>
@@ -10003,15 +9867,20 @@
       <w:r>
         <w:rPr>
           <w:color w:val="000000" w:themeColor="text1"/>
-          <w:lang w:val="ru-RU"/>
-        </w:rPr>
-        <w:t xml:space="preserve"> = </w:t>
-      </w:r>
-      <w:r>
-        <w:rPr>
-          <w:color w:val="000000" w:themeColor="text1"/>
-        </w:rPr>
-        <w:t>23.(54)</w:t>
+        </w:rPr>
+        <w:t xml:space="preserve"> = 23.(54)</w:t>
+      </w:r>
+      <w:r>
+        <w:rPr>
+          <w:color w:val="000000" w:themeColor="text1"/>
+        </w:rPr>
+        <w:t xml:space="preserve"> </w:t>
+      </w:r>
+      <w:r>
+        <w:rPr>
+          <w:color w:val="000000" w:themeColor="text1"/>
+        </w:rPr>
+        <w:t>°</w:t>
       </w:r>
     </w:p>
     <w:p>
@@ -10025,28 +9894,24 @@
       <w:r>
         <w:rPr>
           <w:color w:val="000000" w:themeColor="text1"/>
-          <w:lang w:val="ru-RU"/>
         </w:rPr>
         <w:t>Согласно формуле</w:t>
       </w:r>
       <w:r>
         <w:rPr>
           <w:color w:val="000000" w:themeColor="text1"/>
-          <w:lang w:val="ru-RU"/>
         </w:rPr>
         <w:t xml:space="preserve"> </w:t>
       </w:r>
       <w:r>
         <w:rPr>
           <w:color w:val="000000" w:themeColor="text1"/>
-          <w:lang w:val="ru-RU"/>
         </w:rPr>
         <w:t>(7)</w:t>
       </w:r>
       <w:r>
         <w:rPr>
           <w:color w:val="000000" w:themeColor="text1"/>
-          <w:lang w:val="ru-RU"/>
         </w:rPr>
         <w:t xml:space="preserve"> </w:t>
       </w:r>
@@ -10084,7 +9949,6 @@
         <w:jc w:val="center"/>
         <w:rPr>
           <w:color w:val="000000" w:themeColor="text1"/>
-          <w:lang w:val="ru-RU"/>
         </w:rPr>
       </w:pPr>
       <w:r>
@@ -10100,7 +9964,6 @@
           <w:rStyle w:val="mord"/>
           <w:color w:val="0F1115"/>
           <w:shd w:val="clear" w:color="auto" w:fill="FFFFFF"/>
-          <w:lang w:val="ru-RU"/>
         </w:rPr>
         <w:t xml:space="preserve"> = </w:t>
       </w:r>
@@ -10109,7 +9972,6 @@
           <w:rStyle w:val="mord"/>
           <w:color w:val="0F1115"/>
           <w:shd w:val="clear" w:color="auto" w:fill="FFFFFF"/>
-          <w:lang w:val="ru-RU"/>
         </w:rPr>
         <w:t>7*10</w:t>
       </w:r>
@@ -10119,7 +9981,6 @@
           <w:color w:val="0F1115"/>
           <w:shd w:val="clear" w:color="auto" w:fill="FFFFFF"/>
           <w:vertAlign w:val="superscript"/>
-          <w:lang w:val="ru-RU"/>
         </w:rPr>
         <w:t>-14</w:t>
       </w:r>
@@ -10130,27 +9991,23 @@
         <w:rPr>
           <w:iCs/>
           <w:color w:val="000000" w:themeColor="text1"/>
-          <w:lang w:val="ru-RU"/>
-        </w:rPr>
-      </w:pPr>
-      <w:r>
-        <w:rPr>
-          <w:color w:val="000000" w:themeColor="text1"/>
-          <w:lang w:val="ru-RU"/>
+        </w:rPr>
+      </w:pPr>
+      <w:r>
+        <w:rPr>
+          <w:color w:val="000000" w:themeColor="text1"/>
         </w:rPr>
         <w:t>Согласно формуле</w:t>
       </w:r>
       <w:r>
         <w:rPr>
           <w:color w:val="000000" w:themeColor="text1"/>
-          <w:lang w:val="ru-RU"/>
         </w:rPr>
         <w:t xml:space="preserve"> </w:t>
       </w:r>
       <w:r>
         <w:rPr>
           <w:color w:val="000000" w:themeColor="text1"/>
-          <w:lang w:val="ru-RU"/>
         </w:rPr>
         <w:t xml:space="preserve">(2) </w:t>
       </w:r>
@@ -10158,23 +10015,13 @@
         <w:rPr>
           <w:iCs/>
           <w:color w:val="000000" w:themeColor="text1"/>
-          <w:lang w:val="ru-RU"/>
-        </w:rPr>
-        <w:t>с</w:t>
+        </w:rPr>
+        <w:t>среднеквадратичное отклонение</w:t>
       </w:r>
       <w:r>
         <w:rPr>
           <w:iCs/>
           <w:color w:val="000000" w:themeColor="text1"/>
-          <w:lang w:val="ru-RU"/>
-        </w:rPr>
-        <w:t>реднеквадратичное отклонение</w:t>
-      </w:r>
-      <w:r>
-        <w:rPr>
-          <w:iCs/>
-          <w:color w:val="000000" w:themeColor="text1"/>
-          <w:lang w:val="ru-RU"/>
         </w:rPr>
         <w:t xml:space="preserve">: </w:t>
       </w:r>
@@ -10186,7 +10033,7 @@
         <w:rPr>
           <w:iCs/>
           <w:color w:val="000000" w:themeColor="text1"/>
-          <w:lang w:val="ru-RU"/>
+          <w:lang w:val="en-US"/>
         </w:rPr>
       </w:pPr>
       <m:oMath>
@@ -10235,7 +10082,6 @@
           <w:rPr>
             <w:rFonts w:ascii="Cambria Math" w:hAnsi="Cambria Math"/>
             <w:color w:val="000000" w:themeColor="text1"/>
-            <w:lang w:val="ru-RU"/>
           </w:rPr>
           <m:t>=</m:t>
         </m:r>
@@ -10272,7 +10118,6 @@
                   <w:rPr>
                     <w:rFonts w:ascii="Cambria Math" w:hAnsi="Cambria Math"/>
                     <w:color w:val="000000" w:themeColor="text1"/>
-                    <w:lang w:val="ru-RU"/>
                   </w:rPr>
                   <m:t>1</m:t>
                 </m:r>
@@ -10297,20 +10142,8 @@
                       <w:rPr>
                         <w:rFonts w:ascii="Cambria Math" w:hAnsi="Cambria Math"/>
                         <w:color w:val="000000" w:themeColor="text1"/>
-                        <w:lang w:val="ru-RU"/>
                       </w:rPr>
-                      <m:t>55</m:t>
-                    </m:r>
-                    <m:r>
-                      <m:rPr>
-                        <m:sty m:val="p"/>
-                      </m:rPr>
-                      <w:rPr>
-                        <w:rFonts w:ascii="Cambria Math" w:hAnsi="Cambria Math"/>
-                        <w:color w:val="000000" w:themeColor="text1"/>
-                        <w:lang w:val="ru-RU"/>
-                      </w:rPr>
-                      <m:t>-1</m:t>
+                      <m:t>55-1</m:t>
                     </m:r>
                   </m:e>
                 </m:d>
@@ -10347,7 +10180,6 @@
                   <w:rPr>
                     <w:rFonts w:ascii="Cambria Math" w:hAnsi="Cambria Math"/>
                     <w:color w:val="000000" w:themeColor="text1"/>
-                    <w:lang w:val="ru-RU"/>
                   </w:rPr>
                   <m:t>=1</m:t>
                 </m:r>
@@ -10434,7 +10266,6 @@
                           <w:rPr>
                             <w:rFonts w:ascii="Cambria Math" w:hAnsi="Cambria Math"/>
                             <w:color w:val="000000" w:themeColor="text1"/>
-                            <w:lang w:val="ru-RU"/>
                           </w:rPr>
                           <m:t>-</m:t>
                         </m:r>
@@ -10442,33 +10273,8 @@
                           <w:rPr>
                             <w:rFonts w:ascii="Cambria Math" w:hAnsi="Cambria Math"/>
                             <w:color w:val="000000" w:themeColor="text1"/>
-                            <w:lang w:val="ru-RU"/>
                           </w:rPr>
-                          <m:t>23.</m:t>
-                        </m:r>
-                        <m:r>
-                          <w:rPr>
-                            <w:rFonts w:ascii="Cambria Math" w:hAnsi="Cambria Math"/>
-                            <w:color w:val="000000" w:themeColor="text1"/>
-                            <w:lang w:val="ru-RU"/>
-                          </w:rPr>
-                          <m:t>(</m:t>
-                        </m:r>
-                        <m:r>
-                          <w:rPr>
-                            <w:rFonts w:ascii="Cambria Math" w:hAnsi="Cambria Math"/>
-                            <w:color w:val="000000" w:themeColor="text1"/>
-                            <w:lang w:val="ru-RU"/>
-                          </w:rPr>
-                          <m:t>54</m:t>
-                        </m:r>
-                        <m:r>
-                          <w:rPr>
-                            <w:rFonts w:ascii="Cambria Math" w:hAnsi="Cambria Math"/>
-                            <w:color w:val="000000" w:themeColor="text1"/>
-                            <w:lang w:val="ru-RU"/>
-                          </w:rPr>
-                          <m:t>)</m:t>
+                          <m:t>23.(54)</m:t>
                         </m:r>
                       </m:e>
                     </m:d>
@@ -10481,7 +10287,6 @@
                       <w:rPr>
                         <w:rFonts w:ascii="Cambria Math" w:hAnsi="Cambria Math"/>
                         <w:color w:val="000000" w:themeColor="text1"/>
-                        <w:lang w:val="ru-RU"/>
                       </w:rPr>
                       <m:t>2</m:t>
                     </m:r>
@@ -10498,7 +10303,6 @@
           <w:rPr>
             <w:rFonts w:ascii="Cambria Math" w:hAnsi="Cambria Math"/>
             <w:color w:val="000000" w:themeColor="text1"/>
-            <w:lang w:val="ru-RU"/>
           </w:rPr>
           <m:t>=</m:t>
         </m:r>
@@ -10508,7 +10312,6 @@
           <w:rFonts w:ascii="Cambria Math" w:hAnsi="Cambria Math"/>
           <w:iCs/>
           <w:color w:val="000000" w:themeColor="text1"/>
-          <w:lang w:val="ru-RU"/>
         </w:rPr>
         <w:t xml:space="preserve"> </w:t>
       </w:r>
@@ -10528,19 +10331,25 @@
         </w:rPr>
         <w:t>.3</w:t>
       </w:r>
+      <w:r>
+        <w:rPr>
+          <w:color w:val="000000" w:themeColor="text1"/>
+        </w:rPr>
+        <w:t>°</w:t>
+      </w:r>
     </w:p>
     <w:p>
       <w:pPr>
         <w:spacing w:before="160"/>
         <w:rPr>
           <w:color w:val="000000" w:themeColor="text1"/>
-          <w:lang w:val="ru-RU"/>
-        </w:rPr>
-      </w:pPr>
-      <w:r>
-        <w:rPr>
-          <w:color w:val="000000" w:themeColor="text1"/>
-          <w:lang w:val="ru-RU"/>
+          <w:u w:val="words"/>
+          <w:lang w:val="en-US"/>
+        </w:rPr>
+      </w:pPr>
+      <w:r>
+        <w:rPr>
+          <w:color w:val="000000" w:themeColor="text1"/>
         </w:rPr>
         <w:t xml:space="preserve">Согласно формуле (4) </w:t>
       </w:r>
@@ -10548,167 +10357,164 @@
     <w:p>
       <w:pPr>
         <w:spacing w:before="160"/>
+        <w:jc w:val="center"/>
         <w:rPr>
           <w:i/>
           <w:color w:val="000000" w:themeColor="text1"/>
-          <w:lang w:val="en-US"/>
-        </w:rPr>
-      </w:pPr>
-      <m:oMathPara>
-        <m:oMath>
-          <m:sSub>
-            <m:sSubPr>
-              <m:ctrlPr>
-                <w:rPr>
-                  <w:rFonts w:ascii="Cambria Math" w:hAnsi="Cambria Math"/>
-                  <w:i/>
-                  <w:color w:val="000000" w:themeColor="text1"/>
-                  <w:lang w:val="en-US"/>
-                </w:rPr>
-              </m:ctrlPr>
-            </m:sSubPr>
-            <m:e>
-              <m:r>
-                <w:rPr>
-                  <w:rFonts w:ascii="Cambria Math" w:hAnsi="Cambria Math"/>
-                  <w:color w:val="000000" w:themeColor="text1"/>
-                  <w:lang w:val="en-US"/>
-                </w:rPr>
-                <m:t>ρ</m:t>
-              </m:r>
-            </m:e>
-            <m:sub>
-              <m:r>
-                <m:rPr>
-                  <m:nor/>
-                </m:rPr>
-                <w:rPr>
-                  <w:rFonts w:ascii="Cambria Math" w:hAnsi="Cambria Math"/>
-                  <w:color w:val="000000" w:themeColor="text1"/>
-                  <w:lang w:val="en-US"/>
-                </w:rPr>
-                <m:t>max</m:t>
-              </m:r>
-            </m:sub>
-          </m:sSub>
-          <m:r>
-            <w:rPr>
-              <w:rFonts w:ascii="Cambria Math" w:hAnsi="Cambria Math"/>
-              <w:color w:val="000000" w:themeColor="text1"/>
-              <w:lang w:val="ru-RU"/>
-            </w:rPr>
-            <m:t>=</m:t>
-          </m:r>
-          <m:f>
-            <m:fPr>
-              <m:ctrlPr>
-                <w:rPr>
-                  <w:rFonts w:ascii="Cambria Math" w:hAnsi="Cambria Math"/>
-                  <w:color w:val="000000" w:themeColor="text1"/>
-                  <w:lang w:val="en-US"/>
-                </w:rPr>
-              </m:ctrlPr>
-            </m:fPr>
-            <m:num>
-              <m:r>
-                <w:rPr>
-                  <w:rFonts w:ascii="Cambria Math" w:hAnsi="Cambria Math"/>
-                  <w:color w:val="000000" w:themeColor="text1"/>
-                  <w:lang w:val="ru-RU"/>
-                </w:rPr>
-                <m:t>1</m:t>
-              </m:r>
-              <m:ctrlPr>
-                <w:rPr>
-                  <w:rFonts w:ascii="Cambria Math" w:hAnsi="Cambria Math"/>
-                  <w:i/>
-                  <w:color w:val="000000" w:themeColor="text1"/>
-                  <w:lang w:val="en-US"/>
-                </w:rPr>
-              </m:ctrlPr>
-            </m:num>
-            <m:den>
-              <m:r>
-                <w:rPr>
-                  <w:rFonts w:ascii="Cambria Math" w:hAnsi="Cambria Math"/>
-                  <w:color w:val="000000" w:themeColor="text1"/>
-                  <w:lang w:val="en-US"/>
-                </w:rPr>
-                <m:t>12.3</m:t>
-              </m:r>
-              <m:rad>
-                <m:radPr>
-                  <m:degHide m:val="1"/>
-                  <m:ctrlPr>
-                    <w:rPr>
-                      <w:rFonts w:ascii="Cambria Math" w:hAnsi="Cambria Math"/>
-                      <w:color w:val="000000" w:themeColor="text1"/>
-                      <w:lang w:val="en-US"/>
-                    </w:rPr>
-                  </m:ctrlPr>
-                </m:radPr>
-                <m:deg>
-                  <m:ctrlPr>
-                    <w:rPr>
-                      <w:rFonts w:ascii="Cambria Math" w:hAnsi="Cambria Math"/>
-                      <w:i/>
-                      <w:color w:val="000000" w:themeColor="text1"/>
-                      <w:lang w:val="en-US"/>
-                    </w:rPr>
-                  </m:ctrlPr>
-                </m:deg>
-                <m:e>
-                  <m:r>
-                    <w:rPr>
-                      <w:rFonts w:ascii="Cambria Math" w:hAnsi="Cambria Math"/>
-                      <w:color w:val="000000" w:themeColor="text1"/>
-                      <w:lang w:val="ru-RU"/>
-                    </w:rPr>
-                    <m:t>2</m:t>
-                  </m:r>
-                  <m:r>
-                    <w:rPr>
-                      <w:rFonts w:ascii="Cambria Math" w:hAnsi="Cambria Math"/>
-                      <w:color w:val="000000" w:themeColor="text1"/>
-                      <w:lang w:val="en-US"/>
-                    </w:rPr>
-                    <m:t>π</m:t>
-                  </m:r>
-                </m:e>
-              </m:rad>
-              <m:ctrlPr>
-                <w:rPr>
-                  <w:rFonts w:ascii="Cambria Math" w:hAnsi="Cambria Math"/>
-                  <w:i/>
-                  <w:color w:val="000000" w:themeColor="text1"/>
-                  <w:lang w:val="en-US"/>
-                </w:rPr>
-              </m:ctrlPr>
-            </m:den>
-          </m:f>
-          <m:r>
-            <w:rPr>
-              <w:rFonts w:ascii="Cambria Math" w:hAnsi="Cambria Math"/>
-              <w:color w:val="000000" w:themeColor="text1"/>
-              <w:lang w:val="en-US"/>
-            </w:rPr>
-            <m:t>=0.0324</m:t>
-          </m:r>
-        </m:oMath>
-      </m:oMathPara>
+        </w:rPr>
+      </w:pPr>
+      <m:oMath>
+        <m:sSub>
+          <m:sSubPr>
+            <m:ctrlPr>
+              <w:rPr>
+                <w:rFonts w:ascii="Cambria Math" w:hAnsi="Cambria Math"/>
+                <w:i/>
+                <w:color w:val="000000" w:themeColor="text1"/>
+                <w:lang w:val="en-US"/>
+              </w:rPr>
+            </m:ctrlPr>
+          </m:sSubPr>
+          <m:e>
+            <m:r>
+              <w:rPr>
+                <w:rFonts w:ascii="Cambria Math" w:hAnsi="Cambria Math"/>
+                <w:color w:val="000000" w:themeColor="text1"/>
+                <w:lang w:val="en-US"/>
+              </w:rPr>
+              <m:t>ρ</m:t>
+            </m:r>
+          </m:e>
+          <m:sub>
+            <m:r>
+              <m:rPr>
+                <m:nor/>
+              </m:rPr>
+              <w:rPr>
+                <w:rFonts w:ascii="Cambria Math" w:hAnsi="Cambria Math"/>
+                <w:color w:val="000000" w:themeColor="text1"/>
+                <w:lang w:val="en-US"/>
+              </w:rPr>
+              <m:t>max</m:t>
+            </m:r>
+          </m:sub>
+        </m:sSub>
+        <m:r>
+          <w:rPr>
+            <w:rFonts w:ascii="Cambria Math" w:hAnsi="Cambria Math"/>
+            <w:color w:val="000000" w:themeColor="text1"/>
+          </w:rPr>
+          <m:t>=</m:t>
+        </m:r>
+        <m:f>
+          <m:fPr>
+            <m:ctrlPr>
+              <w:rPr>
+                <w:rFonts w:ascii="Cambria Math" w:hAnsi="Cambria Math"/>
+                <w:color w:val="000000" w:themeColor="text1"/>
+                <w:lang w:val="en-US"/>
+              </w:rPr>
+            </m:ctrlPr>
+          </m:fPr>
+          <m:num>
+            <m:r>
+              <w:rPr>
+                <w:rFonts w:ascii="Cambria Math" w:hAnsi="Cambria Math"/>
+                <w:color w:val="000000" w:themeColor="text1"/>
+              </w:rPr>
+              <m:t>1</m:t>
+            </m:r>
+            <m:ctrlPr>
+              <w:rPr>
+                <w:rFonts w:ascii="Cambria Math" w:hAnsi="Cambria Math"/>
+                <w:i/>
+                <w:color w:val="000000" w:themeColor="text1"/>
+                <w:lang w:val="en-US"/>
+              </w:rPr>
+            </m:ctrlPr>
+          </m:num>
+          <m:den>
+            <m:r>
+              <w:rPr>
+                <w:rFonts w:ascii="Cambria Math" w:hAnsi="Cambria Math"/>
+                <w:color w:val="000000" w:themeColor="text1"/>
+              </w:rPr>
+              <m:t>12.3</m:t>
+            </m:r>
+            <m:rad>
+              <m:radPr>
+                <m:degHide m:val="1"/>
+                <m:ctrlPr>
+                  <w:rPr>
+                    <w:rFonts w:ascii="Cambria Math" w:hAnsi="Cambria Math"/>
+                    <w:color w:val="000000" w:themeColor="text1"/>
+                    <w:lang w:val="en-US"/>
+                  </w:rPr>
+                </m:ctrlPr>
+              </m:radPr>
+              <m:deg>
+                <m:ctrlPr>
+                  <w:rPr>
+                    <w:rFonts w:ascii="Cambria Math" w:hAnsi="Cambria Math"/>
+                    <w:i/>
+                    <w:color w:val="000000" w:themeColor="text1"/>
+                    <w:lang w:val="en-US"/>
+                  </w:rPr>
+                </m:ctrlPr>
+              </m:deg>
+              <m:e>
+                <m:r>
+                  <w:rPr>
+                    <w:rFonts w:ascii="Cambria Math" w:hAnsi="Cambria Math"/>
+                    <w:color w:val="000000" w:themeColor="text1"/>
+                  </w:rPr>
+                  <m:t>2</m:t>
+                </m:r>
+                <m:r>
+                  <w:rPr>
+                    <w:rFonts w:ascii="Cambria Math" w:hAnsi="Cambria Math"/>
+                    <w:color w:val="000000" w:themeColor="text1"/>
+                    <w:lang w:val="en-US"/>
+                  </w:rPr>
+                  <m:t>π</m:t>
+                </m:r>
+              </m:e>
+            </m:rad>
+            <m:ctrlPr>
+              <w:rPr>
+                <w:rFonts w:ascii="Cambria Math" w:hAnsi="Cambria Math"/>
+                <w:i/>
+                <w:color w:val="000000" w:themeColor="text1"/>
+                <w:lang w:val="en-US"/>
+              </w:rPr>
+            </m:ctrlPr>
+          </m:den>
+        </m:f>
+        <m:r>
+          <w:rPr>
+            <w:rFonts w:ascii="Cambria Math" w:hAnsi="Cambria Math"/>
+            <w:color w:val="000000" w:themeColor="text1"/>
+          </w:rPr>
+          <m:t>=0.0324</m:t>
+        </m:r>
+      </m:oMath>
+      <w:r>
+        <w:rPr>
+          <w:color w:val="000000" w:themeColor="text1"/>
+        </w:rPr>
+        <w:t>°</w:t>
+      </w:r>
     </w:p>
     <w:p>
       <w:pPr>
         <w:spacing w:before="160"/>
         <w:rPr>
           <w:color w:val="000000" w:themeColor="text1"/>
-          <w:lang w:val="ru-RU"/>
-        </w:rPr>
-      </w:pPr>
-      <w:r>
-        <w:rPr>
-          <w:color w:val="000000" w:themeColor="text1"/>
-          <w:lang w:val="ru-RU"/>
+        </w:rPr>
+      </w:pPr>
+      <w:r>
+        <w:rPr>
+          <w:color w:val="000000" w:themeColor="text1"/>
         </w:rPr>
         <w:t xml:space="preserve">Для построения гистограммы определим минимальный и максимальный угол </w:t>
       </w:r>
@@ -10721,7 +10527,6 @@
       <w:r>
         <w:rPr>
           <w:color w:val="000000" w:themeColor="text1"/>
-          <w:lang w:val="ru-RU"/>
         </w:rPr>
         <w:t>:</w:t>
       </w:r>
@@ -10732,7 +10537,6 @@
         <w:rPr>
           <w:color w:val="000000" w:themeColor="text1"/>
           <w:vertAlign w:val="subscript"/>
-          <w:lang w:val="ru-RU"/>
         </w:rPr>
       </w:pPr>
       <w:r>
@@ -10753,16 +10557,20 @@
         <w:rPr>
           <w:color w:val="000000" w:themeColor="text1"/>
           <w:vertAlign w:val="subscript"/>
-          <w:lang w:val="ru-RU"/>
         </w:rPr>
         <w:t xml:space="preserve"> </w:t>
       </w:r>
       <w:r>
         <w:rPr>
           <w:color w:val="000000" w:themeColor="text1"/>
-          <w:lang w:val="ru-RU"/>
         </w:rPr>
         <w:t>= 3</w:t>
+      </w:r>
+      <w:r>
+        <w:rPr>
+          <w:color w:val="000000" w:themeColor="text1"/>
+        </w:rPr>
+        <w:t>°</w:t>
       </w:r>
     </w:p>
     <w:p>
@@ -10770,7 +10578,6 @@
         <w:spacing w:before="160"/>
         <w:rPr>
           <w:color w:val="000000" w:themeColor="text1"/>
-          <w:lang w:val="ru-RU"/>
         </w:rPr>
       </w:pPr>
       <w:r>
@@ -10790,23 +10597,26 @@
       <w:r>
         <w:rPr>
           <w:color w:val="000000" w:themeColor="text1"/>
-          <w:lang w:val="ru-RU"/>
         </w:rPr>
         <w:t xml:space="preserve"> = </w:t>
       </w:r>
       <w:r>
         <w:rPr>
           <w:color w:val="000000" w:themeColor="text1"/>
-          <w:lang w:val="ru-RU"/>
         </w:rPr>
         <w:t>6</w:t>
       </w:r>
       <w:r>
         <w:rPr>
           <w:color w:val="000000" w:themeColor="text1"/>
-          <w:lang w:val="ru-RU"/>
         </w:rPr>
         <w:t>3</w:t>
+      </w:r>
+      <w:r>
+        <w:rPr>
+          <w:color w:val="000000" w:themeColor="text1"/>
+        </w:rPr>
+        <w:t>°</w:t>
       </w:r>
     </w:p>
     <w:p>
@@ -10814,7 +10624,6 @@
         <w:spacing w:before="160"/>
         <w:rPr>
           <w:color w:val="000000" w:themeColor="text1"/>
-          <w:lang w:val="ru-RU"/>
         </w:rPr>
       </w:pPr>
     </w:p>
@@ -10823,7 +10632,6 @@
         <w:spacing w:before="160"/>
         <w:rPr>
           <w:color w:val="000000" w:themeColor="text1"/>
-          <w:lang w:val="ru-RU"/>
         </w:rPr>
       </w:pPr>
       <w:r>
@@ -10851,27 +10659,17 @@
         <w:spacing w:before="160"/>
         <w:rPr>
           <w:color w:val="000000" w:themeColor="text1"/>
-          <w:lang w:val="ru-RU"/>
-        </w:rPr>
-      </w:pPr>
-      <w:r>
-        <w:rPr>
-          <w:color w:val="000000" w:themeColor="text1"/>
-          <w:lang w:val="ru-RU"/>
-        </w:rPr>
-        <w:t xml:space="preserve">Для построения гистограммы определим </w:t>
-      </w:r>
-      <w:r>
-        <w:rPr>
-          <w:color w:val="000000" w:themeColor="text1"/>
-          <w:lang w:val="ru-RU"/>
-        </w:rPr>
-        <w:t>количество интервалов по правилу</w:t>
-      </w:r>
-      <w:r>
-        <w:rPr>
-          <w:color w:val="000000" w:themeColor="text1"/>
-          <w:lang w:val="ru-RU"/>
+        </w:rPr>
+      </w:pPr>
+      <w:r>
+        <w:rPr>
+          <w:color w:val="000000" w:themeColor="text1"/>
+        </w:rPr>
+        <w:t>Для построения гистограммы определим количество интервалов по правилу</w:t>
+      </w:r>
+      <w:r>
+        <w:rPr>
+          <w:color w:val="000000" w:themeColor="text1"/>
         </w:rPr>
         <w:t>:</w:t>
       </w:r>
@@ -10882,7 +10680,6 @@
         <w:rPr>
           <w:rFonts w:ascii="Aptos Narrow" w:hAnsi="Aptos Narrow"/>
           <w:color w:val="000000" w:themeColor="text1"/>
-          <w:lang w:val="ru-RU"/>
         </w:rPr>
       </w:pPr>
       <m:oMath>
@@ -10972,7 +10769,6 @@
               <w:rPr>
                 <w:rFonts w:ascii="Aptos Narrow" w:hAnsi="Aptos Narrow"/>
                 <w:color w:val="000000" w:themeColor="text1"/>
-                <w:lang w:val="ru-RU"/>
               </w:rPr>
             </w:pPr>
             <w:r>
@@ -11037,7 +10833,6 @@
               <w:rPr>
                 <w:rFonts w:ascii="Aptos Narrow" w:hAnsi="Aptos Narrow"/>
                 <w:color w:val="000000" w:themeColor="text1"/>
-                <w:lang w:val="ru-RU"/>
               </w:rPr>
             </w:pPr>
             <m:oMath>
@@ -11059,7 +10854,15 @@
                       <w:color w:val="000000" w:themeColor="text1"/>
                       <w:lang w:val="en-US"/>
                     </w:rPr>
-                    <m:t>∆N</m:t>
+                    <m:t>∆</m:t>
+                  </m:r>
+                  <m:r>
+                    <w:rPr>
+                      <w:rFonts w:ascii="Cambria Math" w:hAnsi="Cambria Math"/>
+                      <w:color w:val="000000" w:themeColor="text1"/>
+                      <w:lang w:val="en-US"/>
+                    </w:rPr>
+                    <m:t>N</m:t>
                   </m:r>
                 </m:num>
                 <m:den>
@@ -11069,7 +10872,15 @@
                       <w:color w:val="000000" w:themeColor="text1"/>
                       <w:lang w:val="en-US"/>
                     </w:rPr>
-                    <m:t>N∆</m:t>
+                    <m:t>N</m:t>
+                  </m:r>
+                  <m:r>
+                    <w:rPr>
+                      <w:rFonts w:ascii="Cambria Math" w:hAnsi="Cambria Math"/>
+                      <w:color w:val="000000" w:themeColor="text1"/>
+                      <w:lang w:val="en-US"/>
+                    </w:rPr>
+                    <m:t>∆</m:t>
                   </m:r>
                   <m:r>
                     <m:rPr>
@@ -11130,7 +10941,6 @@
             <w:r>
               <w:rPr>
                 <w:color w:val="000000" w:themeColor="text1"/>
-                <w:lang w:val="ru-RU"/>
               </w:rPr>
               <w:t xml:space="preserve"> </w:t>
             </w:r>
@@ -11141,7 +10951,6 @@
                 <w:i/>
                 <w:iCs/>
                 <w:color w:val="000000" w:themeColor="text1"/>
-                <w:lang w:val="ru-RU"/>
               </w:rPr>
               <w:t>◦</w:t>
             </w:r>
@@ -11157,7 +10966,6 @@
               <w:rPr>
                 <w:rFonts w:ascii="Aptos Narrow" w:hAnsi="Aptos Narrow"/>
                 <w:color w:val="000000" w:themeColor="text1"/>
-                <w:lang w:val="ru-RU"/>
               </w:rPr>
             </w:pPr>
             <w:r>
@@ -11181,7 +10989,6 @@
                 <w:i/>
                 <w:iCs/>
                 <w:color w:val="000000" w:themeColor="text1"/>
-                <w:lang w:val="ru-RU"/>
               </w:rPr>
               <w:t>◦</w:t>
             </w:r>
@@ -11207,16 +11014,13 @@
               <w:rPr>
                 <w:rFonts w:ascii="Aptos Narrow" w:hAnsi="Aptos Narrow"/>
                 <w:color w:val="000000" w:themeColor="text1"/>
-                <w:lang w:val="ru-RU"/>
-              </w:rPr>
-            </w:pPr>
-            <w:r>
-              <w:rPr>
-                <w:rFonts w:ascii="Aptos Narrow" w:hAnsi="Aptos Narrow"/>
-                <w:color w:val="000000" w:themeColor="text1"/>
-                <w:lang w:val="en-US"/>
-              </w:rPr>
-              <w:t>3</w:t>
+              </w:rPr>
+            </w:pPr>
+            <w:r>
+              <w:rPr>
+                <w:color w:val="000000" w:themeColor="text1"/>
+              </w:rPr>
+              <w:t>2</w:t>
             </w:r>
             <w:r>
               <w:rPr>
@@ -11246,7 +11050,7 @@
                 <w:color w:val="000000" w:themeColor="text1"/>
                 <w:lang w:val="en-US"/>
               </w:rPr>
-              <w:t>7</w:t>
+              <w:t>6</w:t>
             </w:r>
           </w:p>
         </w:tc>
@@ -11270,7 +11074,15 @@
                 <w:color w:val="000000" w:themeColor="text1"/>
                 <w:lang w:val="en-US"/>
               </w:rPr>
-              <w:t>0.0159</w:t>
+              <w:t>0.01</w:t>
+            </w:r>
+            <w:r>
+              <w:rPr>
+                <w:rFonts w:ascii="Aptos Narrow" w:hAnsi="Aptos Narrow"/>
+                <w:color w:val="000000" w:themeColor="text1"/>
+                <w:lang w:val="en-US"/>
+              </w:rPr>
+              <w:t>36</w:t>
             </w:r>
           </w:p>
         </w:tc>
@@ -11294,7 +11106,7 @@
                 <w:color w:val="000000" w:themeColor="text1"/>
                 <w:lang w:val="en-US"/>
               </w:rPr>
-              <w:t>7</w:t>
+              <w:t>6</w:t>
             </w:r>
           </w:p>
         </w:tc>
@@ -11316,7 +11128,20 @@
               <w:rPr>
                 <w:color w:val="000000" w:themeColor="text1"/>
               </w:rPr>
-              <w:t>0.01219</w:t>
+              <w:t>0.01</w:t>
+            </w:r>
+            <w:r>
+              <w:rPr>
+                <w:color w:val="000000" w:themeColor="text1"/>
+              </w:rPr>
+              <w:t>17</w:t>
+            </w:r>
+            <w:r>
+              <w:rPr>
+                <w:color w:val="000000" w:themeColor="text1"/>
+                <w:lang w:val="en-US"/>
+              </w:rPr>
+              <w:t>3</w:t>
             </w:r>
           </w:p>
         </w:tc>
@@ -11341,7 +11166,14 @@
                 <w:color w:val="000000" w:themeColor="text1"/>
                 <w:lang w:val="en-US"/>
               </w:rPr>
-              <w:t>11</w:t>
+              <w:t>1</w:t>
+            </w:r>
+            <w:r>
+              <w:rPr>
+                <w:rFonts w:ascii="Aptos Narrow" w:hAnsi="Aptos Narrow"/>
+                <w:color w:val="000000" w:themeColor="text1"/>
+              </w:rPr>
+              <w:t>0</w:t>
             </w:r>
             <w:r>
               <w:rPr>
@@ -11436,7 +11268,14 @@
                 <w:color w:val="000000" w:themeColor="text1"/>
                 <w:lang w:val="en-US"/>
               </w:rPr>
-              <w:t>11</w:t>
+              <w:t>1</w:t>
+            </w:r>
+            <w:r>
+              <w:rPr>
+                <w:rFonts w:ascii="Aptos Narrow" w:hAnsi="Aptos Narrow"/>
+                <w:color w:val="000000" w:themeColor="text1"/>
+              </w:rPr>
+              <w:t>0</w:t>
             </w:r>
             <w:r>
               <w:rPr>
@@ -11466,7 +11305,15 @@
                 <w:color w:val="000000" w:themeColor="text1"/>
                 <w:lang w:val="en-US"/>
               </w:rPr>
-              <w:t>15</w:t>
+              <w:t>1</w:t>
+            </w:r>
+            <w:r>
+              <w:rPr>
+                <w:rFonts w:ascii="Aptos Narrow" w:hAnsi="Aptos Narrow"/>
+                <w:color w:val="000000" w:themeColor="text1"/>
+                <w:lang w:val="en-US"/>
+              </w:rPr>
+              <w:t>4</w:t>
             </w:r>
           </w:p>
         </w:tc>
@@ -11490,7 +11337,15 @@
                 <w:color w:val="000000" w:themeColor="text1"/>
                 <w:lang w:val="en-US"/>
               </w:rPr>
-              <w:t>0.0340</w:t>
+              <w:t>0.0</w:t>
+            </w:r>
+            <w:r>
+              <w:rPr>
+                <w:rFonts w:ascii="Aptos Narrow" w:hAnsi="Aptos Narrow"/>
+                <w:color w:val="000000" w:themeColor="text1"/>
+                <w:lang w:val="en-US"/>
+              </w:rPr>
+              <w:t>318</w:t>
             </w:r>
           </w:p>
         </w:tc>
@@ -11514,7 +11369,15 @@
                 <w:color w:val="000000" w:themeColor="text1"/>
                 <w:lang w:val="en-US"/>
               </w:rPr>
-              <w:t>15</w:t>
+              <w:t>1</w:t>
+            </w:r>
+            <w:r>
+              <w:rPr>
+                <w:rFonts w:ascii="Aptos Narrow" w:hAnsi="Aptos Narrow"/>
+                <w:color w:val="000000" w:themeColor="text1"/>
+                <w:lang w:val="en-US"/>
+              </w:rPr>
+              <w:t>4</w:t>
             </w:r>
           </w:p>
         </w:tc>
@@ -11536,7 +11399,20 @@
               <w:rPr>
                 <w:color w:val="000000" w:themeColor="text1"/>
               </w:rPr>
-              <w:t>0.02509</w:t>
+              <w:t>0.0</w:t>
+            </w:r>
+            <w:r>
+              <w:rPr>
+                <w:color w:val="000000" w:themeColor="text1"/>
+              </w:rPr>
+              <w:t>2</w:t>
+            </w:r>
+            <w:r>
+              <w:rPr>
+                <w:color w:val="000000" w:themeColor="text1"/>
+                <w:lang w:val="en-US"/>
+              </w:rPr>
+              <w:t>400</w:t>
             </w:r>
           </w:p>
         </w:tc>
@@ -11561,7 +11437,14 @@
                 <w:color w:val="000000" w:themeColor="text1"/>
                 <w:lang w:val="en-US"/>
               </w:rPr>
-              <w:t>19</w:t>
+              <w:t>1</w:t>
+            </w:r>
+            <w:r>
+              <w:rPr>
+                <w:rFonts w:ascii="Aptos Narrow" w:hAnsi="Aptos Narrow"/>
+                <w:color w:val="000000" w:themeColor="text1"/>
+              </w:rPr>
+              <w:t>8</w:t>
             </w:r>
             <w:r>
               <w:rPr>
@@ -11656,7 +11539,14 @@
                 <w:color w:val="000000" w:themeColor="text1"/>
                 <w:lang w:val="en-US"/>
               </w:rPr>
-              <w:t>19</w:t>
+              <w:t>1</w:t>
+            </w:r>
+            <w:r>
+              <w:rPr>
+                <w:rFonts w:ascii="Aptos Narrow" w:hAnsi="Aptos Narrow"/>
+                <w:color w:val="000000" w:themeColor="text1"/>
+              </w:rPr>
+              <w:t>8</w:t>
             </w:r>
             <w:r>
               <w:rPr>
@@ -11710,7 +11600,15 @@
                 <w:color w:val="000000" w:themeColor="text1"/>
                 <w:lang w:val="en-US"/>
               </w:rPr>
-              <w:t>0.0295</w:t>
+              <w:t>0.0</w:t>
+            </w:r>
+            <w:r>
+              <w:rPr>
+                <w:rFonts w:ascii="Aptos Narrow" w:hAnsi="Aptos Narrow"/>
+                <w:color w:val="000000" w:themeColor="text1"/>
+                <w:lang w:val="en-US"/>
+              </w:rPr>
+              <w:t>295</w:t>
             </w:r>
           </w:p>
         </w:tc>
@@ -11734,7 +11632,15 @@
                 <w:color w:val="000000" w:themeColor="text1"/>
                 <w:lang w:val="en-US"/>
               </w:rPr>
-              <w:t>23</w:t>
+              <w:t>2</w:t>
+            </w:r>
+            <w:r>
+              <w:rPr>
+                <w:rFonts w:ascii="Aptos Narrow" w:hAnsi="Aptos Narrow"/>
+                <w:color w:val="000000" w:themeColor="text1"/>
+                <w:lang w:val="en-US"/>
+              </w:rPr>
+              <w:t>2</w:t>
             </w:r>
           </w:p>
         </w:tc>
@@ -11756,7 +11662,20 @@
               <w:rPr>
                 <w:color w:val="000000" w:themeColor="text1"/>
               </w:rPr>
-              <w:t>0.03313</w:t>
+              <w:t>0.03</w:t>
+            </w:r>
+            <w:r>
+              <w:rPr>
+                <w:color w:val="000000" w:themeColor="text1"/>
+              </w:rPr>
+              <w:t>21</w:t>
+            </w:r>
+            <w:r>
+              <w:rPr>
+                <w:color w:val="000000" w:themeColor="text1"/>
+                <w:lang w:val="en-US"/>
+              </w:rPr>
+              <w:t>8</w:t>
             </w:r>
           </w:p>
         </w:tc>
@@ -11781,7 +11700,14 @@
                 <w:color w:val="000000" w:themeColor="text1"/>
                 <w:lang w:val="en-US"/>
               </w:rPr>
-              <w:t>27</w:t>
+              <w:t>2</w:t>
+            </w:r>
+            <w:r>
+              <w:rPr>
+                <w:rFonts w:ascii="Aptos Narrow" w:hAnsi="Aptos Narrow"/>
+                <w:color w:val="000000" w:themeColor="text1"/>
+              </w:rPr>
+              <w:t>6</w:t>
             </w:r>
             <w:r>
               <w:rPr>
@@ -11876,8 +11802,14 @@
                 <w:color w:val="000000" w:themeColor="text1"/>
                 <w:lang w:val="en-US"/>
               </w:rPr>
-              <w:lastRenderedPageBreak/>
-              <w:t>27</w:t>
+              <w:t>2</w:t>
+            </w:r>
+            <w:r>
+              <w:rPr>
+                <w:rFonts w:ascii="Aptos Narrow" w:hAnsi="Aptos Narrow"/>
+                <w:color w:val="000000" w:themeColor="text1"/>
+              </w:rPr>
+              <w:t>6</w:t>
             </w:r>
             <w:r>
               <w:rPr>
@@ -11907,7 +11839,15 @@
                 <w:color w:val="000000" w:themeColor="text1"/>
                 <w:lang w:val="en-US"/>
               </w:rPr>
-              <w:t>13</w:t>
+              <w:t>1</w:t>
+            </w:r>
+            <w:r>
+              <w:rPr>
+                <w:rFonts w:ascii="Aptos Narrow" w:hAnsi="Aptos Narrow"/>
+                <w:color w:val="000000" w:themeColor="text1"/>
+                <w:lang w:val="en-US"/>
+              </w:rPr>
+              <w:t>5</w:t>
             </w:r>
           </w:p>
         </w:tc>
@@ -11931,7 +11871,15 @@
                 <w:color w:val="000000" w:themeColor="text1"/>
                 <w:lang w:val="en-US"/>
               </w:rPr>
-              <w:t>0.0295</w:t>
+              <w:t>0.0</w:t>
+            </w:r>
+            <w:r>
+              <w:rPr>
+                <w:rFonts w:ascii="Aptos Narrow" w:hAnsi="Aptos Narrow"/>
+                <w:color w:val="000000" w:themeColor="text1"/>
+                <w:lang w:val="en-US"/>
+              </w:rPr>
+              <w:t>340</w:t>
             </w:r>
           </w:p>
         </w:tc>
@@ -11946,7 +11894,6 @@
               <w:rPr>
                 <w:rFonts w:ascii="Aptos Narrow" w:hAnsi="Aptos Narrow"/>
                 <w:color w:val="000000" w:themeColor="text1"/>
-                <w:lang w:val="ru-RU"/>
               </w:rPr>
             </w:pPr>
             <w:r>
@@ -11955,7 +11902,15 @@
                 <w:color w:val="000000" w:themeColor="text1"/>
                 <w:lang w:val="en-US"/>
               </w:rPr>
-              <w:t>31</w:t>
+              <w:t>3</w:t>
+            </w:r>
+            <w:r>
+              <w:rPr>
+                <w:rFonts w:ascii="Aptos Narrow" w:hAnsi="Aptos Narrow"/>
+                <w:color w:val="000000" w:themeColor="text1"/>
+                <w:lang w:val="en-US"/>
+              </w:rPr>
+              <w:t>0</w:t>
             </w:r>
           </w:p>
         </w:tc>
@@ -11977,7 +11932,13 @@
               <w:rPr>
                 <w:color w:val="000000" w:themeColor="text1"/>
               </w:rPr>
-              <w:t>0.02804</w:t>
+              <w:t>0.02</w:t>
+            </w:r>
+            <w:r>
+              <w:rPr>
+                <w:color w:val="000000" w:themeColor="text1"/>
+              </w:rPr>
+              <w:t>826</w:t>
             </w:r>
           </w:p>
         </w:tc>
@@ -12002,7 +11963,14 @@
                 <w:color w:val="000000" w:themeColor="text1"/>
                 <w:lang w:val="en-US"/>
               </w:rPr>
-              <w:t>35</w:t>
+              <w:t>3</w:t>
+            </w:r>
+            <w:r>
+              <w:rPr>
+                <w:rFonts w:ascii="Aptos Narrow" w:hAnsi="Aptos Narrow"/>
+                <w:color w:val="000000" w:themeColor="text1"/>
+              </w:rPr>
+              <w:t>4</w:t>
             </w:r>
             <w:r>
               <w:rPr>
@@ -12097,7 +12065,15 @@
                 <w:color w:val="000000" w:themeColor="text1"/>
                 <w:lang w:val="en-US"/>
               </w:rPr>
-              <w:t>35</w:t>
+              <w:lastRenderedPageBreak/>
+              <w:t>3</w:t>
+            </w:r>
+            <w:r>
+              <w:rPr>
+                <w:rFonts w:ascii="Aptos Narrow" w:hAnsi="Aptos Narrow"/>
+                <w:color w:val="000000" w:themeColor="text1"/>
+              </w:rPr>
+              <w:t>4</w:t>
             </w:r>
             <w:r>
               <w:rPr>
@@ -12175,7 +12151,15 @@
                 <w:color w:val="000000" w:themeColor="text1"/>
                 <w:lang w:val="en-US"/>
               </w:rPr>
-              <w:t>39</w:t>
+              <w:t>3</w:t>
+            </w:r>
+            <w:r>
+              <w:rPr>
+                <w:rFonts w:ascii="Aptos Narrow" w:hAnsi="Aptos Narrow"/>
+                <w:color w:val="000000" w:themeColor="text1"/>
+                <w:lang w:val="en-US"/>
+              </w:rPr>
+              <w:t>8</w:t>
             </w:r>
           </w:p>
         </w:tc>
@@ -12197,7 +12181,20 @@
               <w:rPr>
                 <w:color w:val="000000" w:themeColor="text1"/>
               </w:rPr>
-              <w:t>0.01522</w:t>
+              <w:t>0.01</w:t>
+            </w:r>
+            <w:r>
+              <w:rPr>
+                <w:color w:val="000000" w:themeColor="text1"/>
+              </w:rPr>
+              <w:t>62</w:t>
+            </w:r>
+            <w:r>
+              <w:rPr>
+                <w:color w:val="000000" w:themeColor="text1"/>
+                <w:lang w:val="en-US"/>
+              </w:rPr>
+              <w:t>6</w:t>
             </w:r>
           </w:p>
         </w:tc>
@@ -12222,7 +12219,14 @@
                 <w:color w:val="000000" w:themeColor="text1"/>
                 <w:lang w:val="en-US"/>
               </w:rPr>
-              <w:t>43</w:t>
+              <w:t>4</w:t>
+            </w:r>
+            <w:r>
+              <w:rPr>
+                <w:rFonts w:ascii="Aptos Narrow" w:hAnsi="Aptos Narrow"/>
+                <w:color w:val="000000" w:themeColor="text1"/>
+              </w:rPr>
+              <w:t>3</w:t>
             </w:r>
             <w:r>
               <w:rPr>
@@ -12317,7 +12321,14 @@
                 <w:color w:val="000000" w:themeColor="text1"/>
                 <w:lang w:val="en-US"/>
               </w:rPr>
-              <w:t>43</w:t>
+              <w:t>4</w:t>
+            </w:r>
+            <w:r>
+              <w:rPr>
+                <w:rFonts w:ascii="Aptos Narrow" w:hAnsi="Aptos Narrow"/>
+                <w:color w:val="000000" w:themeColor="text1"/>
+              </w:rPr>
+              <w:t>3</w:t>
             </w:r>
             <w:r>
               <w:rPr>
@@ -12395,7 +12406,15 @@
                 <w:color w:val="000000" w:themeColor="text1"/>
                 <w:lang w:val="en-US"/>
               </w:rPr>
-              <w:t>47</w:t>
+              <w:t>4</w:t>
+            </w:r>
+            <w:r>
+              <w:rPr>
+                <w:rFonts w:ascii="Aptos Narrow" w:hAnsi="Aptos Narrow"/>
+                <w:color w:val="000000" w:themeColor="text1"/>
+                <w:lang w:val="en-US"/>
+              </w:rPr>
+              <w:t>6</w:t>
             </w:r>
           </w:p>
         </w:tc>
@@ -12417,7 +12436,20 @@
               <w:rPr>
                 <w:color w:val="000000" w:themeColor="text1"/>
               </w:rPr>
-              <w:t>0.00530</w:t>
+              <w:t>0.00</w:t>
+            </w:r>
+            <w:r>
+              <w:rPr>
+                <w:color w:val="000000" w:themeColor="text1"/>
+              </w:rPr>
+              <w:t>6</w:t>
+            </w:r>
+            <w:r>
+              <w:rPr>
+                <w:color w:val="000000" w:themeColor="text1"/>
+                <w:lang w:val="en-US"/>
+              </w:rPr>
+              <w:t>13</w:t>
             </w:r>
           </w:p>
         </w:tc>
@@ -12442,7 +12474,14 @@
                 <w:color w:val="000000" w:themeColor="text1"/>
                 <w:lang w:val="en-US"/>
               </w:rPr>
-              <w:t>51</w:t>
+              <w:t>5</w:t>
+            </w:r>
+            <w:r>
+              <w:rPr>
+                <w:rFonts w:ascii="Aptos Narrow" w:hAnsi="Aptos Narrow"/>
+                <w:color w:val="000000" w:themeColor="text1"/>
+              </w:rPr>
+              <w:t>0</w:t>
             </w:r>
             <w:r>
               <w:rPr>
@@ -12537,7 +12576,14 @@
                 <w:color w:val="000000" w:themeColor="text1"/>
                 <w:lang w:val="en-US"/>
               </w:rPr>
-              <w:t>51</w:t>
+              <w:t>5</w:t>
+            </w:r>
+            <w:r>
+              <w:rPr>
+                <w:rFonts w:ascii="Aptos Narrow" w:hAnsi="Aptos Narrow"/>
+                <w:color w:val="000000" w:themeColor="text1"/>
+              </w:rPr>
+              <w:t>0</w:t>
             </w:r>
             <w:r>
               <w:rPr>
@@ -12615,7 +12661,15 @@
                 <w:color w:val="000000" w:themeColor="text1"/>
                 <w:lang w:val="en-US"/>
               </w:rPr>
-              <w:t>55</w:t>
+              <w:t>5</w:t>
+            </w:r>
+            <w:r>
+              <w:rPr>
+                <w:rFonts w:ascii="Aptos Narrow" w:hAnsi="Aptos Narrow"/>
+                <w:color w:val="000000" w:themeColor="text1"/>
+                <w:lang w:val="en-US"/>
+              </w:rPr>
+              <w:t>4</w:t>
             </w:r>
           </w:p>
         </w:tc>
@@ -12637,7 +12691,19 @@
               <w:rPr>
                 <w:color w:val="000000" w:themeColor="text1"/>
               </w:rPr>
-              <w:t>0.00118</w:t>
+              <w:t>0.00</w:t>
+            </w:r>
+            <w:r>
+              <w:rPr>
+                <w:color w:val="000000" w:themeColor="text1"/>
+              </w:rPr>
+              <w:t>1</w:t>
+            </w:r>
+            <w:r>
+              <w:rPr>
+                <w:color w:val="000000" w:themeColor="text1"/>
+              </w:rPr>
+              <w:t>51</w:t>
             </w:r>
           </w:p>
         </w:tc>
@@ -12662,7 +12728,14 @@
                 <w:color w:val="000000" w:themeColor="text1"/>
                 <w:lang w:val="en-US"/>
               </w:rPr>
-              <w:t>59</w:t>
+              <w:t>5</w:t>
+            </w:r>
+            <w:r>
+              <w:rPr>
+                <w:rFonts w:ascii="Aptos Narrow" w:hAnsi="Aptos Narrow"/>
+                <w:color w:val="000000" w:themeColor="text1"/>
+              </w:rPr>
+              <w:t>8</w:t>
             </w:r>
             <w:r>
               <w:rPr>
@@ -12757,7 +12830,14 @@
                 <w:color w:val="000000" w:themeColor="text1"/>
                 <w:lang w:val="en-US"/>
               </w:rPr>
-              <w:t>59</w:t>
+              <w:t>5</w:t>
+            </w:r>
+            <w:r>
+              <w:rPr>
+                <w:rFonts w:ascii="Aptos Narrow" w:hAnsi="Aptos Narrow"/>
+                <w:color w:val="000000" w:themeColor="text1"/>
+              </w:rPr>
+              <w:t>8</w:t>
             </w:r>
             <w:r>
               <w:rPr>
@@ -12835,7 +12915,15 @@
                 <w:color w:val="000000" w:themeColor="text1"/>
                 <w:lang w:val="en-US"/>
               </w:rPr>
-              <w:t>63</w:t>
+              <w:t>6</w:t>
+            </w:r>
+            <w:r>
+              <w:rPr>
+                <w:rFonts w:ascii="Aptos Narrow" w:hAnsi="Aptos Narrow"/>
+                <w:color w:val="000000" w:themeColor="text1"/>
+                <w:lang w:val="en-US"/>
+              </w:rPr>
+              <w:t>2</w:t>
             </w:r>
           </w:p>
         </w:tc>
@@ -12857,7 +12945,13 @@
               <w:rPr>
                 <w:color w:val="000000" w:themeColor="text1"/>
               </w:rPr>
-              <w:t>0.00017</w:t>
+              <w:t>0.000</w:t>
+            </w:r>
+            <w:r>
+              <w:rPr>
+                <w:color w:val="000000" w:themeColor="text1"/>
+              </w:rPr>
+              <w:t>24</w:t>
             </w:r>
           </w:p>
         </w:tc>
@@ -12882,7 +12976,14 @@
                 <w:color w:val="000000" w:themeColor="text1"/>
                 <w:lang w:val="en-US"/>
               </w:rPr>
-              <w:t>67</w:t>
+              <w:t>6</w:t>
+            </w:r>
+            <w:r>
+              <w:rPr>
+                <w:rFonts w:ascii="Aptos Narrow" w:hAnsi="Aptos Narrow"/>
+                <w:color w:val="000000" w:themeColor="text1"/>
+              </w:rPr>
+              <w:t>6</w:t>
             </w:r>
             <w:r>
               <w:rPr>
@@ -12963,20 +13064,17 @@
         <w:spacing w:before="160"/>
         <w:rPr>
           <w:color w:val="000000" w:themeColor="text1"/>
-          <w:lang w:val="ru-RU"/>
-        </w:rPr>
-      </w:pPr>
-      <w:r>
-        <w:rPr>
-          <w:color w:val="000000" w:themeColor="text1"/>
-          <w:lang w:val="ru-RU"/>
+        </w:rPr>
+      </w:pPr>
+      <w:r>
+        <w:rPr>
+          <w:color w:val="000000" w:themeColor="text1"/>
         </w:rPr>
         <w:t>Приведу пример расчета для первого промежутка</w:t>
       </w:r>
       <w:r>
         <w:rPr>
           <w:color w:val="000000" w:themeColor="text1"/>
-          <w:lang w:val="ru-RU"/>
         </w:rPr>
         <w:t>:</w:t>
       </w:r>
@@ -12986,31 +13084,1065 @@
         <w:spacing w:before="160"/>
         <w:rPr>
           <w:color w:val="000000" w:themeColor="text1"/>
-          <w:lang w:val="ru-RU"/>
-        </w:rPr>
-      </w:pPr>
-      <w:r>
-        <w:rPr>
-          <w:color w:val="000000" w:themeColor="text1"/>
-          <w:lang w:val="ru-RU"/>
+        </w:rPr>
+      </w:pPr>
+      <w:r>
+        <w:rPr>
+          <w:color w:val="000000" w:themeColor="text1"/>
+        </w:rPr>
+        <w:t>Первый столбец</w:t>
+      </w:r>
+      <w:r>
+        <w:rPr>
+          <w:color w:val="000000" w:themeColor="text1"/>
+        </w:rPr>
+        <w:t xml:space="preserve">, </w:t>
+      </w:r>
+      <w:r>
+        <w:rPr>
+          <w:rFonts w:ascii="Aptos Narrow" w:hAnsi="Aptos Narrow"/>
+          <w:color w:val="000000" w:themeColor="text1"/>
+        </w:rPr>
+        <w:t>г</w:t>
+      </w:r>
+      <w:r>
+        <w:rPr>
+          <w:rFonts w:ascii="Aptos Narrow" w:hAnsi="Aptos Narrow"/>
+          <w:color w:val="000000" w:themeColor="text1"/>
+        </w:rPr>
+        <w:t>раницы интервалов</w:t>
+      </w:r>
+      <w:r>
+        <w:rPr>
+          <w:color w:val="000000" w:themeColor="text1"/>
+        </w:rPr>
+        <w:t xml:space="preserve"> – </w:t>
+      </w:r>
+      <w:r>
+        <w:rPr>
+          <w:color w:val="000000" w:themeColor="text1"/>
+        </w:rPr>
+        <w:t>[</w:t>
+      </w:r>
+      <w:r>
+        <w:rPr>
+          <w:color w:val="000000" w:themeColor="text1"/>
+        </w:rPr>
+        <w:t>2</w:t>
+      </w:r>
+      <w:r>
+        <w:rPr>
+          <w:color w:val="000000" w:themeColor="text1"/>
+        </w:rPr>
+        <w:t xml:space="preserve">; </w:t>
+      </w:r>
+      <w:r>
+        <w:rPr>
+          <w:color w:val="000000" w:themeColor="text1"/>
+        </w:rPr>
+        <w:t>1</w:t>
+      </w:r>
+      <w:r>
+        <w:rPr>
+          <w:color w:val="000000" w:themeColor="text1"/>
+        </w:rPr>
+        <w:t>0)</w:t>
+      </w:r>
+      <w:r>
+        <w:rPr>
+          <w:color w:val="000000" w:themeColor="text1"/>
+        </w:rPr>
+        <w:t xml:space="preserve">, они взяты так, чтобы крайнее значение (3) входило в промежуток и расстояние между ними было целым числом, приближённым к </w:t>
+      </w:r>
+      <w:r>
+        <w:rPr>
+          <w:color w:val="000000" w:themeColor="text1"/>
+          <w:lang w:val="en-US"/>
+        </w:rPr>
+        <w:t>m</w:t>
+      </w:r>
+      <w:r>
+        <w:rPr>
+          <w:color w:val="000000" w:themeColor="text1"/>
+        </w:rPr>
+        <w:t xml:space="preserve"> = 8</w:t>
+      </w:r>
+    </w:p>
+    <w:p>
+      <w:pPr>
+        <w:spacing w:before="160"/>
+        <w:rPr>
+          <w:color w:val="000000" w:themeColor="text1"/>
+        </w:rPr>
+      </w:pPr>
+    </w:p>
+    <w:p>
+      <w:pPr>
+        <w:spacing w:before="160"/>
+        <w:rPr>
+          <w:i/>
+          <w:color w:val="000000" w:themeColor="text1"/>
+        </w:rPr>
+      </w:pPr>
+      <w:r>
+        <w:rPr>
+          <w:color w:val="000000" w:themeColor="text1"/>
         </w:rPr>
         <w:t>Второй</w:t>
       </w:r>
       <w:r>
         <w:rPr>
           <w:color w:val="000000" w:themeColor="text1"/>
-          <w:lang w:val="ru-RU"/>
-        </w:rPr>
-        <w:t xml:space="preserve"> столбец - </w:t>
-      </w:r>
+        </w:rPr>
+        <w:t xml:space="preserve"> столбец </w:t>
+      </w:r>
+      <w:r>
+        <w:rPr>
+          <w:color w:val="000000" w:themeColor="text1"/>
+        </w:rPr>
+        <w:t>–</w:t>
+      </w:r>
+      <w:r>
+        <w:rPr>
+          <w:color w:val="000000" w:themeColor="text1"/>
+        </w:rPr>
+        <w:t xml:space="preserve"> </w:t>
+      </w:r>
+      <w:r>
+        <w:rPr>
+          <w:color w:val="000000" w:themeColor="text1"/>
+        </w:rPr>
+        <w:t>это</w:t>
+      </w:r>
+      <w:r>
+        <w:rPr>
+          <w:color w:val="000000" w:themeColor="text1"/>
+        </w:rPr>
+        <w:t xml:space="preserve"> </w:t>
+      </w:r>
+      <w:r>
+        <w:rPr>
+          <w:color w:val="000000" w:themeColor="text1"/>
+        </w:rPr>
+        <w:t xml:space="preserve">количество замеров в </w:t>
+      </w:r>
+      <w:r>
+        <w:rPr>
+          <w:color w:val="000000" w:themeColor="text1"/>
+        </w:rPr>
+        <w:t xml:space="preserve">данном </w:t>
+      </w:r>
+      <w:r>
+        <w:rPr>
+          <w:color w:val="000000" w:themeColor="text1"/>
+        </w:rPr>
+        <w:t>интервале</w:t>
+      </w:r>
+      <w:r>
+        <w:rPr>
+          <w:color w:val="000000" w:themeColor="text1"/>
+        </w:rPr>
+        <w:t xml:space="preserve">: </w:t>
+      </w:r>
+      <w:r>
+        <w:rPr>
+          <w:color w:val="000000" w:themeColor="text1"/>
+        </w:rPr>
+        <w:t>{3, 6, 7, 8, 9, 9}</w:t>
+      </w:r>
+      <w:r>
+        <w:rPr>
+          <w:rFonts w:ascii="Cambria Math" w:hAnsi="Cambria Math" w:cs="Cambria Math"/>
+          <w:color w:val="000000" w:themeColor="text1"/>
+        </w:rPr>
+        <w:t xml:space="preserve">∈ </w:t>
+      </w:r>
+      <w:r>
+        <w:rPr>
+          <w:color w:val="000000" w:themeColor="text1"/>
+        </w:rPr>
+        <w:t>[</w:t>
+      </w:r>
+      <w:r>
+        <w:rPr>
+          <w:color w:val="000000" w:themeColor="text1"/>
+        </w:rPr>
+        <w:t>2</w:t>
+      </w:r>
+      <w:r>
+        <w:rPr>
+          <w:color w:val="000000" w:themeColor="text1"/>
+        </w:rPr>
+        <w:t xml:space="preserve">; </w:t>
+      </w:r>
+      <w:r>
+        <w:rPr>
+          <w:color w:val="000000" w:themeColor="text1"/>
+        </w:rPr>
+        <w:t>1</w:t>
+      </w:r>
+      <w:r>
+        <w:rPr>
+          <w:color w:val="000000" w:themeColor="text1"/>
+        </w:rPr>
+        <w:t>0)</w:t>
+      </w:r>
+      <w:r>
+        <w:rPr>
+          <w:color w:val="000000" w:themeColor="text1"/>
+        </w:rPr>
+        <w:t xml:space="preserve">, значит </w:t>
+      </w:r>
+      <w:r>
+        <w:rPr>
+          <w:rFonts w:ascii="Cambria Math" w:hAnsi="Cambria Math"/>
+          <w:i/>
+          <w:color w:val="000000" w:themeColor="text1"/>
+        </w:rPr>
+        <w:br/>
+      </w:r>
+      <m:oMathPara>
+        <m:oMath>
+          <m:r>
+            <w:rPr>
+              <w:rFonts w:ascii="Cambria Math" w:hAnsi="Cambria Math"/>
+              <w:color w:val="000000" w:themeColor="text1"/>
+            </w:rPr>
+            <m:t>∆</m:t>
+          </m:r>
+          <m:r>
+            <w:rPr>
+              <w:rFonts w:ascii="Cambria Math" w:hAnsi="Cambria Math"/>
+              <w:color w:val="000000" w:themeColor="text1"/>
+              <w:lang w:val="en-US"/>
+            </w:rPr>
+            <m:t>N</m:t>
+          </m:r>
+          <m:r>
+            <w:rPr>
+              <w:rFonts w:ascii="Cambria Math" w:hAnsi="Cambria Math"/>
+              <w:color w:val="000000" w:themeColor="text1"/>
+            </w:rPr>
+            <m:t xml:space="preserve"> = 6</m:t>
+          </m:r>
+        </m:oMath>
+      </m:oMathPara>
+    </w:p>
+    <w:p>
+      <w:pPr>
+        <w:spacing w:before="160"/>
+        <w:rPr>
+          <w:color w:val="000000" w:themeColor="text1"/>
+        </w:rPr>
+      </w:pPr>
+    </w:p>
+    <w:p>
+      <w:pPr>
+        <w:spacing w:before="160"/>
+        <w:rPr>
+          <w:iCs/>
+          <w:color w:val="000000" w:themeColor="text1"/>
+        </w:rPr>
+      </w:pPr>
+      <w:r>
+        <w:rPr>
+          <w:color w:val="000000" w:themeColor="text1"/>
+        </w:rPr>
+        <w:t>Третий</w:t>
+      </w:r>
+      <w:r>
+        <w:rPr>
+          <w:color w:val="000000" w:themeColor="text1"/>
+        </w:rPr>
+        <w:t xml:space="preserve"> столбец </w:t>
+      </w:r>
+      <w:r>
+        <w:rPr>
+          <w:rFonts w:ascii="Aptos Narrow" w:hAnsi="Aptos Narrow"/>
+          <w:color w:val="000000" w:themeColor="text1"/>
+        </w:rPr>
+        <w:t>–</w:t>
+      </w:r>
+      <w:r>
+        <w:rPr>
+          <w:rFonts w:ascii="Aptos Narrow" w:hAnsi="Aptos Narrow"/>
+          <w:color w:val="000000" w:themeColor="text1"/>
+        </w:rPr>
+        <w:t xml:space="preserve"> </w:t>
+      </w:r>
+      <w:r>
+        <w:rPr>
+          <w:rFonts w:ascii="Aptos Narrow" w:hAnsi="Aptos Narrow"/>
+          <w:color w:val="000000" w:themeColor="text1"/>
+        </w:rPr>
+        <w:t xml:space="preserve">экспериментальная </w:t>
+      </w:r>
+      <w:r>
+        <w:rPr>
+          <w:iCs/>
+          <w:color w:val="000000" w:themeColor="text1"/>
+        </w:rPr>
+        <w:t>плотност</w:t>
+      </w:r>
+      <w:r>
+        <w:rPr>
+          <w:iCs/>
+          <w:color w:val="000000" w:themeColor="text1"/>
+        </w:rPr>
+        <w:t>ь</w:t>
+      </w:r>
+      <w:r>
+        <w:rPr>
+          <w:iCs/>
+          <w:color w:val="000000" w:themeColor="text1"/>
+        </w:rPr>
+        <w:t xml:space="preserve"> вероятности нормального распределения</w:t>
+      </w:r>
+      <w:r>
+        <w:rPr>
+          <w:iCs/>
+          <w:color w:val="000000" w:themeColor="text1"/>
+        </w:rPr>
+        <w:t xml:space="preserve"> в конкретной точке</w:t>
+      </w:r>
+      <w:r>
+        <w:rPr>
+          <w:iCs/>
+          <w:color w:val="000000" w:themeColor="text1"/>
+        </w:rPr>
+        <w:t xml:space="preserve">, </w:t>
+      </w:r>
+      <w:r>
+        <w:rPr>
+          <w:iCs/>
+          <w:color w:val="000000" w:themeColor="text1"/>
+        </w:rPr>
+        <w:t>согласно формуле (9)</w:t>
+      </w:r>
+      <w:r>
+        <w:rPr>
+          <w:iCs/>
+          <w:color w:val="000000" w:themeColor="text1"/>
+        </w:rPr>
+        <w:t>:</w:t>
+      </w:r>
+    </w:p>
+    <w:p>
+      <w:pPr>
+        <w:spacing w:before="160"/>
+        <w:jc w:val="center"/>
+        <w:rPr>
+          <w:iCs/>
+          <w:color w:val="000000" w:themeColor="text1"/>
+        </w:rPr>
+      </w:pPr>
       <m:oMath>
+        <m:f>
+          <m:fPr>
+            <m:ctrlPr>
+              <w:rPr>
+                <w:rFonts w:ascii="Cambria Math" w:hAnsi="Cambria Math"/>
+                <w:i/>
+                <w:color w:val="000000" w:themeColor="text1"/>
+                <w:lang w:val="en-US"/>
+              </w:rPr>
+            </m:ctrlPr>
+          </m:fPr>
+          <m:num>
+            <m:r>
+              <w:rPr>
+                <w:rFonts w:ascii="Cambria Math" w:hAnsi="Cambria Math"/>
+                <w:color w:val="000000" w:themeColor="text1"/>
+              </w:rPr>
+              <m:t>∆</m:t>
+            </m:r>
+            <m:r>
+              <w:rPr>
+                <w:rFonts w:ascii="Cambria Math" w:hAnsi="Cambria Math"/>
+                <w:color w:val="000000" w:themeColor="text1"/>
+                <w:lang w:val="en-US"/>
+              </w:rPr>
+              <m:t>N</m:t>
+            </m:r>
+          </m:num>
+          <m:den>
+            <m:r>
+              <w:rPr>
+                <w:rFonts w:ascii="Cambria Math" w:hAnsi="Cambria Math"/>
+                <w:color w:val="000000" w:themeColor="text1"/>
+                <w:lang w:val="en-US"/>
+              </w:rPr>
+              <m:t>N</m:t>
+            </m:r>
+            <m:r>
+              <w:rPr>
+                <w:rFonts w:ascii="Cambria Math" w:hAnsi="Cambria Math"/>
+                <w:color w:val="000000" w:themeColor="text1"/>
+              </w:rPr>
+              <m:t>∆</m:t>
+            </m:r>
+            <m:r>
+              <m:rPr>
+                <m:sty m:val="p"/>
+              </m:rPr>
+              <w:rPr>
+                <w:rFonts w:ascii="Cambria Math" w:hAnsi="Cambria Math"/>
+                <w:color w:val="000000" w:themeColor="text1"/>
+              </w:rPr>
+              <m:t>α</m:t>
+            </m:r>
+          </m:den>
+        </m:f>
         <m:r>
           <w:rPr>
             <w:rFonts w:ascii="Cambria Math" w:hAnsi="Cambria Math"/>
             <w:color w:val="000000" w:themeColor="text1"/>
-            <w:lang w:val="ru-RU"/>
           </w:rPr>
-          <m:t>∆</m:t>
+          <m:t xml:space="preserve">= </m:t>
+        </m:r>
+        <m:f>
+          <m:fPr>
+            <m:ctrlPr>
+              <w:rPr>
+                <w:rFonts w:ascii="Cambria Math" w:hAnsi="Cambria Math"/>
+                <w:i/>
+                <w:color w:val="000000" w:themeColor="text1"/>
+                <w:lang w:val="en-US"/>
+              </w:rPr>
+            </m:ctrlPr>
+          </m:fPr>
+          <m:num>
+            <m:r>
+              <w:rPr>
+                <w:rFonts w:ascii="Cambria Math" w:hAnsi="Cambria Math"/>
+                <w:color w:val="000000" w:themeColor="text1"/>
+              </w:rPr>
+              <m:t>6</m:t>
+            </m:r>
+          </m:num>
+          <m:den>
+            <m:r>
+              <w:rPr>
+                <w:rFonts w:ascii="Cambria Math" w:hAnsi="Cambria Math"/>
+                <w:color w:val="000000" w:themeColor="text1"/>
+              </w:rPr>
+              <m:t>5</m:t>
+            </m:r>
+            <m:r>
+              <w:rPr>
+                <w:rFonts w:ascii="Cambria Math" w:hAnsi="Cambria Math"/>
+                <w:color w:val="000000" w:themeColor="text1"/>
+              </w:rPr>
+              <m:t>5</m:t>
+            </m:r>
+            <m:r>
+              <w:rPr>
+                <w:rFonts w:ascii="Cambria Math" w:hAnsi="Cambria Math"/>
+                <w:color w:val="000000" w:themeColor="text1"/>
+              </w:rPr>
+              <m:t>*8</m:t>
+            </m:r>
+          </m:den>
+        </m:f>
+        <m:r>
+          <w:rPr>
+            <w:rFonts w:ascii="Cambria Math" w:hAnsi="Cambria Math"/>
+            <w:color w:val="000000" w:themeColor="text1"/>
+          </w:rPr>
+          <m:t xml:space="preserve"> =0.01(36)</m:t>
+        </m:r>
+      </m:oMath>
+      <w:r>
+        <w:rPr>
+          <w:color w:val="000000" w:themeColor="text1"/>
+        </w:rPr>
+        <w:t xml:space="preserve"> </w:t>
+      </w:r>
+      <w:r>
+        <w:rPr>
+          <w:color w:val="000000" w:themeColor="text1"/>
+        </w:rPr>
+        <w:t>°</w:t>
+      </w:r>
+      <w:r>
+        <w:rPr>
+          <w:color w:val="000000" w:themeColor="text1"/>
+          <w:vertAlign w:val="superscript"/>
+        </w:rPr>
+        <w:t>-1</w:t>
+      </w:r>
+    </w:p>
+    <w:p>
+      <w:pPr>
+        <w:spacing w:before="160"/>
+        <w:rPr>
+          <w:iCs/>
+          <w:color w:val="000000" w:themeColor="text1"/>
+        </w:rPr>
+      </w:pPr>
+    </w:p>
+    <w:p>
+      <w:pPr>
+        <w:spacing w:before="160"/>
+        <w:rPr>
+          <w:iCs/>
+          <w:color w:val="000000" w:themeColor="text1"/>
+        </w:rPr>
+      </w:pPr>
+      <w:r>
+        <w:rPr>
+          <w:iCs/>
+          <w:color w:val="000000" w:themeColor="text1"/>
+        </w:rPr>
+        <w:t>Четвертый</w:t>
+      </w:r>
+      <w:r>
+        <w:rPr>
+          <w:iCs/>
+          <w:color w:val="000000" w:themeColor="text1"/>
+        </w:rPr>
+        <w:t xml:space="preserve"> столбец </w:t>
+      </w:r>
+      <w:r>
+        <w:rPr>
+          <w:iCs/>
+          <w:color w:val="000000" w:themeColor="text1"/>
+        </w:rPr>
+        <w:t>–</w:t>
+      </w:r>
+      <w:r>
+        <w:rPr>
+          <w:iCs/>
+          <w:color w:val="000000" w:themeColor="text1"/>
+        </w:rPr>
+        <w:t xml:space="preserve"> </w:t>
+      </w:r>
+      <w:r>
+        <w:rPr>
+          <w:iCs/>
+          <w:color w:val="000000" w:themeColor="text1"/>
+        </w:rPr>
+        <w:t>середина интервала</w:t>
+      </w:r>
+      <w:r>
+        <w:rPr>
+          <w:iCs/>
+          <w:color w:val="000000" w:themeColor="text1"/>
+        </w:rPr>
+        <w:t xml:space="preserve">: </w:t>
+      </w:r>
+      <w:r>
+        <w:rPr>
+          <w:color w:val="000000" w:themeColor="text1"/>
+        </w:rPr>
+        <w:t>α</w:t>
+      </w:r>
+      <w:r>
+        <w:rPr>
+          <w:iCs/>
+          <w:color w:val="000000" w:themeColor="text1"/>
+        </w:rPr>
+        <w:t xml:space="preserve"> = 6</w:t>
+      </w:r>
+      <w:r>
+        <w:rPr>
+          <w:color w:val="000000" w:themeColor="text1"/>
+        </w:rPr>
+        <w:t>°</w:t>
+      </w:r>
+    </w:p>
+    <w:p>
+      <w:pPr>
+        <w:spacing w:before="160"/>
+        <w:rPr>
+          <w:iCs/>
+          <w:color w:val="000000" w:themeColor="text1"/>
+        </w:rPr>
+      </w:pPr>
+    </w:p>
+    <w:p>
+      <w:pPr>
+        <w:spacing w:before="160"/>
+        <w:rPr>
+          <w:iCs/>
+          <w:color w:val="000000" w:themeColor="text1"/>
+        </w:rPr>
+      </w:pPr>
+      <w:r>
+        <w:rPr>
+          <w:iCs/>
+          <w:color w:val="000000" w:themeColor="text1"/>
+        </w:rPr>
+        <w:t>Пятый</w:t>
+      </w:r>
+      <w:r>
+        <w:rPr>
+          <w:iCs/>
+          <w:color w:val="000000" w:themeColor="text1"/>
+        </w:rPr>
+        <w:t xml:space="preserve"> столбец - </w:t>
+      </w:r>
+      <w:r>
+        <w:rPr>
+          <w:rStyle w:val="Strong"/>
+          <w:b w:val="0"/>
+          <w:bCs w:val="0"/>
+          <w:color w:val="0F1115"/>
+          <w:shd w:val="clear" w:color="auto" w:fill="FFFFFF"/>
+        </w:rPr>
+        <w:t>теоретическая плотность вероятности</w:t>
+      </w:r>
+      <w:r>
+        <w:rPr>
+          <w:b/>
+          <w:bCs/>
+          <w:color w:val="0F1115"/>
+          <w:shd w:val="clear" w:color="auto" w:fill="FFFFFF"/>
+        </w:rPr>
+        <w:t xml:space="preserve">, </w:t>
+      </w:r>
+      <w:r>
+        <w:rPr>
+          <w:color w:val="0F1115"/>
+          <w:shd w:val="clear" w:color="auto" w:fill="FFFFFF"/>
+        </w:rPr>
+        <w:t>рассчитанная</w:t>
+      </w:r>
+      <w:r>
+        <w:rPr>
+          <w:b/>
+          <w:bCs/>
+          <w:color w:val="0F1115"/>
+          <w:shd w:val="clear" w:color="auto" w:fill="FFFFFF"/>
+        </w:rPr>
+        <w:t xml:space="preserve"> </w:t>
+      </w:r>
+      <w:r>
+        <w:rPr>
+          <w:color w:val="0F1115"/>
+          <w:shd w:val="clear" w:color="auto" w:fill="FFFFFF"/>
+        </w:rPr>
+        <w:t>по</w:t>
+      </w:r>
+      <w:r>
+        <w:rPr>
+          <w:b/>
+          <w:bCs/>
+          <w:color w:val="0F1115"/>
+          <w:shd w:val="clear" w:color="auto" w:fill="FFFFFF"/>
+        </w:rPr>
+        <w:t> </w:t>
+      </w:r>
+      <w:r>
+        <w:rPr>
+          <w:rStyle w:val="Strong"/>
+          <w:b w:val="0"/>
+          <w:bCs w:val="0"/>
+          <w:color w:val="0F1115"/>
+          <w:shd w:val="clear" w:color="auto" w:fill="FFFFFF"/>
+        </w:rPr>
+        <w:t>функции Гаусса</w:t>
+      </w:r>
+      <w:r>
+        <w:rPr>
+          <w:rFonts w:ascii="Segoe UI" w:hAnsi="Segoe UI" w:cs="Segoe UI"/>
+          <w:color w:val="0F1115"/>
+          <w:shd w:val="clear" w:color="auto" w:fill="FFFFFF"/>
+        </w:rPr>
+        <w:t> </w:t>
+      </w:r>
+      <w:r>
+        <w:rPr>
+          <w:iCs/>
+          <w:color w:val="000000" w:themeColor="text1"/>
+        </w:rPr>
+        <w:t>согласно формуле (</w:t>
+      </w:r>
+      <w:r>
+        <w:rPr>
+          <w:iCs/>
+          <w:color w:val="000000" w:themeColor="text1"/>
+        </w:rPr>
+        <w:t>5</w:t>
+      </w:r>
+      <w:r>
+        <w:rPr>
+          <w:iCs/>
+          <w:color w:val="000000" w:themeColor="text1"/>
+        </w:rPr>
+        <w:t>)</w:t>
+      </w:r>
+      <w:r>
+        <w:rPr>
+          <w:iCs/>
+          <w:color w:val="000000" w:themeColor="text1"/>
+        </w:rPr>
+        <w:t>:</w:t>
+      </w:r>
+      <w:r>
+        <w:rPr>
+          <w:iCs/>
+          <w:color w:val="000000" w:themeColor="text1"/>
+        </w:rPr>
+        <w:t xml:space="preserve"> </w:t>
+      </w:r>
+    </w:p>
+    <w:p>
+      <w:pPr>
+        <w:spacing w:before="160"/>
+        <w:jc w:val="center"/>
+        <w:rPr>
+          <w:i/>
+          <w:iCs/>
+          <w:color w:val="000000" w:themeColor="text1"/>
+          <w:lang w:val="en-US"/>
+        </w:rPr>
+      </w:pPr>
+      <m:oMath>
+        <m:r>
+          <m:rPr>
+            <m:sty m:val="p"/>
+          </m:rPr>
+          <w:rPr>
+            <w:rFonts w:ascii="Cambria Math" w:hAnsi="Cambria Math"/>
+            <w:color w:val="000000" w:themeColor="text1"/>
+          </w:rPr>
+          <m:t>ρ</m:t>
+        </m:r>
+        <m:d>
+          <m:dPr>
+            <m:ctrlPr>
+              <w:rPr>
+                <w:rFonts w:ascii="Cambria Math" w:hAnsi="Cambria Math"/>
+                <w:i/>
+                <w:color w:val="000000" w:themeColor="text1"/>
+              </w:rPr>
+            </m:ctrlPr>
+          </m:dPr>
+          <m:e>
+            <m:r>
+              <w:rPr>
+                <w:rFonts w:ascii="Cambria Math" w:hAnsi="Cambria Math"/>
+                <w:color w:val="000000" w:themeColor="text1"/>
+              </w:rPr>
+              <m:t>α</m:t>
+            </m:r>
+          </m:e>
+        </m:d>
+        <m:r>
+          <w:rPr>
+            <w:rFonts w:ascii="Cambria Math" w:hAnsi="Cambria Math"/>
+            <w:color w:val="000000" w:themeColor="text1"/>
+          </w:rPr>
+          <m:t>=</m:t>
+        </m:r>
+        <m:f>
+          <m:fPr>
+            <m:ctrlPr>
+              <w:rPr>
+                <w:rFonts w:ascii="Cambria Math" w:hAnsi="Cambria Math"/>
+                <w:color w:val="000000" w:themeColor="text1"/>
+              </w:rPr>
+            </m:ctrlPr>
+          </m:fPr>
+          <m:num>
+            <m:r>
+              <w:rPr>
+                <w:rFonts w:ascii="Cambria Math" w:hAnsi="Cambria Math"/>
+                <w:color w:val="000000" w:themeColor="text1"/>
+              </w:rPr>
+              <m:t>1</m:t>
+            </m:r>
+            <m:ctrlPr>
+              <w:rPr>
+                <w:rFonts w:ascii="Cambria Math" w:hAnsi="Cambria Math"/>
+                <w:i/>
+                <w:color w:val="000000" w:themeColor="text1"/>
+              </w:rPr>
+            </m:ctrlPr>
+          </m:num>
+          <m:den>
+            <m:r>
+              <m:rPr>
+                <m:sty m:val="p"/>
+              </m:rPr>
+              <w:rPr>
+                <w:rFonts w:ascii="Cambria Math" w:hAnsi="Cambria Math"/>
+                <w:color w:val="000000" w:themeColor="text1"/>
+              </w:rPr>
+              <m:t>1</m:t>
+            </m:r>
+            <m:r>
+              <w:rPr>
+                <w:rFonts w:ascii="Cambria Math" w:hAnsi="Cambria Math"/>
+                <w:color w:val="000000" w:themeColor="text1"/>
+                <w:lang w:val="en-US"/>
+              </w:rPr>
+              <m:t>2.3</m:t>
+            </m:r>
+            <m:rad>
+              <m:radPr>
+                <m:degHide m:val="1"/>
+                <m:ctrlPr>
+                  <w:rPr>
+                    <w:rFonts w:ascii="Cambria Math" w:hAnsi="Cambria Math"/>
+                    <w:color w:val="000000" w:themeColor="text1"/>
+                  </w:rPr>
+                </m:ctrlPr>
+              </m:radPr>
+              <m:deg>
+                <m:ctrlPr>
+                  <w:rPr>
+                    <w:rFonts w:ascii="Cambria Math" w:hAnsi="Cambria Math"/>
+                    <w:i/>
+                    <w:color w:val="000000" w:themeColor="text1"/>
+                  </w:rPr>
+                </m:ctrlPr>
+              </m:deg>
+              <m:e>
+                <m:r>
+                  <w:rPr>
+                    <w:rFonts w:ascii="Cambria Math" w:hAnsi="Cambria Math"/>
+                    <w:color w:val="000000" w:themeColor="text1"/>
+                  </w:rPr>
+                  <m:t>2</m:t>
+                </m:r>
+                <m:r>
+                  <m:rPr>
+                    <m:sty m:val="p"/>
+                  </m:rPr>
+                  <w:rPr>
+                    <w:rFonts w:ascii="Cambria Math" w:hAnsi="Cambria Math"/>
+                    <w:color w:val="000000" w:themeColor="text1"/>
+                  </w:rPr>
+                  <m:t>π</m:t>
+                </m:r>
+              </m:e>
+            </m:rad>
+            <m:ctrlPr>
+              <w:rPr>
+                <w:rFonts w:ascii="Cambria Math" w:hAnsi="Cambria Math"/>
+                <w:i/>
+                <w:color w:val="000000" w:themeColor="text1"/>
+              </w:rPr>
+            </m:ctrlPr>
+          </m:den>
+        </m:f>
+        <m:func>
+          <m:funcPr>
+            <m:ctrlPr>
+              <w:rPr>
+                <w:rFonts w:ascii="Cambria Math" w:hAnsi="Cambria Math"/>
+                <w:color w:val="000000" w:themeColor="text1"/>
+              </w:rPr>
+            </m:ctrlPr>
+          </m:funcPr>
+          <m:fName>
+            <m:r>
+              <m:rPr>
+                <m:sty m:val="p"/>
+              </m:rPr>
+              <w:rPr>
+                <w:rFonts w:ascii="Cambria Math" w:hAnsi="Cambria Math"/>
+                <w:color w:val="000000" w:themeColor="text1"/>
+              </w:rPr>
+              <m:t>exp</m:t>
+            </m:r>
+            <m:ctrlPr>
+              <w:rPr>
+                <w:rFonts w:ascii="Cambria Math" w:hAnsi="Cambria Math"/>
+                <w:i/>
+                <w:color w:val="000000" w:themeColor="text1"/>
+              </w:rPr>
+            </m:ctrlPr>
+          </m:fName>
+          <m:e>
+            <m:d>
+              <m:dPr>
+                <m:ctrlPr>
+                  <w:rPr>
+                    <w:rFonts w:ascii="Cambria Math" w:hAnsi="Cambria Math"/>
+                    <w:color w:val="000000" w:themeColor="text1"/>
+                  </w:rPr>
+                </m:ctrlPr>
+              </m:dPr>
+              <m:e>
+                <m:r>
+                  <w:rPr>
+                    <w:rFonts w:ascii="Cambria Math" w:hAnsi="Cambria Math"/>
+                    <w:color w:val="000000" w:themeColor="text1"/>
+                  </w:rPr>
+                  <m:t>-</m:t>
+                </m:r>
+                <m:f>
+                  <m:fPr>
+                    <m:ctrlPr>
+                      <w:rPr>
+                        <w:rFonts w:ascii="Cambria Math" w:hAnsi="Cambria Math"/>
+                        <w:color w:val="000000" w:themeColor="text1"/>
+                      </w:rPr>
+                    </m:ctrlPr>
+                  </m:fPr>
+                  <m:num>
+                    <m:sSup>
+                      <m:sSupPr>
+                        <m:ctrlPr>
+                          <w:rPr>
+                            <w:rFonts w:ascii="Cambria Math" w:hAnsi="Cambria Math"/>
+                            <w:i/>
+                            <w:color w:val="000000" w:themeColor="text1"/>
+                          </w:rPr>
+                        </m:ctrlPr>
+                      </m:sSupPr>
+                      <m:e>
+                        <m:d>
+                          <m:dPr>
+                            <m:ctrlPr>
+                              <w:rPr>
+                                <w:rFonts w:ascii="Cambria Math" w:hAnsi="Cambria Math"/>
+                                <w:i/>
+                                <w:color w:val="000000" w:themeColor="text1"/>
+                              </w:rPr>
+                            </m:ctrlPr>
+                          </m:dPr>
+                          <m:e>
+                            <m:r>
+                              <w:rPr>
+                                <w:rFonts w:ascii="Cambria Math" w:hAnsi="Cambria Math"/>
+                                <w:color w:val="000000" w:themeColor="text1"/>
+                              </w:rPr>
+                              <m:t>6-</m:t>
+                            </m:r>
+                            <m:r>
+                              <m:rPr>
+                                <m:sty m:val="p"/>
+                              </m:rPr>
+                              <w:rPr>
+                                <w:rFonts w:ascii="Cambria Math" w:hAnsi="Cambria Math"/>
+                                <w:color w:val="000000" w:themeColor="text1"/>
+                              </w:rPr>
+                              <m:t>2</m:t>
+                            </m:r>
+                            <m:r>
+                              <w:rPr>
+                                <w:rFonts w:ascii="Cambria Math" w:hAnsi="Cambria Math"/>
+                                <w:color w:val="000000" w:themeColor="text1"/>
+                                <w:lang w:val="en-US"/>
+                              </w:rPr>
+                              <m:t>3.(54)</m:t>
+                            </m:r>
+                          </m:e>
+                        </m:d>
+                      </m:e>
+                      <m:sup>
+                        <m:r>
+                          <w:rPr>
+                            <w:rFonts w:ascii="Cambria Math" w:hAnsi="Cambria Math"/>
+                            <w:color w:val="000000" w:themeColor="text1"/>
+                          </w:rPr>
+                          <m:t>2</m:t>
+                        </m:r>
+                      </m:sup>
+                    </m:sSup>
+                    <m:ctrlPr>
+                      <w:rPr>
+                        <w:rFonts w:ascii="Cambria Math" w:hAnsi="Cambria Math"/>
+                        <w:i/>
+                        <w:color w:val="000000" w:themeColor="text1"/>
+                      </w:rPr>
+                    </m:ctrlPr>
+                  </m:num>
+                  <m:den>
+                    <m:r>
+                      <w:rPr>
+                        <w:rFonts w:ascii="Cambria Math" w:hAnsi="Cambria Math"/>
+                        <w:color w:val="000000" w:themeColor="text1"/>
+                      </w:rPr>
+                      <m:t>2</m:t>
+                    </m:r>
+                    <m:sSup>
+                      <m:sSupPr>
+                        <m:ctrlPr>
+                          <w:rPr>
+                            <w:rFonts w:ascii="Cambria Math" w:hAnsi="Cambria Math"/>
+                            <w:i/>
+                            <w:color w:val="000000" w:themeColor="text1"/>
+                          </w:rPr>
+                        </m:ctrlPr>
+                      </m:sSupPr>
+                      <m:e>
+                        <m:r>
+                          <m:rPr>
+                            <m:sty m:val="p"/>
+                          </m:rPr>
+                          <w:rPr>
+                            <w:rFonts w:ascii="Cambria Math" w:hAnsi="Cambria Math"/>
+                            <w:color w:val="000000" w:themeColor="text1"/>
+                          </w:rPr>
+                          <m:t>(</m:t>
+                        </m:r>
+                        <m:r>
+                          <w:rPr>
+                            <w:rFonts w:ascii="Cambria Math" w:hAnsi="Cambria Math"/>
+                            <w:color w:val="000000" w:themeColor="text1"/>
+                            <w:lang w:val="en-US"/>
+                          </w:rPr>
+                          <m:t>12.3)</m:t>
+                        </m:r>
+                        <m:ctrlPr>
+                          <w:rPr>
+                            <w:rFonts w:ascii="Cambria Math" w:hAnsi="Cambria Math"/>
+                            <w:color w:val="000000" w:themeColor="text1"/>
+                          </w:rPr>
+                        </m:ctrlPr>
+                      </m:e>
+                      <m:sup>
+                        <m:r>
+                          <w:rPr>
+                            <w:rFonts w:ascii="Cambria Math" w:hAnsi="Cambria Math"/>
+                            <w:color w:val="000000" w:themeColor="text1"/>
+                          </w:rPr>
+                          <m:t>2</m:t>
+                        </m:r>
+                      </m:sup>
+                    </m:sSup>
+                    <m:ctrlPr>
+                      <w:rPr>
+                        <w:rFonts w:ascii="Cambria Math" w:hAnsi="Cambria Math"/>
+                        <w:i/>
+                        <w:color w:val="000000" w:themeColor="text1"/>
+                      </w:rPr>
+                    </m:ctrlPr>
+                  </m:den>
+                </m:f>
+                <m:ctrlPr>
+                  <w:rPr>
+                    <w:rFonts w:ascii="Cambria Math" w:hAnsi="Cambria Math"/>
+                    <w:i/>
+                    <w:color w:val="000000" w:themeColor="text1"/>
+                  </w:rPr>
+                </m:ctrlPr>
+              </m:e>
+            </m:d>
+          </m:e>
+        </m:func>
+        <m:r>
+          <w:rPr>
+            <w:rFonts w:ascii="Cambria Math" w:hAnsi="Cambria Math"/>
+            <w:color w:val="000000" w:themeColor="text1"/>
+            <w:lang w:val="en-US"/>
+          </w:rPr>
+          <m:t>=</m:t>
+        </m:r>
+        <m:r>
+          <m:rPr>
+            <m:sty m:val="p"/>
+          </m:rPr>
+          <w:rPr>
+            <w:rFonts w:ascii="Cambria Math" w:hAnsi="Cambria Math"/>
+            <w:color w:val="000000" w:themeColor="text1"/>
+          </w:rPr>
+          <m:t>0</m:t>
         </m:r>
         <m:r>
           <w:rPr>
@@ -13018,22 +14150,42 @@
             <w:color w:val="000000" w:themeColor="text1"/>
             <w:lang w:val="en-US"/>
           </w:rPr>
-          <m:t>N</m:t>
+          <m:t>.</m:t>
+        </m:r>
+        <m:r>
+          <m:rPr>
+            <m:sty m:val="p"/>
+          </m:rPr>
+          <w:rPr>
+            <w:rFonts w:ascii="Cambria Math" w:hAnsi="Cambria Math"/>
+            <w:color w:val="000000" w:themeColor="text1"/>
+          </w:rPr>
+          <m:t>117</m:t>
+        </m:r>
+        <m:r>
+          <m:rPr>
+            <m:sty m:val="p"/>
+          </m:rPr>
+          <w:rPr>
+            <w:rFonts w:ascii="Cambria Math" w:hAnsi="Cambria Math"/>
+            <w:color w:val="000000" w:themeColor="text1"/>
+            <w:lang w:val="en-US"/>
+          </w:rPr>
+          <m:t>3</m:t>
         </m:r>
       </m:oMath>
       <w:r>
         <w:rPr>
           <w:color w:val="000000" w:themeColor="text1"/>
-          <w:lang w:val="ru-RU"/>
-        </w:rPr>
-        <w:t xml:space="preserve"> – </w:t>
-      </w:r>
-      <w:r>
-        <w:rPr>
-          <w:color w:val="000000" w:themeColor="text1"/>
-          <w:lang w:val="ru-RU"/>
-        </w:rPr>
-        <w:t>количество замеров в интервале</w:t>
+        </w:rPr>
+        <w:t>°</w:t>
+      </w:r>
+      <w:r>
+        <w:rPr>
+          <w:color w:val="000000" w:themeColor="text1"/>
+          <w:vertAlign w:val="superscript"/>
+        </w:rPr>
+        <w:t>-1</w:t>
       </w:r>
     </w:p>
     <w:p>
@@ -13041,367 +14193,6 @@
         <w:spacing w:before="160"/>
         <w:rPr>
           <w:color w:val="000000" w:themeColor="text1"/>
-          <w:lang w:val="ru-RU"/>
-        </w:rPr>
-      </w:pPr>
-    </w:p>
-    <w:p>
-      <w:pPr>
-        <w:spacing w:before="160"/>
-        <w:rPr>
-          <w:iCs/>
-          <w:color w:val="000000" w:themeColor="text1"/>
-          <w:lang w:val="ru-RU"/>
-        </w:rPr>
-      </w:pPr>
-      <w:r>
-        <w:rPr>
-          <w:color w:val="000000" w:themeColor="text1"/>
-          <w:lang w:val="ru-RU"/>
-        </w:rPr>
-        <w:t>Третий</w:t>
-      </w:r>
-      <w:r>
-        <w:rPr>
-          <w:color w:val="000000" w:themeColor="text1"/>
-          <w:lang w:val="ru-RU"/>
-        </w:rPr>
-        <w:t xml:space="preserve"> столбец - </w:t>
-      </w:r>
-      <m:oMath>
-        <m:f>
-          <m:fPr>
-            <m:ctrlPr>
-              <w:rPr>
-                <w:rFonts w:ascii="Cambria Math" w:hAnsi="Cambria Math"/>
-                <w:i/>
-                <w:color w:val="000000" w:themeColor="text1"/>
-                <w:lang w:val="en-US"/>
-              </w:rPr>
-            </m:ctrlPr>
-          </m:fPr>
-          <m:num>
-            <m:r>
-              <w:rPr>
-                <w:rFonts w:ascii="Cambria Math" w:hAnsi="Cambria Math"/>
-                <w:color w:val="000000" w:themeColor="text1"/>
-                <w:lang w:val="ru-RU"/>
-              </w:rPr>
-              <m:t>∆</m:t>
-            </m:r>
-            <m:r>
-              <w:rPr>
-                <w:rFonts w:ascii="Cambria Math" w:hAnsi="Cambria Math"/>
-                <w:color w:val="000000" w:themeColor="text1"/>
-                <w:lang w:val="en-US"/>
-              </w:rPr>
-              <m:t>N</m:t>
-            </m:r>
-          </m:num>
-          <m:den>
-            <m:r>
-              <w:rPr>
-                <w:rFonts w:ascii="Cambria Math" w:hAnsi="Cambria Math"/>
-                <w:color w:val="000000" w:themeColor="text1"/>
-                <w:lang w:val="en-US"/>
-              </w:rPr>
-              <m:t>N</m:t>
-            </m:r>
-            <m:r>
-              <w:rPr>
-                <w:rFonts w:ascii="Cambria Math" w:hAnsi="Cambria Math"/>
-                <w:color w:val="000000" w:themeColor="text1"/>
-                <w:lang w:val="ru-RU"/>
-              </w:rPr>
-              <m:t>∆</m:t>
-            </m:r>
-            <m:r>
-              <m:rPr>
-                <m:sty m:val="p"/>
-              </m:rPr>
-              <w:rPr>
-                <w:rFonts w:ascii="Cambria Math" w:hAnsi="Cambria Math"/>
-                <w:color w:val="000000" w:themeColor="text1"/>
-              </w:rPr>
-              <m:t>α</m:t>
-            </m:r>
-          </m:den>
-        </m:f>
-      </m:oMath>
-      <w:r>
-        <w:rPr>
-          <w:rFonts w:ascii="Aptos Narrow" w:hAnsi="Aptos Narrow"/>
-          <w:color w:val="000000" w:themeColor="text1"/>
-          <w:lang w:val="ru-RU"/>
-        </w:rPr>
-        <w:t xml:space="preserve"> </w:t>
-      </w:r>
-      <w:r>
-        <w:rPr>
-          <w:rFonts w:ascii="Aptos Narrow" w:hAnsi="Aptos Narrow"/>
-          <w:color w:val="000000" w:themeColor="text1"/>
-          <w:lang w:val="ru-RU"/>
-        </w:rPr>
-        <w:t>–</w:t>
-      </w:r>
-      <w:r>
-        <w:rPr>
-          <w:rFonts w:ascii="Aptos Narrow" w:hAnsi="Aptos Narrow"/>
-          <w:color w:val="000000" w:themeColor="text1"/>
-          <w:lang w:val="ru-RU"/>
-        </w:rPr>
-        <w:t xml:space="preserve"> </w:t>
-      </w:r>
-      <w:r>
-        <w:rPr>
-          <w:rFonts w:ascii="Aptos Narrow" w:hAnsi="Aptos Narrow"/>
-          <w:color w:val="000000" w:themeColor="text1"/>
-          <w:lang w:val="ru-RU"/>
-        </w:rPr>
-        <w:t xml:space="preserve">экспериментальная </w:t>
-      </w:r>
-      <w:r>
-        <w:rPr>
-          <w:iCs/>
-          <w:color w:val="000000" w:themeColor="text1"/>
-        </w:rPr>
-        <w:t>плотност</w:t>
-      </w:r>
-      <w:r>
-        <w:rPr>
-          <w:iCs/>
-          <w:color w:val="000000" w:themeColor="text1"/>
-          <w:lang w:val="ru-RU"/>
-        </w:rPr>
-        <w:t>ь</w:t>
-      </w:r>
-      <w:r>
-        <w:rPr>
-          <w:iCs/>
-          <w:color w:val="000000" w:themeColor="text1"/>
-        </w:rPr>
-        <w:t xml:space="preserve"> вероятности нормального распределения</w:t>
-      </w:r>
-      <w:r>
-        <w:rPr>
-          <w:iCs/>
-          <w:color w:val="000000" w:themeColor="text1"/>
-          <w:lang w:val="ru-RU"/>
-        </w:rPr>
-        <w:t xml:space="preserve"> в конкретной точке</w:t>
-      </w:r>
-      <w:r>
-        <w:rPr>
-          <w:iCs/>
-          <w:color w:val="000000" w:themeColor="text1"/>
-          <w:lang w:val="ru-RU"/>
-        </w:rPr>
-        <w:t xml:space="preserve">, </w:t>
-      </w:r>
-      <w:r>
-        <w:rPr>
-          <w:iCs/>
-          <w:color w:val="000000" w:themeColor="text1"/>
-          <w:lang w:val="ru-RU"/>
-        </w:rPr>
-        <w:t>рассчитано согласно формуле (9)</w:t>
-      </w:r>
-    </w:p>
-    <w:p>
-      <w:pPr>
-        <w:spacing w:before="160"/>
-        <w:rPr>
-          <w:iCs/>
-          <w:color w:val="000000" w:themeColor="text1"/>
-          <w:lang w:val="ru-RU"/>
-        </w:rPr>
-      </w:pPr>
-    </w:p>
-    <w:p>
-      <w:pPr>
-        <w:spacing w:before="160"/>
-        <w:rPr>
-          <w:iCs/>
-          <w:color w:val="000000" w:themeColor="text1"/>
-          <w:lang w:val="ru-RU"/>
-        </w:rPr>
-      </w:pPr>
-      <w:r>
-        <w:rPr>
-          <w:iCs/>
-          <w:color w:val="000000" w:themeColor="text1"/>
-          <w:lang w:val="ru-RU"/>
-        </w:rPr>
-        <w:t>Четвертый</w:t>
-      </w:r>
-      <w:r>
-        <w:rPr>
-          <w:iCs/>
-          <w:color w:val="000000" w:themeColor="text1"/>
-          <w:lang w:val="ru-RU"/>
-        </w:rPr>
-        <w:t xml:space="preserve"> столбец </w:t>
-      </w:r>
-      <w:r>
-        <w:rPr>
-          <w:iCs/>
-          <w:color w:val="000000" w:themeColor="text1"/>
-          <w:lang w:val="ru-RU"/>
-        </w:rPr>
-        <w:t>–</w:t>
-      </w:r>
-      <w:r>
-        <w:rPr>
-          <w:iCs/>
-          <w:color w:val="000000" w:themeColor="text1"/>
-          <w:lang w:val="ru-RU"/>
-        </w:rPr>
-        <w:t xml:space="preserve"> </w:t>
-      </w:r>
-      <w:r>
-        <w:rPr>
-          <w:iCs/>
-          <w:color w:val="000000" w:themeColor="text1"/>
-          <w:lang w:val="ru-RU"/>
-        </w:rPr>
-        <w:t>середина интервала</w:t>
-      </w:r>
-    </w:p>
-    <w:p>
-      <w:pPr>
-        <w:spacing w:before="160"/>
-        <w:rPr>
-          <w:iCs/>
-          <w:color w:val="000000" w:themeColor="text1"/>
-          <w:lang w:val="ru-RU"/>
-        </w:rPr>
-      </w:pPr>
-    </w:p>
-    <w:p>
-      <w:pPr>
-        <w:spacing w:before="160"/>
-        <w:rPr>
-          <w:color w:val="000000" w:themeColor="text1"/>
-          <w:lang w:val="ru-RU"/>
-        </w:rPr>
-      </w:pPr>
-      <w:r>
-        <w:rPr>
-          <w:iCs/>
-          <w:color w:val="000000" w:themeColor="text1"/>
-          <w:lang w:val="ru-RU"/>
-        </w:rPr>
-        <w:t>Пятый</w:t>
-      </w:r>
-      <w:r>
-        <w:rPr>
-          <w:iCs/>
-          <w:color w:val="000000" w:themeColor="text1"/>
-          <w:lang w:val="ru-RU"/>
-        </w:rPr>
-        <w:t xml:space="preserve"> столбец -</w:t>
-      </w:r>
-      <w:r>
-        <w:rPr>
-          <w:iCs/>
-          <w:color w:val="000000" w:themeColor="text1"/>
-          <w:lang w:val="ru-RU"/>
-        </w:rPr>
-        <w:t xml:space="preserve"> </w:t>
-      </w:r>
-      <w:r>
-        <w:rPr>
-          <w:iCs/>
-          <w:color w:val="000000" w:themeColor="text1"/>
-          <w:lang w:val="ru-RU"/>
-        </w:rPr>
-        <w:t xml:space="preserve"> </w:t>
-      </w:r>
-      <w:r>
-        <w:rPr>
-          <w:rStyle w:val="Strong"/>
-          <w:b w:val="0"/>
-          <w:bCs w:val="0"/>
-          <w:color w:val="0F1115"/>
-          <w:shd w:val="clear" w:color="auto" w:fill="FFFFFF"/>
-        </w:rPr>
-        <w:t>теоретическая плотность вероятности</w:t>
-      </w:r>
-      <w:r>
-        <w:rPr>
-          <w:b/>
-          <w:bCs/>
-          <w:color w:val="0F1115"/>
-          <w:shd w:val="clear" w:color="auto" w:fill="FFFFFF"/>
-        </w:rPr>
-        <w:t xml:space="preserve">, </w:t>
-      </w:r>
-      <w:r>
-        <w:rPr>
-          <w:color w:val="0F1115"/>
-          <w:shd w:val="clear" w:color="auto" w:fill="FFFFFF"/>
-        </w:rPr>
-        <w:t>рассчитанная</w:t>
-      </w:r>
-      <w:r>
-        <w:rPr>
-          <w:b/>
-          <w:bCs/>
-          <w:color w:val="0F1115"/>
-          <w:shd w:val="clear" w:color="auto" w:fill="FFFFFF"/>
-        </w:rPr>
-        <w:t xml:space="preserve"> </w:t>
-      </w:r>
-      <w:r>
-        <w:rPr>
-          <w:color w:val="0F1115"/>
-          <w:shd w:val="clear" w:color="auto" w:fill="FFFFFF"/>
-        </w:rPr>
-        <w:t>по</w:t>
-      </w:r>
-      <w:r>
-        <w:rPr>
-          <w:b/>
-          <w:bCs/>
-          <w:color w:val="0F1115"/>
-          <w:shd w:val="clear" w:color="auto" w:fill="FFFFFF"/>
-        </w:rPr>
-        <w:t> </w:t>
-      </w:r>
-      <w:r>
-        <w:rPr>
-          <w:rStyle w:val="Strong"/>
-          <w:b w:val="0"/>
-          <w:bCs w:val="0"/>
-          <w:color w:val="0F1115"/>
-          <w:shd w:val="clear" w:color="auto" w:fill="FFFFFF"/>
-        </w:rPr>
-        <w:t>функции Гаусса</w:t>
-      </w:r>
-      <w:r>
-        <w:rPr>
-          <w:rFonts w:ascii="Segoe UI" w:hAnsi="Segoe UI" w:cs="Segoe UI"/>
-          <w:color w:val="0F1115"/>
-          <w:shd w:val="clear" w:color="auto" w:fill="FFFFFF"/>
-        </w:rPr>
-        <w:t> </w:t>
-      </w:r>
-    </w:p>
-    <w:p>
-      <w:pPr>
-        <w:spacing w:before="160"/>
-        <w:rPr>
-          <w:color w:val="000000" w:themeColor="text1"/>
-          <w:lang w:val="ru-RU"/>
-        </w:rPr>
-      </w:pPr>
-    </w:p>
-    <w:p>
-      <w:pPr>
-        <w:spacing w:before="160"/>
-        <w:rPr>
-          <w:color w:val="000000" w:themeColor="text1"/>
-          <w:lang w:val="ru-RU"/>
         </w:rPr>
       </w:pPr>
     </w:p>
@@ -13431,7 +14222,6 @@
               <w:rPr>
                 <w:i/>
                 <w:color w:val="000000" w:themeColor="text1"/>
-                <w:lang w:val="ru-RU"/>
               </w:rPr>
             </w:pPr>
           </w:p>
@@ -13447,7 +14237,6 @@
               <w:rPr>
                 <w:i/>
                 <w:color w:val="000000" w:themeColor="text1"/>
-                <w:lang w:val="ru-RU"/>
               </w:rPr>
             </w:pPr>
             <w:r>
@@ -13542,7 +14331,15 @@
                         <w:color w:val="000000" w:themeColor="text1"/>
                         <w:lang w:val="en-US"/>
                       </w:rPr>
-                      <m:t>∆N</m:t>
+                      <m:t>∆</m:t>
+                    </m:r>
+                    <m:r>
+                      <w:rPr>
+                        <w:rFonts w:ascii="Cambria Math" w:hAnsi="Cambria Math"/>
+                        <w:color w:val="000000" w:themeColor="text1"/>
+                        <w:lang w:val="en-US"/>
+                      </w:rPr>
+                      <m:t>N</m:t>
                     </m:r>
                   </m:num>
                   <m:den>
@@ -13571,7 +14368,6 @@
               <w:rPr>
                 <w:i/>
                 <w:color w:val="000000" w:themeColor="text1"/>
-                <w:lang w:val="ru-RU"/>
               </w:rPr>
             </w:pPr>
             <w:r>
@@ -13612,7 +14408,6 @@
               <w:rPr>
                 <w:i/>
                 <w:color w:val="000000" w:themeColor="text1"/>
-                <w:lang w:val="ru-RU"/>
               </w:rPr>
             </w:pPr>
             <w:r>
@@ -13634,7 +14429,6 @@
               <w:rPr>
                 <w:i/>
                 <w:color w:val="000000" w:themeColor="text1"/>
-                <w:lang w:val="ru-RU"/>
               </w:rPr>
             </w:pPr>
             <w:r>
@@ -13773,7 +14567,7 @@
               <w:rPr>
                 <w:i/>
                 <w:color w:val="000000" w:themeColor="text1"/>
-                <w:lang w:val="ru-RU"/>
+                <w:lang w:val="en-US"/>
               </w:rPr>
             </w:pPr>
             <w:r>
@@ -13781,7 +14575,15 @@
                 <w:i/>
                 <w:color w:val="000000" w:themeColor="text1"/>
               </w:rPr>
-              <w:t>12</w:t>
+              <w:t>1</w:t>
+            </w:r>
+            <w:r>
+              <w:rPr>
+                <w:i/>
+                <w:color w:val="000000" w:themeColor="text1"/>
+                <w:lang w:val="en-US"/>
+              </w:rPr>
+              <w:t>1</w:t>
             </w:r>
           </w:p>
         </w:tc>
@@ -13795,13 +14597,14 @@
               <w:rPr>
                 <w:i/>
                 <w:color w:val="000000" w:themeColor="text1"/>
-                <w:lang w:val="ru-RU"/>
+                <w:lang w:val="en-US"/>
               </w:rPr>
             </w:pPr>
             <w:r>
               <w:rPr>
                 <w:i/>
                 <w:color w:val="000000" w:themeColor="text1"/>
+                <w:lang w:val="en-US"/>
               </w:rPr>
               <w:t>36</w:t>
             </w:r>
@@ -13967,7 +14770,6 @@
               <w:rPr>
                 <w:i/>
                 <w:color w:val="000000" w:themeColor="text1"/>
-                <w:lang w:val="ru-RU"/>
               </w:rPr>
             </w:pPr>
             <w:r>
@@ -13989,7 +14791,6 @@
               <w:rPr>
                 <w:i/>
                 <w:color w:val="000000" w:themeColor="text1"/>
-                <w:lang w:val="ru-RU"/>
               </w:rPr>
             </w:pPr>
             <w:r>
@@ -14153,7 +14954,6 @@
               <w:rPr>
                 <w:i/>
                 <w:color w:val="000000" w:themeColor="text1"/>
-                <w:lang w:val="ru-RU"/>
               </w:rPr>
             </w:pPr>
             <w:r>
@@ -14170,7 +14970,6 @@
               <w:rPr>
                 <w:i/>
                 <w:color w:val="000000" w:themeColor="text1"/>
-                <w:lang w:val="ru-RU"/>
               </w:rPr>
             </w:pPr>
             <w:r>
@@ -14179,7 +14978,6 @@
                 <w:color w:val="000000" w:themeColor="text1"/>
                 <w:sz w:val="16"/>
                 <w:szCs w:val="16"/>
-                <w:lang w:val="ru-RU"/>
               </w:rPr>
               <w:t>угол не может быть отрицательным</w:t>
             </w:r>
@@ -14195,7 +14993,6 @@
               <w:rPr>
                 <w:i/>
                 <w:color w:val="000000" w:themeColor="text1"/>
-                <w:lang w:val="ru-RU"/>
               </w:rPr>
             </w:pPr>
             <w:r>
@@ -14282,14 +15079,12 @@
         <w:rPr>
           <w:iCs/>
           <w:color w:val="000000" w:themeColor="text1"/>
-          <w:lang w:val="ru-RU"/>
         </w:rPr>
       </w:pPr>
       <w:r>
         <w:rPr>
           <w:iCs/>
           <w:color w:val="000000" w:themeColor="text1"/>
-          <w:lang w:val="ru-RU"/>
         </w:rPr>
         <w:t>Разберем таблицу на примере первой строки</w:t>
       </w:r>
@@ -14297,7 +15092,6 @@
         <w:rPr>
           <w:iCs/>
           <w:color w:val="000000" w:themeColor="text1"/>
-          <w:lang w:val="ru-RU"/>
         </w:rPr>
         <w:t>:</w:t>
       </w:r>
@@ -14308,7 +15102,6 @@
         <w:rPr>
           <w:iCs/>
           <w:color w:val="000000" w:themeColor="text1"/>
-          <w:lang w:val="ru-RU"/>
         </w:rPr>
       </w:pPr>
       <w:r>
@@ -14316,35 +15109,127 @@
           <w:iCs/>
           <w:color w:val="000000" w:themeColor="text1"/>
         </w:rPr>
-        <w:t>Первый столбец – нижняя граница доверительного интервала (12°).</w:t>
+        <w:t>Первый столбец – нижняя граница доверительного интервала.</w:t>
       </w:r>
     </w:p>
     <w:p>
       <w:pPr>
         <w:spacing w:before="160"/>
-        <w:rPr>
-          <w:iCs/>
-          <w:color w:val="000000" w:themeColor="text1"/>
-          <w:lang w:val="ru-RU"/>
-        </w:rPr>
-      </w:pPr>
+        <w:jc w:val="center"/>
+        <w:rPr>
+          <w:rFonts w:ascii="Cambria Math" w:hAnsi="Cambria Math" w:cs="Cambria Math"/>
+          <w:color w:val="000000" w:themeColor="text1"/>
+        </w:rPr>
+      </w:pPr>
+      <w:r>
+        <w:rPr>
+          <w:rFonts w:ascii="Cambria Math" w:hAnsi="Cambria Math" w:cs="Cambria Math"/>
+          <w:color w:val="000000" w:themeColor="text1"/>
+        </w:rPr>
+        <w:t>⟨</w:t>
+      </w:r>
+      <m:oMath>
+        <m:r>
+          <w:rPr>
+            <w:rFonts w:ascii="Cambria Math" w:hAnsi="Cambria Math"/>
+            <w:color w:val="000000" w:themeColor="text1"/>
+          </w:rPr>
+          <m:t>α</m:t>
+        </m:r>
+      </m:oMath>
+      <w:r>
+        <w:rPr>
+          <w:rFonts w:ascii="Cambria Math" w:hAnsi="Cambria Math" w:cs="Cambria Math"/>
+          <w:color w:val="000000" w:themeColor="text1"/>
+        </w:rPr>
+        <w:t>⟩</w:t>
+      </w:r>
+      <w:r>
+        <w:rPr>
+          <w:rFonts w:ascii="Cambria Math" w:hAnsi="Cambria Math" w:cs="Cambria Math"/>
+          <w:color w:val="000000" w:themeColor="text1"/>
+          <w:vertAlign w:val="subscript"/>
+        </w:rPr>
+        <w:t>𝑁</w:t>
+      </w:r>
+      <w:r>
+        <w:rPr>
+          <w:color w:val="000000" w:themeColor="text1"/>
+        </w:rPr>
+        <w:t xml:space="preserve"> </w:t>
+      </w:r>
+      <w:r>
+        <w:rPr>
+          <w:color w:val="000000" w:themeColor="text1"/>
+        </w:rPr>
+        <w:t>-</w:t>
+      </w:r>
+      <w:r>
+        <w:rPr>
+          <w:color w:val="000000" w:themeColor="text1"/>
+        </w:rPr>
+        <w:t xml:space="preserve"> </w:t>
+      </w:r>
+      <w:r>
+        <w:rPr>
+          <w:rFonts w:ascii="Cambria Math" w:hAnsi="Cambria Math" w:cs="Cambria Math"/>
+          <w:color w:val="000000" w:themeColor="text1"/>
+        </w:rPr>
+        <w:t>𝜎</w:t>
+      </w:r>
+      <w:r>
+        <w:rPr>
+          <w:rFonts w:ascii="Cambria Math" w:hAnsi="Cambria Math" w:cs="Cambria Math"/>
+          <w:color w:val="000000" w:themeColor="text1"/>
+          <w:vertAlign w:val="subscript"/>
+        </w:rPr>
+        <w:t>𝑁</w:t>
+      </w:r>
+      <w:r>
+        <w:rPr>
+          <w:rFonts w:ascii="Cambria Math" w:hAnsi="Cambria Math" w:cs="Cambria Math"/>
+          <w:color w:val="000000" w:themeColor="text1"/>
+          <w:vertAlign w:val="subscript"/>
+        </w:rPr>
+        <w:t xml:space="preserve"> </w:t>
+      </w:r>
+      <w:r>
+        <w:rPr>
+          <w:rFonts w:ascii="Cambria Math" w:hAnsi="Cambria Math" w:cs="Cambria Math"/>
+          <w:color w:val="000000" w:themeColor="text1"/>
+        </w:rPr>
+        <w:t>= 2</w:t>
+      </w:r>
+      <w:r>
+        <w:rPr>
+          <w:rFonts w:ascii="Cambria Math" w:hAnsi="Cambria Math" w:cs="Cambria Math"/>
+          <w:color w:val="000000" w:themeColor="text1"/>
+        </w:rPr>
+        <w:t>3</w:t>
+      </w:r>
+      <w:r>
+        <w:rPr>
+          <w:rFonts w:ascii="Cambria Math" w:hAnsi="Cambria Math" w:cs="Cambria Math"/>
+          <w:color w:val="000000" w:themeColor="text1"/>
+        </w:rPr>
+        <w:t>.(54) – 12.3 = 11.24(54)</w:t>
+      </w:r>
+      <w:r>
+        <w:rPr>
+          <w:color w:val="000000" w:themeColor="text1"/>
+        </w:rPr>
+        <w:t>°</w:t>
+      </w:r>
     </w:p>
     <w:p>
       <w:pPr>
         <w:spacing w:before="160"/>
-        <w:rPr>
-          <w:iCs/>
-          <w:color w:val="000000" w:themeColor="text1"/>
-          <w:lang w:val="ru-RU"/>
-        </w:rPr>
-      </w:pPr>
-      <w:r>
-        <w:rPr>
-          <w:iCs/>
-          <w:color w:val="000000" w:themeColor="text1"/>
-        </w:rPr>
-        <w:t>Второй столбец – верхняя граница доверительного интервала (36°).</w:t>
-      </w:r>
+        <w:jc w:val="center"/>
+        <w:rPr>
+          <w:rFonts w:ascii="Cambria Math" w:hAnsi="Cambria Math" w:cs="Cambria Math"/>
+          <w:color w:val="000000" w:themeColor="text1"/>
+        </w:rPr>
+      </w:pPr>
     </w:p>
     <w:p>
       <w:pPr>
@@ -14352,25 +15237,124 @@
         <w:rPr>
           <w:iCs/>
           <w:color w:val="000000" w:themeColor="text1"/>
-          <w:lang w:val="ru-RU"/>
-        </w:rPr>
-      </w:pPr>
+        </w:rPr>
+      </w:pPr>
+      <w:r>
+        <w:rPr>
+          <w:iCs/>
+          <w:color w:val="000000" w:themeColor="text1"/>
+        </w:rPr>
+        <w:t>Второй столбец – верхняя граница доверительного интервала</w:t>
+      </w:r>
+      <w:r>
+        <w:rPr>
+          <w:iCs/>
+          <w:color w:val="000000" w:themeColor="text1"/>
+        </w:rPr>
+        <w:t>.</w:t>
+      </w:r>
     </w:p>
     <w:p>
       <w:pPr>
         <w:spacing w:before="160"/>
-        <w:rPr>
-          <w:iCs/>
-          <w:color w:val="000000" w:themeColor="text1"/>
-          <w:lang w:val="ru-RU"/>
-        </w:rPr>
-      </w:pPr>
-      <w:r>
-        <w:rPr>
-          <w:iCs/>
-          <w:color w:val="000000" w:themeColor="text1"/>
-        </w:rPr>
-        <w:t>Третий столбец  – количество замеров, попавших в данный интервал (42 измерения из 55).</w:t>
+        <w:jc w:val="center"/>
+        <w:rPr>
+          <w:rFonts w:ascii="Cambria Math" w:hAnsi="Cambria Math" w:cs="Cambria Math"/>
+          <w:color w:val="000000" w:themeColor="text1"/>
+        </w:rPr>
+      </w:pPr>
+      <w:r>
+        <w:rPr>
+          <w:rFonts w:ascii="Cambria Math" w:hAnsi="Cambria Math" w:cs="Cambria Math"/>
+          <w:color w:val="000000" w:themeColor="text1"/>
+        </w:rPr>
+        <w:t>⟨</w:t>
+      </w:r>
+      <m:oMath>
+        <m:r>
+          <w:rPr>
+            <w:rFonts w:ascii="Cambria Math" w:hAnsi="Cambria Math"/>
+            <w:color w:val="000000" w:themeColor="text1"/>
+          </w:rPr>
+          <m:t>α</m:t>
+        </m:r>
+      </m:oMath>
+      <w:r>
+        <w:rPr>
+          <w:rFonts w:ascii="Cambria Math" w:hAnsi="Cambria Math" w:cs="Cambria Math"/>
+          <w:color w:val="000000" w:themeColor="text1"/>
+        </w:rPr>
+        <w:t>⟩</w:t>
+      </w:r>
+      <w:r>
+        <w:rPr>
+          <w:rFonts w:ascii="Cambria Math" w:hAnsi="Cambria Math" w:cs="Cambria Math"/>
+          <w:color w:val="000000" w:themeColor="text1"/>
+          <w:vertAlign w:val="subscript"/>
+        </w:rPr>
+        <w:t>𝑁</w:t>
+      </w:r>
+      <w:r>
+        <w:rPr>
+          <w:color w:val="000000" w:themeColor="text1"/>
+        </w:rPr>
+        <w:t xml:space="preserve"> </w:t>
+      </w:r>
+      <w:r>
+        <w:rPr>
+          <w:color w:val="000000" w:themeColor="text1"/>
+        </w:rPr>
+        <w:t xml:space="preserve">+ </w:t>
+      </w:r>
+      <w:r>
+        <w:rPr>
+          <w:rFonts w:ascii="Cambria Math" w:hAnsi="Cambria Math" w:cs="Cambria Math"/>
+          <w:color w:val="000000" w:themeColor="text1"/>
+        </w:rPr>
+        <w:t>𝜎</w:t>
+      </w:r>
+      <w:r>
+        <w:rPr>
+          <w:rFonts w:ascii="Cambria Math" w:hAnsi="Cambria Math" w:cs="Cambria Math"/>
+          <w:color w:val="000000" w:themeColor="text1"/>
+          <w:vertAlign w:val="subscript"/>
+        </w:rPr>
+        <w:t>𝑁</w:t>
+      </w:r>
+      <w:r>
+        <w:rPr>
+          <w:rFonts w:ascii="Cambria Math" w:hAnsi="Cambria Math" w:cs="Cambria Math"/>
+          <w:color w:val="000000" w:themeColor="text1"/>
+          <w:vertAlign w:val="subscript"/>
+        </w:rPr>
+        <w:t xml:space="preserve"> </w:t>
+      </w:r>
+      <w:r>
+        <w:rPr>
+          <w:rFonts w:ascii="Cambria Math" w:hAnsi="Cambria Math" w:cs="Cambria Math"/>
+          <w:color w:val="000000" w:themeColor="text1"/>
+        </w:rPr>
+        <w:t>= 2</w:t>
+      </w:r>
+      <w:r>
+        <w:rPr>
+          <w:rFonts w:ascii="Cambria Math" w:hAnsi="Cambria Math" w:cs="Cambria Math"/>
+          <w:color w:val="000000" w:themeColor="text1"/>
+        </w:rPr>
+        <w:t>3</w:t>
+      </w:r>
+      <w:r>
+        <w:rPr>
+          <w:rFonts w:ascii="Cambria Math" w:hAnsi="Cambria Math" w:cs="Cambria Math"/>
+          <w:color w:val="000000" w:themeColor="text1"/>
+        </w:rPr>
+        <w:t>.(54) + 12.3= 35.84(54)</w:t>
+      </w:r>
+      <w:r>
+        <w:rPr>
+          <w:color w:val="000000" w:themeColor="text1"/>
+        </w:rPr>
+        <w:t>°</w:t>
       </w:r>
     </w:p>
     <w:p>
@@ -14379,7 +15363,6 @@
         <w:rPr>
           <w:iCs/>
           <w:color w:val="000000" w:themeColor="text1"/>
-          <w:lang w:val="ru-RU"/>
         </w:rPr>
       </w:pPr>
     </w:p>
@@ -14387,10 +15370,35 @@
       <w:pPr>
         <w:spacing w:before="160"/>
         <w:rPr>
+          <w:iCs/>
+          <w:color w:val="000000" w:themeColor="text1"/>
+        </w:rPr>
+      </w:pPr>
+      <w:r>
+        <w:rPr>
+          <w:iCs/>
+          <w:color w:val="000000" w:themeColor="text1"/>
+        </w:rPr>
+        <w:lastRenderedPageBreak/>
+        <w:t>Третий столбец  – количество замеров, попавших в данный интервал (42 измерения из 55).</w:t>
+      </w:r>
+    </w:p>
+    <w:p>
+      <w:pPr>
+        <w:spacing w:before="160"/>
+        <w:rPr>
+          <w:iCs/>
+          <w:color w:val="000000" w:themeColor="text1"/>
+        </w:rPr>
+      </w:pPr>
+    </w:p>
+    <w:p>
+      <w:pPr>
+        <w:spacing w:before="160"/>
+        <w:rPr>
           <w:i/>
           <w:iCs/>
           <w:color w:val="000000" w:themeColor="text1"/>
-          <w:lang w:val="ru-RU"/>
         </w:rPr>
       </w:pPr>
       <w:r>
@@ -14425,7 +15433,6 @@
                 <w:rPr>
                   <w:rFonts w:ascii="Cambria Math" w:hAnsi="Cambria Math"/>
                   <w:color w:val="000000" w:themeColor="text1"/>
-                  <w:lang w:val="ru-RU"/>
                 </w:rPr>
                 <m:t>∆</m:t>
               </m:r>
@@ -14453,7 +15460,6 @@
             <w:rPr>
               <w:rFonts w:ascii="Cambria Math" w:hAnsi="Cambria Math"/>
               <w:color w:val="000000" w:themeColor="text1"/>
-              <w:lang w:val="ru-RU"/>
             </w:rPr>
             <m:t>=</m:t>
           </m:r>
@@ -14464,7 +15470,6 @@
                   <w:rFonts w:ascii="Cambria Math" w:hAnsi="Cambria Math"/>
                   <w:i/>
                   <w:color w:val="000000" w:themeColor="text1"/>
-                  <w:lang w:val="ru-RU"/>
                 </w:rPr>
               </m:ctrlPr>
             </m:fPr>
@@ -14473,7 +15478,6 @@
                 <w:rPr>
                   <w:rFonts w:ascii="Cambria Math" w:hAnsi="Cambria Math"/>
                   <w:color w:val="000000" w:themeColor="text1"/>
-                  <w:lang w:val="ru-RU"/>
                 </w:rPr>
                 <m:t>42</m:t>
               </m:r>
@@ -14483,7 +15487,6 @@
                 <w:rPr>
                   <w:rFonts w:ascii="Cambria Math" w:hAnsi="Cambria Math"/>
                   <w:color w:val="000000" w:themeColor="text1"/>
-                  <w:lang w:val="ru-RU"/>
                 </w:rPr>
                 <m:t>55</m:t>
               </m:r>
@@ -14493,17 +15496,8 @@
             <w:rPr>
               <w:rFonts w:ascii="Cambria Math" w:hAnsi="Cambria Math"/>
               <w:color w:val="000000" w:themeColor="text1"/>
-              <w:lang w:val="ru-RU"/>
             </w:rPr>
-            <m:t>=0</m:t>
-          </m:r>
-          <m:r>
-            <w:rPr>
-              <w:rFonts w:ascii="Cambria Math" w:hAnsi="Cambria Math"/>
-              <w:color w:val="000000" w:themeColor="text1"/>
-              <w:lang w:val="ru-RU"/>
-            </w:rPr>
-            <m:t>.76</m:t>
+            <m:t>=0.76(36)</m:t>
           </m:r>
         </m:oMath>
       </m:oMathPara>
@@ -14514,7 +15508,6 @@
         <w:rPr>
           <w:iCs/>
           <w:color w:val="000000" w:themeColor="text1"/>
-          <w:lang w:val="ru-RU"/>
         </w:rPr>
       </w:pPr>
       <w:r>
@@ -14522,30 +15515,28 @@
           <w:iCs/>
           <w:color w:val="000000" w:themeColor="text1"/>
         </w:rPr>
-        <w:t>Пятый столбец – теоретическая вероятность попадания в интервал для нормального распределения</w:t>
+        <w:t>Пятый столбец – теоретическая</w:t>
       </w:r>
       <w:r>
         <w:rPr>
           <w:iCs/>
           <w:color w:val="000000" w:themeColor="text1"/>
         </w:rPr>
-        <w:t xml:space="preserve">, </w:t>
+        <w:t xml:space="preserve"> ст</w:t>
       </w:r>
       <w:r>
         <w:rPr>
           <w:iCs/>
           <w:color w:val="000000" w:themeColor="text1"/>
-          <w:lang w:val="ru-RU"/>
-        </w:rPr>
-        <w:t>рассчитывается по формуле</w:t>
+        </w:rPr>
+        <w:t>андартная</w:t>
       </w:r>
       <w:r>
         <w:rPr>
           <w:iCs/>
           <w:color w:val="000000" w:themeColor="text1"/>
-          <w:lang w:val="ru-RU"/>
-        </w:rPr>
-        <w:t xml:space="preserve"> (5)</w:t>
+        </w:rPr>
+        <w:t xml:space="preserve"> вероятность попадания в интервал для нормального распределения</w:t>
       </w:r>
       <w:r>
         <w:rPr>
@@ -14559,7 +15550,7 @@
       <w:pPr>
         <w:spacing w:before="160"/>
         <w:rPr>
-          <w:iCs/>
+          <w:i/>
           <w:color w:val="000000" w:themeColor="text1"/>
         </w:rPr>
       </w:pPr>
@@ -14568,19 +15559,40 @@
       <w:pPr>
         <w:spacing w:before="160"/>
         <w:rPr>
+          <w:color w:val="000000" w:themeColor="text1"/>
+        </w:rPr>
+      </w:pPr>
+      <w:r>
+        <w:rPr>
+          <w:color w:val="000000" w:themeColor="text1"/>
+        </w:rPr>
+        <w:t>1</w:t>
+      </w:r>
+      <w:r>
+        <w:rPr>
+          <w:color w:val="000000" w:themeColor="text1"/>
+        </w:rPr>
+        <w:t>0. Расчет погрешностей измерений (</w:t>
+      </w:r>
+      <w:r>
+        <w:rPr>
           <w:i/>
           <w:color w:val="000000" w:themeColor="text1"/>
-          <w:lang w:val="ru-RU"/>
-        </w:rPr>
-      </w:pPr>
+        </w:rPr>
+        <w:t>для прямых и косвенных измерений</w:t>
+      </w:r>
+      <w:r>
+        <w:rPr>
+          <w:color w:val="000000" w:themeColor="text1"/>
+        </w:rPr>
+        <w:t>).</w:t>
+      </w:r>
     </w:p>
     <w:p>
       <w:pPr>
         <w:spacing w:before="160"/>
         <w:rPr>
-          <w:i/>
-          <w:color w:val="000000" w:themeColor="text1"/>
-          <w:lang w:val="ru-RU"/>
+          <w:color w:val="000000" w:themeColor="text1"/>
         </w:rPr>
       </w:pPr>
     </w:p>
@@ -14589,82 +15601,27 @@
         <w:spacing w:before="160"/>
         <w:rPr>
           <w:color w:val="000000" w:themeColor="text1"/>
-          <w:lang w:val="ru-RU"/>
-        </w:rPr>
-      </w:pPr>
-      <w:r>
-        <w:rPr>
-          <w:color w:val="000000" w:themeColor="text1"/>
-          <w:lang w:val="ru-RU"/>
-        </w:rPr>
-        <w:t>1</w:t>
-      </w:r>
-      <w:r>
-        <w:rPr>
-          <w:color w:val="000000" w:themeColor="text1"/>
-          <w:lang w:val="ru-RU"/>
-        </w:rPr>
-        <w:t xml:space="preserve">0. </w:t>
-      </w:r>
-      <w:r>
-        <w:rPr>
-          <w:color w:val="000000" w:themeColor="text1"/>
-        </w:rPr>
-        <w:t>Расчет погрешностей измерений (</w:t>
-      </w:r>
-      <w:r>
-        <w:rPr>
-          <w:i/>
-          <w:color w:val="000000" w:themeColor="text1"/>
-        </w:rPr>
-        <w:t>для прямых и косвенных измерений</w:t>
-      </w:r>
-      <w:r>
-        <w:rPr>
-          <w:color w:val="000000" w:themeColor="text1"/>
-        </w:rPr>
-        <w:t>).</w:t>
+        </w:rPr>
+      </w:pPr>
+      <w:r>
+        <w:rPr>
+          <w:color w:val="000000" w:themeColor="text1"/>
+        </w:rPr>
+        <w:t>Рассчитаем стандартную ошибку среднего согласно формуле (6)</w:t>
+      </w:r>
+      <w:r>
+        <w:rPr>
+          <w:color w:val="000000" w:themeColor="text1"/>
+        </w:rPr>
+        <w:t>:</w:t>
       </w:r>
     </w:p>
     <w:p>
       <w:pPr>
         <w:spacing w:before="160"/>
         <w:rPr>
-          <w:color w:val="000000" w:themeColor="text1"/>
-          <w:lang w:val="en-US"/>
-        </w:rPr>
-      </w:pPr>
-    </w:p>
-    <w:p>
-      <w:pPr>
-        <w:spacing w:before="160"/>
-        <w:rPr>
-          <w:color w:val="000000" w:themeColor="text1"/>
-          <w:lang w:val="en-US"/>
-        </w:rPr>
-      </w:pPr>
-      <w:r>
-        <w:rPr>
-          <w:color w:val="000000" w:themeColor="text1"/>
-          <w:lang w:val="ru-RU"/>
-        </w:rPr>
-        <w:t>Рассчитаем стандартную ошибку среднего согласно формуле (6)</w:t>
-      </w:r>
-      <w:r>
-        <w:rPr>
-          <w:color w:val="000000" w:themeColor="text1"/>
-          <w:lang w:val="ru-RU"/>
-        </w:rPr>
-        <w:t>:</w:t>
-      </w:r>
-    </w:p>
-    <w:p>
-      <w:pPr>
-        <w:spacing w:before="160"/>
-        <w:rPr>
           <w:i/>
           <w:color w:val="000000" w:themeColor="text1"/>
-          <w:lang w:val="ru-RU"/>
         </w:rPr>
       </w:pPr>
       <m:oMathPara>
@@ -14706,7 +15663,21 @@
                   <w:rFonts w:ascii="Cambria Math" w:hAnsi="Cambria Math"/>
                   <w:color w:val="000000" w:themeColor="text1"/>
                 </w:rPr>
-                <m:t>&lt;α&gt;</m:t>
+                <m:t>&lt;</m:t>
+              </m:r>
+              <m:r>
+                <w:rPr>
+                  <w:rFonts w:ascii="Cambria Math" w:hAnsi="Cambria Math"/>
+                  <w:color w:val="000000" w:themeColor="text1"/>
+                </w:rPr>
+                <m:t>α</m:t>
+              </m:r>
+              <m:r>
+                <w:rPr>
+                  <w:rFonts w:ascii="Cambria Math" w:hAnsi="Cambria Math"/>
+                  <w:color w:val="000000" w:themeColor="text1"/>
+                </w:rPr>
+                <m:t>&gt;</m:t>
               </m:r>
             </m:sub>
           </m:sSub>
@@ -14714,7 +15685,6 @@
             <w:rPr>
               <w:rFonts w:ascii="Cambria Math" w:hAnsi="Cambria Math"/>
               <w:color w:val="000000" w:themeColor="text1"/>
-              <w:lang w:val="ru-RU"/>
             </w:rPr>
             <m:t xml:space="preserve">= </m:t>
           </m:r>
@@ -14755,33 +15725,8 @@
                     <w:rPr>
                       <w:rFonts w:ascii="Cambria Math" w:hAnsi="Cambria Math"/>
                       <w:color w:val="000000" w:themeColor="text1"/>
-                      <w:lang w:val="ru-RU"/>
                     </w:rPr>
-                    <m:t>8</m:t>
-                  </m:r>
-                  <m:r>
-                    <w:rPr>
-                      <w:rFonts w:ascii="Cambria Math" w:hAnsi="Cambria Math"/>
-                      <w:color w:val="000000" w:themeColor="text1"/>
-                      <w:lang w:val="ru-RU"/>
-                    </w:rPr>
-                    <m:t>3</m:t>
-                  </m:r>
-                  <m:r>
-                    <w:rPr>
-                      <w:rFonts w:ascii="Cambria Math" w:hAnsi="Cambria Math"/>
-                      <w:color w:val="000000" w:themeColor="text1"/>
-                      <w:lang w:val="ru-RU"/>
-                    </w:rPr>
-                    <m:t>2</m:t>
-                  </m:r>
-                  <m:r>
-                    <w:rPr>
-                      <w:rFonts w:ascii="Cambria Math" w:hAnsi="Cambria Math"/>
-                      <w:color w:val="000000" w:themeColor="text1"/>
-                      <w:lang w:val="ru-RU"/>
-                    </w:rPr>
-                    <m:t>1.64</m:t>
+                    <m:t>8321.64</m:t>
                   </m:r>
                   <m:ctrlPr>
                     <w:rPr>
@@ -14797,7 +15742,6 @@
                     <w:rPr>
                       <w:rFonts w:ascii="Cambria Math" w:hAnsi="Cambria Math"/>
                       <w:color w:val="000000" w:themeColor="text1"/>
-                      <w:lang w:val="ru-RU"/>
                     </w:rPr>
                     <m:t xml:space="preserve">55 * </m:t>
                   </m:r>
@@ -14817,7 +15761,6 @@
                         <w:rPr>
                           <w:rFonts w:ascii="Cambria Math" w:hAnsi="Cambria Math"/>
                           <w:color w:val="000000" w:themeColor="text1"/>
-                          <w:lang w:val="ru-RU"/>
                         </w:rPr>
                         <m:t>55-1</m:t>
                       </m:r>
@@ -14837,7 +15780,6 @@
                 <w:rPr>
                   <w:rFonts w:ascii="Cambria Math" w:hAnsi="Cambria Math"/>
                   <w:color w:val="000000" w:themeColor="text1"/>
-                  <w:lang w:val="ru-RU"/>
                 </w:rPr>
                 <m:t xml:space="preserve"> </m:t>
               </m:r>
@@ -14847,17 +15789,8 @@
             <w:rPr>
               <w:rFonts w:ascii="Cambria Math" w:hAnsi="Cambria Math"/>
               <w:color w:val="000000" w:themeColor="text1"/>
-              <w:lang w:val="ru-RU"/>
             </w:rPr>
-            <m:t>=1.6</m:t>
-          </m:r>
-          <m:r>
-            <w:rPr>
-              <w:rFonts w:ascii="Cambria Math" w:hAnsi="Cambria Math"/>
-              <w:color w:val="000000" w:themeColor="text1"/>
-              <w:lang w:val="ru-RU"/>
-            </w:rPr>
-            <m:t>7</m:t>
+            <m:t>=1.67</m:t>
           </m:r>
         </m:oMath>
       </m:oMathPara>
@@ -14868,14 +15801,12 @@
         <w:rPr>
           <w:iCs/>
           <w:color w:val="000000" w:themeColor="text1"/>
-          <w:lang w:val="en-US"/>
         </w:rPr>
       </w:pPr>
       <w:r>
         <w:rPr>
           <w:iCs/>
           <w:color w:val="000000" w:themeColor="text1"/>
-          <w:lang w:val="ru-RU"/>
         </w:rPr>
         <w:t>Возьмем коэффициент Стьюдента</w:t>
       </w:r>
@@ -14883,7 +15814,6 @@
         <w:rPr>
           <w:iCs/>
           <w:color w:val="000000" w:themeColor="text1"/>
-          <w:lang w:val="en-US"/>
         </w:rPr>
         <w:t>:</w:t>
       </w:r>
@@ -14894,7 +15824,6 @@
         <w:rPr>
           <w:i/>
           <w:color w:val="000000" w:themeColor="text1"/>
-          <w:lang w:val="ru-RU"/>
         </w:rPr>
       </w:pPr>
       <m:oMathPara>
@@ -14935,7 +15864,21 @@
                   <w:rFonts w:ascii="Cambria Math" w:hAnsi="Cambria Math"/>
                   <w:color w:val="000000" w:themeColor="text1"/>
                 </w:rPr>
-                <m:t>α,</m:t>
+                <m:t>α</m:t>
+              </m:r>
+              <m:r>
+                <w:rPr>
+                  <w:rFonts w:ascii="Cambria Math" w:hAnsi="Cambria Math"/>
+                  <w:color w:val="000000" w:themeColor="text1"/>
+                </w:rPr>
+                <m:t>,</m:t>
+              </m:r>
+              <m:r>
+                <w:rPr>
+                  <w:rFonts w:ascii="Cambria Math" w:hAnsi="Cambria Math"/>
+                  <w:color w:val="000000" w:themeColor="text1"/>
+                </w:rPr>
+                <m:t xml:space="preserve">  </m:t>
               </m:r>
               <m:r>
                 <w:rPr>
@@ -14943,7 +15886,7 @@
                   <w:color w:val="000000" w:themeColor="text1"/>
                   <w:lang w:val="en-US"/>
                 </w:rPr>
-                <m:t xml:space="preserve">  N</m:t>
+                <m:t>N</m:t>
               </m:r>
             </m:sub>
           </m:sSub>
@@ -14951,7 +15894,6 @@
             <w:rPr>
               <w:rFonts w:ascii="Cambria Math" w:hAnsi="Cambria Math"/>
               <w:color w:val="000000" w:themeColor="text1"/>
-              <w:lang w:val="en-US"/>
             </w:rPr>
             <m:t xml:space="preserve">= </m:t>
           </m:r>
@@ -14994,7 +15936,6 @@
                 <w:rPr>
                   <w:rFonts w:ascii="Cambria Math" w:hAnsi="Cambria Math"/>
                   <w:color w:val="000000" w:themeColor="text1"/>
-                  <w:lang w:val="en-US"/>
                 </w:rPr>
                 <m:t>.95;55</m:t>
               </m:r>
@@ -15004,17 +15945,8 @@
             <w:rPr>
               <w:rFonts w:ascii="Cambria Math" w:hAnsi="Cambria Math"/>
               <w:color w:val="000000" w:themeColor="text1"/>
-              <w:lang w:val="en-US"/>
             </w:rPr>
-            <m:t>=</m:t>
-          </m:r>
-          <m:r>
-            <w:rPr>
-              <w:rFonts w:ascii="Cambria Math" w:hAnsi="Cambria Math"/>
-              <w:color w:val="000000" w:themeColor="text1"/>
-              <w:lang w:val="en-US"/>
-            </w:rPr>
-            <m:t>2</m:t>
+            <m:t>=2</m:t>
           </m:r>
         </m:oMath>
       </m:oMathPara>
@@ -15025,14 +15957,12 @@
         <w:rPr>
           <w:iCs/>
           <w:color w:val="000000" w:themeColor="text1"/>
-          <w:lang w:val="en-US"/>
         </w:rPr>
       </w:pPr>
       <w:r>
         <w:rPr>
           <w:iCs/>
           <w:color w:val="000000" w:themeColor="text1"/>
-          <w:lang w:val="ru-RU"/>
         </w:rPr>
         <w:t>Найдем погрешность</w:t>
       </w:r>
@@ -15040,7 +15970,6 @@
         <w:rPr>
           <w:iCs/>
           <w:color w:val="000000" w:themeColor="text1"/>
-          <w:lang w:val="en-US"/>
         </w:rPr>
         <w:t xml:space="preserve"> </w:t>
       </w:r>
@@ -15048,7 +15977,6 @@
         <w:rPr>
           <w:iCs/>
           <w:color w:val="000000" w:themeColor="text1"/>
-          <w:lang w:val="ru-RU"/>
         </w:rPr>
         <w:t>согласно формуле (8)</w:t>
       </w:r>
@@ -15056,7 +15984,6 @@
         <w:rPr>
           <w:iCs/>
           <w:color w:val="000000" w:themeColor="text1"/>
-          <w:lang w:val="en-US"/>
         </w:rPr>
         <w:t>:</w:t>
       </w:r>
@@ -15064,220 +15991,184 @@
     <w:p>
       <w:pPr>
         <w:spacing w:before="160"/>
+        <w:jc w:val="center"/>
         <w:rPr>
           <w:i/>
           <w:color w:val="000000" w:themeColor="text1"/>
-          <w:lang w:val="ru-RU"/>
-        </w:rPr>
-      </w:pPr>
-      <m:oMathPara>
-        <m:oMathParaPr>
-          <m:jc m:val="center"/>
-        </m:oMathParaPr>
-        <m:oMath>
-          <m:r>
-            <m:rPr>
-              <m:sty m:val="p"/>
-            </m:rPr>
-            <w:rPr>
-              <w:rFonts w:ascii="Cambria Math" w:hAnsi="Cambria Math"/>
-              <w:color w:val="000000" w:themeColor="text1"/>
-              <w:lang w:val="en-US"/>
-            </w:rPr>
-            <m:t>Δ</m:t>
-          </m:r>
-          <m:r>
-            <w:rPr>
-              <w:rFonts w:ascii="Cambria Math" w:hAnsi="Cambria Math"/>
-              <w:color w:val="000000" w:themeColor="text1"/>
-              <w:lang w:val="en-US"/>
-            </w:rPr>
-            <m:t>t=</m:t>
-          </m:r>
-          <m:sSub>
-            <m:sSubPr>
-              <m:ctrlPr>
-                <w:rPr>
-                  <w:rFonts w:ascii="Cambria Math" w:hAnsi="Cambria Math"/>
-                  <w:i/>
-                  <w:color w:val="000000" w:themeColor="text1"/>
-                  <w:lang w:val="en-US"/>
-                </w:rPr>
-              </m:ctrlPr>
-            </m:sSubPr>
-            <m:e>
-              <m:r>
-                <w:rPr>
-                  <w:rFonts w:ascii="Cambria Math" w:hAnsi="Cambria Math"/>
-                  <w:color w:val="000000" w:themeColor="text1"/>
-                  <w:lang w:val="en-US"/>
-                </w:rPr>
-                <m:t>t</m:t>
-              </m:r>
-            </m:e>
-            <m:sub>
-              <m:r>
-                <m:rPr>
-                  <m:sty m:val="p"/>
-                </m:rPr>
-                <w:rPr>
-                  <w:rFonts w:ascii="Cambria Math" w:hAnsi="Cambria Math"/>
-                  <w:color w:val="000000" w:themeColor="text1"/>
-                  <w:lang w:val="en-US"/>
-                </w:rPr>
-                <m:t>α</m:t>
-              </m:r>
-              <m:r>
-                <w:rPr>
-                  <w:rFonts w:ascii="Cambria Math" w:hAnsi="Cambria Math"/>
-                  <w:color w:val="000000" w:themeColor="text1"/>
-                  <w:lang w:val="en-US"/>
-                </w:rPr>
-                <m:t>,N</m:t>
-              </m:r>
-            </m:sub>
-          </m:sSub>
-          <m:r>
-            <m:rPr>
-              <m:sty m:val="p"/>
-            </m:rPr>
-            <w:rPr>
-              <w:rFonts w:ascii="Cambria Math" w:hAnsi="Cambria Math"/>
-              <w:color w:val="000000" w:themeColor="text1"/>
-              <w:lang w:val="en-US"/>
-            </w:rPr>
-            <m:t>⋅</m:t>
-          </m:r>
-          <m:sSub>
-            <m:sSubPr>
-              <m:ctrlPr>
-                <w:rPr>
-                  <w:rFonts w:ascii="Cambria Math" w:hAnsi="Cambria Math"/>
-                  <w:i/>
-                  <w:color w:val="000000" w:themeColor="text1"/>
-                  <w:lang w:val="en-US"/>
-                </w:rPr>
-              </m:ctrlPr>
-            </m:sSubPr>
-            <m:e>
-              <m:r>
-                <m:rPr>
-                  <m:sty m:val="p"/>
-                </m:rPr>
-                <w:rPr>
-                  <w:rFonts w:ascii="Cambria Math" w:hAnsi="Cambria Math"/>
-                  <w:color w:val="000000" w:themeColor="text1"/>
-                  <w:lang w:val="en-US"/>
-                </w:rPr>
-                <m:t>σ</m:t>
-              </m:r>
-              <m:ctrlPr>
-                <w:rPr>
-                  <w:rFonts w:ascii="Cambria Math" w:hAnsi="Cambria Math"/>
-                  <w:color w:val="000000" w:themeColor="text1"/>
-                  <w:lang w:val="en-US"/>
-                </w:rPr>
-              </m:ctrlPr>
-            </m:e>
-            <m:sub>
-              <m:d>
-                <m:dPr>
-                  <m:begChr m:val="⟨"/>
-                  <m:endChr m:val="⟩"/>
-                  <m:ctrlPr>
-                    <w:rPr>
-                      <w:rFonts w:ascii="Cambria Math" w:hAnsi="Cambria Math"/>
-                      <w:color w:val="000000" w:themeColor="text1"/>
-                      <w:lang w:val="en-US"/>
-                    </w:rPr>
-                  </m:ctrlPr>
-                </m:dPr>
-                <m:e>
-                  <m:r>
-                    <w:rPr>
-                      <w:rFonts w:ascii="Cambria Math" w:hAnsi="Cambria Math"/>
-                      <w:color w:val="000000" w:themeColor="text1"/>
-                    </w:rPr>
-                    <m:t>α</m:t>
-                  </m:r>
-                </m:e>
-              </m:d>
-            </m:sub>
-          </m:sSub>
-          <m:r>
-            <w:rPr>
-              <w:rFonts w:ascii="Cambria Math" w:hAnsi="Cambria Math"/>
-              <w:color w:val="000000" w:themeColor="text1"/>
-              <w:lang w:val="en-US"/>
-            </w:rPr>
-            <m:t xml:space="preserve"> =</m:t>
-          </m:r>
-          <m:r>
-            <w:rPr>
-              <w:rFonts w:ascii="Cambria Math" w:hAnsi="Cambria Math"/>
-              <w:color w:val="000000" w:themeColor="text1"/>
-              <w:lang w:val="en-US"/>
-            </w:rPr>
-            <m:t xml:space="preserve"> 1.67 * </m:t>
-          </m:r>
-          <m:r>
-            <w:rPr>
-              <w:rFonts w:ascii="Cambria Math" w:hAnsi="Cambria Math"/>
-              <w:color w:val="000000" w:themeColor="text1"/>
-              <w:lang w:val="en-US"/>
-            </w:rPr>
-            <m:t>2</m:t>
-          </m:r>
-          <m:r>
-            <w:rPr>
-              <w:rFonts w:ascii="Cambria Math" w:hAnsi="Cambria Math"/>
-              <w:color w:val="000000" w:themeColor="text1"/>
-              <w:lang w:val="en-US"/>
-            </w:rPr>
-            <m:t>=</m:t>
-          </m:r>
-          <m:r>
-            <w:rPr>
-              <w:rFonts w:ascii="Cambria Math" w:hAnsi="Cambria Math"/>
-              <w:color w:val="000000" w:themeColor="text1"/>
-              <w:lang w:val="en-US"/>
-            </w:rPr>
-            <m:t xml:space="preserve"> </m:t>
-          </m:r>
-          <m:r>
-            <w:rPr>
-              <w:rFonts w:ascii="Cambria Math" w:hAnsi="Cambria Math"/>
-              <w:color w:val="000000" w:themeColor="text1"/>
-              <w:lang w:val="en-US"/>
-            </w:rPr>
-            <m:t>3</m:t>
-          </m:r>
-          <m:r>
-            <w:rPr>
-              <w:rFonts w:ascii="Cambria Math" w:hAnsi="Cambria Math"/>
-              <w:color w:val="000000" w:themeColor="text1"/>
-              <w:lang w:val="en-US"/>
-            </w:rPr>
-            <m:t>.34</m:t>
-          </m:r>
-          <m:r>
-            <m:rPr>
-              <m:sty m:val="p"/>
-            </m:rPr>
-            <w:rPr>
-              <w:rFonts w:ascii="Cambria Math" w:hAnsi="Cambria Math"/>
-            </w:rPr>
-            <m:t>≈</m:t>
-          </m:r>
-          <m:r>
-            <w:rPr>
-              <w:rFonts w:ascii="Cambria Math"/>
-              <w:lang w:val="ru-RU"/>
-            </w:rPr>
-            <m:t>3</m:t>
-          </m:r>
-        </m:oMath>
-      </m:oMathPara>
+        </w:rPr>
+      </w:pPr>
+      <m:oMath>
+        <m:r>
+          <m:rPr>
+            <m:sty m:val="p"/>
+          </m:rPr>
+          <w:rPr>
+            <w:rFonts w:ascii="Cambria Math" w:hAnsi="Cambria Math"/>
+            <w:color w:val="000000" w:themeColor="text1"/>
+            <w:lang w:val="en-US"/>
+          </w:rPr>
+          <m:t>Δ</m:t>
+        </m:r>
+        <m:r>
+          <w:rPr>
+            <w:rFonts w:ascii="Cambria Math" w:hAnsi="Cambria Math"/>
+            <w:color w:val="000000" w:themeColor="text1"/>
+            <w:lang w:val="en-US"/>
+          </w:rPr>
+          <m:t>t</m:t>
+        </m:r>
+        <m:r>
+          <w:rPr>
+            <w:rFonts w:ascii="Cambria Math" w:hAnsi="Cambria Math"/>
+            <w:color w:val="000000" w:themeColor="text1"/>
+          </w:rPr>
+          <m:t>=</m:t>
+        </m:r>
+        <m:sSub>
+          <m:sSubPr>
+            <m:ctrlPr>
+              <w:rPr>
+                <w:rFonts w:ascii="Cambria Math" w:hAnsi="Cambria Math"/>
+                <w:i/>
+                <w:color w:val="000000" w:themeColor="text1"/>
+                <w:lang w:val="en-US"/>
+              </w:rPr>
+            </m:ctrlPr>
+          </m:sSubPr>
+          <m:e>
+            <m:r>
+              <w:rPr>
+                <w:rFonts w:ascii="Cambria Math" w:hAnsi="Cambria Math"/>
+                <w:color w:val="000000" w:themeColor="text1"/>
+                <w:lang w:val="en-US"/>
+              </w:rPr>
+              <m:t>t</m:t>
+            </m:r>
+          </m:e>
+          <m:sub>
+            <m:r>
+              <m:rPr>
+                <m:sty m:val="p"/>
+              </m:rPr>
+              <w:rPr>
+                <w:rFonts w:ascii="Cambria Math" w:hAnsi="Cambria Math"/>
+                <w:color w:val="000000" w:themeColor="text1"/>
+                <w:lang w:val="en-US"/>
+              </w:rPr>
+              <m:t>α</m:t>
+            </m:r>
+            <m:r>
+              <w:rPr>
+                <w:rFonts w:ascii="Cambria Math" w:hAnsi="Cambria Math"/>
+                <w:color w:val="000000" w:themeColor="text1"/>
+              </w:rPr>
+              <m:t>,</m:t>
+            </m:r>
+            <m:r>
+              <w:rPr>
+                <w:rFonts w:ascii="Cambria Math" w:hAnsi="Cambria Math"/>
+                <w:color w:val="000000" w:themeColor="text1"/>
+                <w:lang w:val="en-US"/>
+              </w:rPr>
+              <m:t>N</m:t>
+            </m:r>
+          </m:sub>
+        </m:sSub>
+        <m:r>
+          <m:rPr>
+            <m:sty m:val="p"/>
+          </m:rPr>
+          <w:rPr>
+            <w:rFonts w:ascii="Cambria Math" w:hAnsi="Cambria Math"/>
+            <w:color w:val="000000" w:themeColor="text1"/>
+          </w:rPr>
+          <m:t>⋅</m:t>
+        </m:r>
+        <m:sSub>
+          <m:sSubPr>
+            <m:ctrlPr>
+              <w:rPr>
+                <w:rFonts w:ascii="Cambria Math" w:hAnsi="Cambria Math"/>
+                <w:i/>
+                <w:color w:val="000000" w:themeColor="text1"/>
+                <w:lang w:val="en-US"/>
+              </w:rPr>
+            </m:ctrlPr>
+          </m:sSubPr>
+          <m:e>
+            <m:r>
+              <m:rPr>
+                <m:sty m:val="p"/>
+              </m:rPr>
+              <w:rPr>
+                <w:rFonts w:ascii="Cambria Math" w:hAnsi="Cambria Math"/>
+                <w:color w:val="000000" w:themeColor="text1"/>
+                <w:lang w:val="en-US"/>
+              </w:rPr>
+              <m:t>σ</m:t>
+            </m:r>
+            <m:ctrlPr>
+              <w:rPr>
+                <w:rFonts w:ascii="Cambria Math" w:hAnsi="Cambria Math"/>
+                <w:color w:val="000000" w:themeColor="text1"/>
+                <w:lang w:val="en-US"/>
+              </w:rPr>
+            </m:ctrlPr>
+          </m:e>
+          <m:sub>
+            <m:d>
+              <m:dPr>
+                <m:begChr m:val="⟨"/>
+                <m:endChr m:val="⟩"/>
+                <m:ctrlPr>
+                  <w:rPr>
+                    <w:rFonts w:ascii="Cambria Math" w:hAnsi="Cambria Math"/>
+                    <w:color w:val="000000" w:themeColor="text1"/>
+                    <w:lang w:val="en-US"/>
+                  </w:rPr>
+                </m:ctrlPr>
+              </m:dPr>
+              <m:e>
+                <m:r>
+                  <w:rPr>
+                    <w:rFonts w:ascii="Cambria Math" w:hAnsi="Cambria Math"/>
+                    <w:color w:val="000000" w:themeColor="text1"/>
+                  </w:rPr>
+                  <m:t>α</m:t>
+                </m:r>
+              </m:e>
+            </m:d>
+          </m:sub>
+        </m:sSub>
+        <m:r>
+          <w:rPr>
+            <w:rFonts w:ascii="Cambria Math" w:hAnsi="Cambria Math"/>
+            <w:color w:val="000000" w:themeColor="text1"/>
+          </w:rPr>
+          <m:t xml:space="preserve"> = 1.67 * 2= 3.34</m:t>
+        </m:r>
+        <m:r>
+          <m:rPr>
+            <m:sty m:val="p"/>
+          </m:rPr>
+          <w:rPr>
+            <w:rFonts w:ascii="Cambria Math" w:hAnsi="Cambria Math"/>
+          </w:rPr>
+          <m:t>≈</m:t>
+        </m:r>
+        <m:r>
+          <w:rPr>
+            <w:rFonts w:ascii="Cambria Math"/>
+          </w:rPr>
+          <m:t>3</m:t>
+        </m:r>
+      </m:oMath>
+      <w:r>
+        <w:rPr>
+          <w:color w:val="000000" w:themeColor="text1"/>
+        </w:rPr>
+        <w:t>°</w:t>
+      </w:r>
     </w:p>
     <w:p>
       <w:pPr>
@@ -15337,14 +16228,1013 @@
       </w:pPr>
       <w:r>
         <w:rPr>
+          <w:color w:val="000000" w:themeColor="text1"/>
+        </w:rPr>
+        <w:t>По данным таблицы из пункта 9 построим гистограмму и кривую функции Гаусса.</w:t>
+      </w:r>
+    </w:p>
+    <w:p>
+      <w:pPr>
+        <w:spacing w:before="160"/>
+        <w:rPr>
+          <w:color w:val="000000" w:themeColor="text1"/>
+        </w:rPr>
+      </w:pPr>
+      <w:r>
+        <w:rPr>
+          <w:color w:val="000000" w:themeColor="text1"/>
+        </w:rPr>
+        <w:t xml:space="preserve">Для построения линии кривой </w:t>
+      </w:r>
+      <w:r>
+        <w:rPr>
+          <w:color w:val="000000" w:themeColor="text1"/>
+        </w:rPr>
+        <w:t xml:space="preserve">функции отметим на графике точки </w:t>
+      </w:r>
+      <w:r>
+        <w:rPr>
+          <w:iCs/>
+          <w:color w:val="000000" w:themeColor="text1"/>
+        </w:rPr>
+        <w:t xml:space="preserve">значений </w:t>
+      </w:r>
+      <w:r>
+        <w:rPr>
+          <w:iCs/>
+          <w:color w:val="000000" w:themeColor="text1"/>
+        </w:rPr>
+        <w:t>плотности</w:t>
+      </w:r>
+      <w:r>
+        <w:rPr>
+          <w:iCs/>
+          <w:color w:val="000000" w:themeColor="text1"/>
+        </w:rPr>
+        <w:t xml:space="preserve">, согласно </w:t>
+      </w:r>
+      <w:r>
+        <w:rPr>
+          <w:iCs/>
+          <w:color w:val="000000" w:themeColor="text1"/>
+        </w:rPr>
+        <w:t>данным из таблицы</w:t>
+      </w:r>
+      <w:r>
+        <w:rPr>
+          <w:iCs/>
+          <w:color w:val="000000" w:themeColor="text1"/>
+        </w:rPr>
+        <w:t xml:space="preserve">, и точку максимального значения, согласно вычисленному ранее </w:t>
+      </w:r>
+      <m:oMath>
+        <m:sSub>
+          <m:sSubPr>
+            <m:ctrlPr>
+              <w:rPr>
+                <w:rFonts w:ascii="Cambria Math" w:hAnsi="Cambria Math"/>
+                <w:i/>
+                <w:color w:val="000000" w:themeColor="text1"/>
+                <w:lang w:val="en-US"/>
+              </w:rPr>
+            </m:ctrlPr>
+          </m:sSubPr>
+          <m:e>
+            <m:r>
+              <w:rPr>
+                <w:rFonts w:ascii="Cambria Math" w:hAnsi="Cambria Math"/>
+                <w:color w:val="000000" w:themeColor="text1"/>
+                <w:lang w:val="en-US"/>
+              </w:rPr>
+              <m:t>ρ</m:t>
+            </m:r>
+          </m:e>
+          <m:sub>
+            <m:r>
+              <m:rPr>
+                <m:nor/>
+              </m:rPr>
+              <w:rPr>
+                <w:rFonts w:ascii="Cambria Math" w:hAnsi="Cambria Math"/>
+                <w:color w:val="000000" w:themeColor="text1"/>
+                <w:lang w:val="en-US"/>
+              </w:rPr>
+              <m:t>max</m:t>
+            </m:r>
+          </m:sub>
+        </m:sSub>
+      </m:oMath>
+      <w:r>
+        <w:rPr>
+          <w:color w:val="000000" w:themeColor="text1"/>
+        </w:rPr>
+        <w:t>.</w:t>
+      </w:r>
+    </w:p>
+    <w:p>
+      <w:pPr>
+        <w:spacing w:before="160"/>
+        <w:rPr>
+          <w:color w:val="000000" w:themeColor="text1"/>
+        </w:rPr>
+      </w:pPr>
+      <w:r>
+        <w:rPr>
+          <w:color w:val="000000" w:themeColor="text1"/>
+        </w:rPr>
+        <w:t xml:space="preserve">Найдём точки перегиба, чтобы также их отметить на графике: </w:t>
+      </w:r>
+    </w:p>
+    <w:p>
+      <w:pPr>
+        <w:spacing w:before="160"/>
+        <w:jc w:val="center"/>
+        <w:rPr>
+          <w:color w:val="000000" w:themeColor="text1"/>
+        </w:rPr>
+      </w:pPr>
+      <m:oMath>
+        <m:r>
+          <m:rPr>
+            <m:sty m:val="p"/>
+          </m:rPr>
+          <w:rPr>
+            <w:rFonts w:ascii="Cambria Math" w:hAnsi="Cambria Math"/>
+            <w:color w:val="000000" w:themeColor="text1"/>
+          </w:rPr>
+          <m:t>ρ</m:t>
+        </m:r>
+        <m:d>
+          <m:dPr>
+            <m:ctrlPr>
+              <w:rPr>
+                <w:rFonts w:ascii="Cambria Math" w:hAnsi="Cambria Math"/>
+                <w:i/>
+                <w:color w:val="000000" w:themeColor="text1"/>
+              </w:rPr>
+            </m:ctrlPr>
+          </m:dPr>
+          <m:e>
+            <m:sSub>
+              <m:sSubPr>
+                <m:ctrlPr>
+                  <w:rPr>
+                    <w:rFonts w:ascii="Cambria Math" w:hAnsi="Cambria Math" w:cs="Cambria Math"/>
+                    <w:color w:val="000000" w:themeColor="text1"/>
+                    <w:vertAlign w:val="subscript"/>
+                  </w:rPr>
+                </m:ctrlPr>
+              </m:sSubPr>
+              <m:e>
+                <m:d>
+                  <m:dPr>
+                    <m:begChr m:val="⟨"/>
+                    <m:endChr m:val="⟩"/>
+                    <m:ctrlPr>
+                      <w:rPr>
+                        <w:rFonts w:ascii="Cambria Math" w:hAnsi="Cambria Math" w:cs="Cambria Math"/>
+                        <w:color w:val="000000" w:themeColor="text1"/>
+                      </w:rPr>
+                    </m:ctrlPr>
+                  </m:dPr>
+                  <m:e>
+                    <m:r>
+                      <w:rPr>
+                        <w:rFonts w:ascii="Cambria Math" w:hAnsi="Cambria Math"/>
+                        <w:color w:val="000000" w:themeColor="text1"/>
+                      </w:rPr>
+                      <m:t>α</m:t>
+                    </m:r>
+                  </m:e>
+                </m:d>
+              </m:e>
+              <m:sub>
+                <m:r>
+                  <m:rPr>
+                    <m:sty m:val="p"/>
+                  </m:rPr>
+                  <w:rPr>
+                    <w:rFonts w:ascii="Cambria Math" w:hAnsi="Cambria Math" w:cs="Cambria Math"/>
+                    <w:color w:val="000000" w:themeColor="text1"/>
+                    <w:vertAlign w:val="subscript"/>
+                  </w:rPr>
+                  <m:t>N</m:t>
+                </m:r>
+              </m:sub>
+            </m:sSub>
+            <m:r>
+              <m:rPr>
+                <m:sty m:val="p"/>
+              </m:rPr>
+              <w:rPr>
+                <w:rFonts w:ascii="Cambria Math" w:hAnsi="Cambria Math"/>
+                <w:color w:val="000000" w:themeColor="text1"/>
+              </w:rPr>
+              <m:t>-</m:t>
+            </m:r>
+            <m:sSub>
+              <m:sSubPr>
+                <m:ctrlPr>
+                  <w:rPr>
+                    <w:rFonts w:ascii="Cambria Math" w:hAnsi="Cambria Math" w:cs="Cambria Math"/>
+                    <w:color w:val="000000" w:themeColor="text1"/>
+                  </w:rPr>
+                </m:ctrlPr>
+              </m:sSubPr>
+              <m:e>
+                <m:r>
+                  <m:rPr>
+                    <m:sty m:val="p"/>
+                  </m:rPr>
+                  <w:rPr>
+                    <w:rFonts w:ascii="Cambria Math" w:hAnsi="Cambria Math" w:cs="Cambria Math"/>
+                    <w:color w:val="000000" w:themeColor="text1"/>
+                  </w:rPr>
+                  <m:t>σ</m:t>
+                </m:r>
+                <m:ctrlPr>
+                  <w:rPr>
+                    <w:rFonts w:ascii="Cambria Math" w:hAnsi="Cambria Math"/>
+                    <w:color w:val="000000" w:themeColor="text1"/>
+                  </w:rPr>
+                </m:ctrlPr>
+              </m:e>
+              <m:sub>
+                <m:r>
+                  <m:rPr>
+                    <m:sty m:val="p"/>
+                  </m:rPr>
+                  <w:rPr>
+                    <w:rFonts w:ascii="Cambria Math" w:hAnsi="Cambria Math" w:cs="Cambria Math"/>
+                    <w:color w:val="000000" w:themeColor="text1"/>
+                    <w:vertAlign w:val="subscript"/>
+                  </w:rPr>
+                  <m:t>N</m:t>
+                </m:r>
+              </m:sub>
+            </m:sSub>
+          </m:e>
+        </m:d>
+        <m:r>
+          <w:rPr>
+            <w:rFonts w:ascii="Cambria Math" w:hAnsi="Cambria Math"/>
+            <w:color w:val="000000" w:themeColor="text1"/>
+          </w:rPr>
+          <m:t>=</m:t>
+        </m:r>
+        <m:f>
+          <m:fPr>
+            <m:ctrlPr>
+              <w:rPr>
+                <w:rFonts w:ascii="Cambria Math" w:hAnsi="Cambria Math"/>
+                <w:color w:val="000000" w:themeColor="text1"/>
+              </w:rPr>
+            </m:ctrlPr>
+          </m:fPr>
+          <m:num>
+            <m:r>
+              <w:rPr>
+                <w:rFonts w:ascii="Cambria Math" w:hAnsi="Cambria Math"/>
+                <w:color w:val="000000" w:themeColor="text1"/>
+              </w:rPr>
+              <m:t>1</m:t>
+            </m:r>
+            <m:ctrlPr>
+              <w:rPr>
+                <w:rFonts w:ascii="Cambria Math" w:hAnsi="Cambria Math"/>
+                <w:i/>
+                <w:color w:val="000000" w:themeColor="text1"/>
+              </w:rPr>
+            </m:ctrlPr>
+          </m:num>
+          <m:den>
+            <m:r>
+              <w:rPr>
+                <w:rFonts w:ascii="Cambria Math" w:hAnsi="Cambria Math"/>
+                <w:color w:val="000000" w:themeColor="text1"/>
+              </w:rPr>
+              <m:t>12.3</m:t>
+            </m:r>
+            <m:rad>
+              <m:radPr>
+                <m:degHide m:val="1"/>
+                <m:ctrlPr>
+                  <w:rPr>
+                    <w:rFonts w:ascii="Cambria Math" w:hAnsi="Cambria Math"/>
+                    <w:color w:val="000000" w:themeColor="text1"/>
+                  </w:rPr>
+                </m:ctrlPr>
+              </m:radPr>
+              <m:deg>
+                <m:ctrlPr>
+                  <w:rPr>
+                    <w:rFonts w:ascii="Cambria Math" w:hAnsi="Cambria Math"/>
+                    <w:i/>
+                    <w:color w:val="000000" w:themeColor="text1"/>
+                  </w:rPr>
+                </m:ctrlPr>
+              </m:deg>
+              <m:e>
+                <m:r>
+                  <w:rPr>
+                    <w:rFonts w:ascii="Cambria Math" w:hAnsi="Cambria Math"/>
+                    <w:color w:val="000000" w:themeColor="text1"/>
+                  </w:rPr>
+                  <m:t>2</m:t>
+                </m:r>
+                <m:r>
+                  <m:rPr>
+                    <m:sty m:val="p"/>
+                  </m:rPr>
+                  <w:rPr>
+                    <w:rFonts w:ascii="Cambria Math" w:hAnsi="Cambria Math"/>
+                    <w:color w:val="000000" w:themeColor="text1"/>
+                  </w:rPr>
+                  <m:t>π</m:t>
+                </m:r>
+              </m:e>
+            </m:rad>
+            <m:ctrlPr>
+              <w:rPr>
+                <w:rFonts w:ascii="Cambria Math" w:hAnsi="Cambria Math"/>
+                <w:i/>
+                <w:color w:val="000000" w:themeColor="text1"/>
+              </w:rPr>
+            </m:ctrlPr>
+          </m:den>
+        </m:f>
+        <m:func>
+          <m:funcPr>
+            <m:ctrlPr>
+              <w:rPr>
+                <w:rFonts w:ascii="Cambria Math" w:hAnsi="Cambria Math"/>
+                <w:color w:val="000000" w:themeColor="text1"/>
+              </w:rPr>
+            </m:ctrlPr>
+          </m:funcPr>
+          <m:fName>
+            <m:r>
+              <m:rPr>
+                <m:sty m:val="p"/>
+              </m:rPr>
+              <w:rPr>
+                <w:rFonts w:ascii="Cambria Math" w:hAnsi="Cambria Math"/>
+                <w:color w:val="000000" w:themeColor="text1"/>
+              </w:rPr>
+              <m:t>exp</m:t>
+            </m:r>
+            <m:ctrlPr>
+              <w:rPr>
+                <w:rFonts w:ascii="Cambria Math" w:hAnsi="Cambria Math"/>
+                <w:i/>
+                <w:color w:val="000000" w:themeColor="text1"/>
+              </w:rPr>
+            </m:ctrlPr>
+          </m:fName>
+          <m:e>
+            <m:d>
+              <m:dPr>
+                <m:ctrlPr>
+                  <w:rPr>
+                    <w:rFonts w:ascii="Cambria Math" w:hAnsi="Cambria Math"/>
+                    <w:color w:val="000000" w:themeColor="text1"/>
+                  </w:rPr>
+                </m:ctrlPr>
+              </m:dPr>
+              <m:e>
+                <m:r>
+                  <w:rPr>
+                    <w:rFonts w:ascii="Cambria Math" w:hAnsi="Cambria Math"/>
+                    <w:color w:val="000000" w:themeColor="text1"/>
+                  </w:rPr>
+                  <m:t>-</m:t>
+                </m:r>
+                <m:f>
+                  <m:fPr>
+                    <m:ctrlPr>
+                      <w:rPr>
+                        <w:rFonts w:ascii="Cambria Math" w:hAnsi="Cambria Math"/>
+                        <w:color w:val="000000" w:themeColor="text1"/>
+                      </w:rPr>
+                    </m:ctrlPr>
+                  </m:fPr>
+                  <m:num>
+                    <m:sSup>
+                      <m:sSupPr>
+                        <m:ctrlPr>
+                          <w:rPr>
+                            <w:rFonts w:ascii="Cambria Math" w:hAnsi="Cambria Math"/>
+                            <w:i/>
+                            <w:color w:val="000000" w:themeColor="text1"/>
+                          </w:rPr>
+                        </m:ctrlPr>
+                      </m:sSupPr>
+                      <m:e>
+                        <m:d>
+                          <m:dPr>
+                            <m:ctrlPr>
+                              <w:rPr>
+                                <w:rFonts w:ascii="Cambria Math" w:hAnsi="Cambria Math"/>
+                                <w:i/>
+                                <w:color w:val="000000" w:themeColor="text1"/>
+                              </w:rPr>
+                            </m:ctrlPr>
+                          </m:dPr>
+                          <m:e>
+                            <m:r>
+                              <m:rPr>
+                                <m:sty m:val="p"/>
+                              </m:rPr>
+                              <w:rPr>
+                                <w:rFonts w:ascii="Cambria Math" w:hAnsi="Cambria Math" w:cs="Cambria Math"/>
+                                <w:color w:val="000000" w:themeColor="text1"/>
+                              </w:rPr>
+                              <m:t>11.24(54)</m:t>
+                            </m:r>
+                            <m:r>
+                              <w:rPr>
+                                <w:rFonts w:ascii="Cambria Math" w:hAnsi="Cambria Math"/>
+                                <w:color w:val="000000" w:themeColor="text1"/>
+                              </w:rPr>
+                              <m:t>-</m:t>
+                            </m:r>
+                            <m:r>
+                              <w:rPr>
+                                <w:rFonts w:ascii="Cambria Math" w:hAnsi="Cambria Math"/>
+                                <w:color w:val="000000" w:themeColor="text1"/>
+                              </w:rPr>
+                              <m:t>23.(54)</m:t>
+                            </m:r>
+                          </m:e>
+                        </m:d>
+                      </m:e>
+                      <m:sup>
+                        <m:r>
+                          <w:rPr>
+                            <w:rFonts w:ascii="Cambria Math" w:hAnsi="Cambria Math"/>
+                            <w:color w:val="000000" w:themeColor="text1"/>
+                          </w:rPr>
+                          <m:t>2</m:t>
+                        </m:r>
+                      </m:sup>
+                    </m:sSup>
+                    <m:ctrlPr>
+                      <w:rPr>
+                        <w:rFonts w:ascii="Cambria Math" w:hAnsi="Cambria Math"/>
+                        <w:i/>
+                        <w:color w:val="000000" w:themeColor="text1"/>
+                      </w:rPr>
+                    </m:ctrlPr>
+                  </m:num>
+                  <m:den>
+                    <m:r>
+                      <w:rPr>
+                        <w:rFonts w:ascii="Cambria Math" w:hAnsi="Cambria Math"/>
+                        <w:color w:val="000000" w:themeColor="text1"/>
+                      </w:rPr>
+                      <m:t>2</m:t>
+                    </m:r>
+                    <m:sSup>
+                      <m:sSupPr>
+                        <m:ctrlPr>
+                          <w:rPr>
+                            <w:rFonts w:ascii="Cambria Math" w:hAnsi="Cambria Math"/>
+                            <w:i/>
+                            <w:color w:val="000000" w:themeColor="text1"/>
+                          </w:rPr>
+                        </m:ctrlPr>
+                      </m:sSupPr>
+                      <m:e>
+                        <m:r>
+                          <m:rPr>
+                            <m:sty m:val="p"/>
+                          </m:rPr>
+                          <w:rPr>
+                            <w:rFonts w:ascii="Cambria Math" w:hAnsi="Cambria Math"/>
+                            <w:color w:val="000000" w:themeColor="text1"/>
+                          </w:rPr>
+                          <m:t>(</m:t>
+                        </m:r>
+                        <m:r>
+                          <w:rPr>
+                            <w:rFonts w:ascii="Cambria Math" w:hAnsi="Cambria Math"/>
+                            <w:color w:val="000000" w:themeColor="text1"/>
+                          </w:rPr>
+                          <m:t>12.3)</m:t>
+                        </m:r>
+                        <m:ctrlPr>
+                          <w:rPr>
+                            <w:rFonts w:ascii="Cambria Math" w:hAnsi="Cambria Math"/>
+                            <w:color w:val="000000" w:themeColor="text1"/>
+                          </w:rPr>
+                        </m:ctrlPr>
+                      </m:e>
+                      <m:sup>
+                        <m:r>
+                          <w:rPr>
+                            <w:rFonts w:ascii="Cambria Math" w:hAnsi="Cambria Math"/>
+                            <w:color w:val="000000" w:themeColor="text1"/>
+                          </w:rPr>
+                          <m:t>2</m:t>
+                        </m:r>
+                      </m:sup>
+                    </m:sSup>
+                    <m:ctrlPr>
+                      <w:rPr>
+                        <w:rFonts w:ascii="Cambria Math" w:hAnsi="Cambria Math"/>
+                        <w:i/>
+                        <w:color w:val="000000" w:themeColor="text1"/>
+                      </w:rPr>
+                    </m:ctrlPr>
+                  </m:den>
+                </m:f>
+                <m:ctrlPr>
+                  <w:rPr>
+                    <w:rFonts w:ascii="Cambria Math" w:hAnsi="Cambria Math"/>
+                    <w:i/>
+                    <w:color w:val="000000" w:themeColor="text1"/>
+                  </w:rPr>
+                </m:ctrlPr>
+              </m:e>
+            </m:d>
+            <m:r>
+              <w:rPr>
+                <w:rFonts w:ascii="Cambria Math" w:hAnsi="Cambria Math"/>
+                <w:color w:val="000000" w:themeColor="text1"/>
+              </w:rPr>
+              <m:t xml:space="preserve"> </m:t>
+            </m:r>
+            <m:r>
+              <w:rPr>
+                <w:rFonts w:ascii="Cambria Math" w:hAnsi="Cambria Math"/>
+                <w:color w:val="000000" w:themeColor="text1"/>
+              </w:rPr>
+              <m:t>= 0.0197</m:t>
+            </m:r>
+          </m:e>
+        </m:func>
+      </m:oMath>
+      <w:r>
+        <w:rPr>
+          <w:color w:val="000000" w:themeColor="text1"/>
+        </w:rPr>
+        <w:t>°</w:t>
+      </w:r>
+    </w:p>
+    <w:p>
+      <w:pPr>
+        <w:spacing w:before="160"/>
+        <w:jc w:val="center"/>
+        <w:rPr>
+          <w:i/>
+          <w:color w:val="000000" w:themeColor="text1"/>
+        </w:rPr>
+      </w:pPr>
+      <m:oMath>
+        <m:r>
+          <m:rPr>
+            <m:sty m:val="p"/>
+          </m:rPr>
+          <w:rPr>
+            <w:rFonts w:ascii="Cambria Math" w:hAnsi="Cambria Math"/>
+            <w:color w:val="000000" w:themeColor="text1"/>
+          </w:rPr>
+          <m:t>ρ</m:t>
+        </m:r>
+        <m:d>
+          <m:dPr>
+            <m:ctrlPr>
+              <w:rPr>
+                <w:rFonts w:ascii="Cambria Math" w:hAnsi="Cambria Math"/>
+                <w:i/>
+                <w:color w:val="000000" w:themeColor="text1"/>
+              </w:rPr>
+            </m:ctrlPr>
+          </m:dPr>
+          <m:e>
+            <m:sSub>
+              <m:sSubPr>
+                <m:ctrlPr>
+                  <w:rPr>
+                    <w:rFonts w:ascii="Cambria Math" w:hAnsi="Cambria Math" w:cs="Cambria Math"/>
+                    <w:color w:val="000000" w:themeColor="text1"/>
+                    <w:vertAlign w:val="subscript"/>
+                  </w:rPr>
+                </m:ctrlPr>
+              </m:sSubPr>
+              <m:e>
+                <m:d>
+                  <m:dPr>
+                    <m:begChr m:val="⟨"/>
+                    <m:endChr m:val="⟩"/>
+                    <m:ctrlPr>
+                      <w:rPr>
+                        <w:rFonts w:ascii="Cambria Math" w:hAnsi="Cambria Math" w:cs="Cambria Math"/>
+                        <w:color w:val="000000" w:themeColor="text1"/>
+                      </w:rPr>
+                    </m:ctrlPr>
+                  </m:dPr>
+                  <m:e>
+                    <m:r>
+                      <w:rPr>
+                        <w:rFonts w:ascii="Cambria Math" w:hAnsi="Cambria Math"/>
+                        <w:color w:val="000000" w:themeColor="text1"/>
+                      </w:rPr>
+                      <m:t>α</m:t>
+                    </m:r>
+                  </m:e>
+                </m:d>
+              </m:e>
+              <m:sub>
+                <m:r>
+                  <m:rPr>
+                    <m:sty m:val="p"/>
+                  </m:rPr>
+                  <w:rPr>
+                    <w:rFonts w:ascii="Cambria Math" w:hAnsi="Cambria Math" w:cs="Cambria Math"/>
+                    <w:color w:val="000000" w:themeColor="text1"/>
+                    <w:vertAlign w:val="subscript"/>
+                  </w:rPr>
+                  <m:t>N</m:t>
+                </m:r>
+              </m:sub>
+            </m:sSub>
+            <m:r>
+              <m:rPr>
+                <m:sty m:val="p"/>
+              </m:rPr>
+              <w:rPr>
+                <w:rFonts w:ascii="Cambria Math" w:hAnsi="Cambria Math"/>
+                <w:color w:val="000000" w:themeColor="text1"/>
+              </w:rPr>
+              <m:t>+</m:t>
+            </m:r>
+            <m:sSub>
+              <m:sSubPr>
+                <m:ctrlPr>
+                  <w:rPr>
+                    <w:rFonts w:ascii="Cambria Math" w:hAnsi="Cambria Math" w:cs="Cambria Math"/>
+                    <w:color w:val="000000" w:themeColor="text1"/>
+                  </w:rPr>
+                </m:ctrlPr>
+              </m:sSubPr>
+              <m:e>
+                <m:r>
+                  <m:rPr>
+                    <m:sty m:val="p"/>
+                  </m:rPr>
+                  <w:rPr>
+                    <w:rFonts w:ascii="Cambria Math" w:hAnsi="Cambria Math" w:cs="Cambria Math"/>
+                    <w:color w:val="000000" w:themeColor="text1"/>
+                  </w:rPr>
+                  <m:t>σ</m:t>
+                </m:r>
+                <m:ctrlPr>
+                  <w:rPr>
+                    <w:rFonts w:ascii="Cambria Math" w:hAnsi="Cambria Math"/>
+                    <w:color w:val="000000" w:themeColor="text1"/>
+                  </w:rPr>
+                </m:ctrlPr>
+              </m:e>
+              <m:sub>
+                <m:r>
+                  <m:rPr>
+                    <m:sty m:val="p"/>
+                  </m:rPr>
+                  <w:rPr>
+                    <w:rFonts w:ascii="Cambria Math" w:hAnsi="Cambria Math" w:cs="Cambria Math"/>
+                    <w:color w:val="000000" w:themeColor="text1"/>
+                    <w:vertAlign w:val="subscript"/>
+                  </w:rPr>
+                  <m:t>N</m:t>
+                </m:r>
+              </m:sub>
+            </m:sSub>
+          </m:e>
+        </m:d>
+        <m:r>
+          <w:rPr>
+            <w:rFonts w:ascii="Cambria Math" w:hAnsi="Cambria Math"/>
+            <w:color w:val="000000" w:themeColor="text1"/>
+          </w:rPr>
+          <m:t>=</m:t>
+        </m:r>
+        <m:f>
+          <m:fPr>
+            <m:ctrlPr>
+              <w:rPr>
+                <w:rFonts w:ascii="Cambria Math" w:hAnsi="Cambria Math"/>
+                <w:color w:val="000000" w:themeColor="text1"/>
+              </w:rPr>
+            </m:ctrlPr>
+          </m:fPr>
+          <m:num>
+            <m:r>
+              <w:rPr>
+                <w:rFonts w:ascii="Cambria Math" w:hAnsi="Cambria Math"/>
+                <w:color w:val="000000" w:themeColor="text1"/>
+              </w:rPr>
+              <m:t>1</m:t>
+            </m:r>
+            <m:ctrlPr>
+              <w:rPr>
+                <w:rFonts w:ascii="Cambria Math" w:hAnsi="Cambria Math"/>
+                <w:i/>
+                <w:color w:val="000000" w:themeColor="text1"/>
+              </w:rPr>
+            </m:ctrlPr>
+          </m:num>
+          <m:den>
+            <m:r>
+              <w:rPr>
+                <w:rFonts w:ascii="Cambria Math" w:hAnsi="Cambria Math"/>
+                <w:color w:val="000000" w:themeColor="text1"/>
+              </w:rPr>
+              <m:t>12.3</m:t>
+            </m:r>
+            <m:rad>
+              <m:radPr>
+                <m:degHide m:val="1"/>
+                <m:ctrlPr>
+                  <w:rPr>
+                    <w:rFonts w:ascii="Cambria Math" w:hAnsi="Cambria Math"/>
+                    <w:color w:val="000000" w:themeColor="text1"/>
+                  </w:rPr>
+                </m:ctrlPr>
+              </m:radPr>
+              <m:deg>
+                <m:ctrlPr>
+                  <w:rPr>
+                    <w:rFonts w:ascii="Cambria Math" w:hAnsi="Cambria Math"/>
+                    <w:i/>
+                    <w:color w:val="000000" w:themeColor="text1"/>
+                  </w:rPr>
+                </m:ctrlPr>
+              </m:deg>
+              <m:e>
+                <m:r>
+                  <w:rPr>
+                    <w:rFonts w:ascii="Cambria Math" w:hAnsi="Cambria Math"/>
+                    <w:color w:val="000000" w:themeColor="text1"/>
+                  </w:rPr>
+                  <m:t>2</m:t>
+                </m:r>
+                <m:r>
+                  <m:rPr>
+                    <m:sty m:val="p"/>
+                  </m:rPr>
+                  <w:rPr>
+                    <w:rFonts w:ascii="Cambria Math" w:hAnsi="Cambria Math"/>
+                    <w:color w:val="000000" w:themeColor="text1"/>
+                  </w:rPr>
+                  <m:t>π</m:t>
+                </m:r>
+              </m:e>
+            </m:rad>
+            <m:ctrlPr>
+              <w:rPr>
+                <w:rFonts w:ascii="Cambria Math" w:hAnsi="Cambria Math"/>
+                <w:i/>
+                <w:color w:val="000000" w:themeColor="text1"/>
+              </w:rPr>
+            </m:ctrlPr>
+          </m:den>
+        </m:f>
+        <m:func>
+          <m:funcPr>
+            <m:ctrlPr>
+              <w:rPr>
+                <w:rFonts w:ascii="Cambria Math" w:hAnsi="Cambria Math"/>
+                <w:color w:val="000000" w:themeColor="text1"/>
+              </w:rPr>
+            </m:ctrlPr>
+          </m:funcPr>
+          <m:fName>
+            <m:r>
+              <m:rPr>
+                <m:sty m:val="p"/>
+              </m:rPr>
+              <w:rPr>
+                <w:rFonts w:ascii="Cambria Math" w:hAnsi="Cambria Math"/>
+                <w:color w:val="000000" w:themeColor="text1"/>
+              </w:rPr>
+              <m:t>exp</m:t>
+            </m:r>
+            <m:ctrlPr>
+              <w:rPr>
+                <w:rFonts w:ascii="Cambria Math" w:hAnsi="Cambria Math"/>
+                <w:i/>
+                <w:color w:val="000000" w:themeColor="text1"/>
+              </w:rPr>
+            </m:ctrlPr>
+          </m:fName>
+          <m:e>
+            <m:d>
+              <m:dPr>
+                <m:ctrlPr>
+                  <w:rPr>
+                    <w:rFonts w:ascii="Cambria Math" w:hAnsi="Cambria Math"/>
+                    <w:color w:val="000000" w:themeColor="text1"/>
+                  </w:rPr>
+                </m:ctrlPr>
+              </m:dPr>
+              <m:e>
+                <m:r>
+                  <w:rPr>
+                    <w:rFonts w:ascii="Cambria Math" w:hAnsi="Cambria Math"/>
+                    <w:color w:val="000000" w:themeColor="text1"/>
+                  </w:rPr>
+                  <m:t>-</m:t>
+                </m:r>
+                <m:f>
+                  <m:fPr>
+                    <m:ctrlPr>
+                      <w:rPr>
+                        <w:rFonts w:ascii="Cambria Math" w:hAnsi="Cambria Math"/>
+                        <w:color w:val="000000" w:themeColor="text1"/>
+                      </w:rPr>
+                    </m:ctrlPr>
+                  </m:fPr>
+                  <m:num>
+                    <m:sSup>
+                      <m:sSupPr>
+                        <m:ctrlPr>
+                          <w:rPr>
+                            <w:rFonts w:ascii="Cambria Math" w:hAnsi="Cambria Math"/>
+                            <w:i/>
+                            <w:color w:val="000000" w:themeColor="text1"/>
+                          </w:rPr>
+                        </m:ctrlPr>
+                      </m:sSupPr>
+                      <m:e>
+                        <m:d>
+                          <m:dPr>
+                            <m:ctrlPr>
+                              <w:rPr>
+                                <w:rFonts w:ascii="Cambria Math" w:hAnsi="Cambria Math"/>
+                                <w:i/>
+                                <w:color w:val="000000" w:themeColor="text1"/>
+                              </w:rPr>
+                            </m:ctrlPr>
+                          </m:dPr>
+                          <m:e>
+                            <m:r>
+                              <m:rPr>
+                                <m:sty m:val="p"/>
+                              </m:rPr>
+                              <w:rPr>
+                                <w:rFonts w:ascii="Cambria Math" w:hAnsi="Cambria Math" w:cs="Cambria Math"/>
+                                <w:color w:val="000000" w:themeColor="text1"/>
+                              </w:rPr>
+                              <m:t>35.84(54)</m:t>
+                            </m:r>
+                            <m:r>
+                              <w:rPr>
+                                <w:rFonts w:ascii="Cambria Math" w:hAnsi="Cambria Math"/>
+                                <w:color w:val="000000" w:themeColor="text1"/>
+                              </w:rPr>
+                              <m:t>-</m:t>
+                            </m:r>
+                            <m:r>
+                              <w:rPr>
+                                <w:rFonts w:ascii="Cambria Math" w:hAnsi="Cambria Math"/>
+                                <w:color w:val="000000" w:themeColor="text1"/>
+                              </w:rPr>
+                              <m:t>23.(54)</m:t>
+                            </m:r>
+                          </m:e>
+                        </m:d>
+                      </m:e>
+                      <m:sup>
+                        <m:r>
+                          <w:rPr>
+                            <w:rFonts w:ascii="Cambria Math" w:hAnsi="Cambria Math"/>
+                            <w:color w:val="000000" w:themeColor="text1"/>
+                          </w:rPr>
+                          <m:t>2</m:t>
+                        </m:r>
+                      </m:sup>
+                    </m:sSup>
+                    <m:ctrlPr>
+                      <w:rPr>
+                        <w:rFonts w:ascii="Cambria Math" w:hAnsi="Cambria Math"/>
+                        <w:i/>
+                        <w:color w:val="000000" w:themeColor="text1"/>
+                      </w:rPr>
+                    </m:ctrlPr>
+                  </m:num>
+                  <m:den>
+                    <m:r>
+                      <w:rPr>
+                        <w:rFonts w:ascii="Cambria Math" w:hAnsi="Cambria Math"/>
+                        <w:color w:val="000000" w:themeColor="text1"/>
+                      </w:rPr>
+                      <m:t>2</m:t>
+                    </m:r>
+                    <m:sSup>
+                      <m:sSupPr>
+                        <m:ctrlPr>
+                          <w:rPr>
+                            <w:rFonts w:ascii="Cambria Math" w:hAnsi="Cambria Math"/>
+                            <w:i/>
+                            <w:color w:val="000000" w:themeColor="text1"/>
+                          </w:rPr>
+                        </m:ctrlPr>
+                      </m:sSupPr>
+                      <m:e>
+                        <m:r>
+                          <m:rPr>
+                            <m:sty m:val="p"/>
+                          </m:rPr>
+                          <w:rPr>
+                            <w:rFonts w:ascii="Cambria Math" w:hAnsi="Cambria Math"/>
+                            <w:color w:val="000000" w:themeColor="text1"/>
+                          </w:rPr>
+                          <m:t>(</m:t>
+                        </m:r>
+                        <m:r>
+                          <w:rPr>
+                            <w:rFonts w:ascii="Cambria Math" w:hAnsi="Cambria Math"/>
+                            <w:color w:val="000000" w:themeColor="text1"/>
+                          </w:rPr>
+                          <m:t>12.3)</m:t>
+                        </m:r>
+                        <m:ctrlPr>
+                          <w:rPr>
+                            <w:rFonts w:ascii="Cambria Math" w:hAnsi="Cambria Math"/>
+                            <w:color w:val="000000" w:themeColor="text1"/>
+                          </w:rPr>
+                        </m:ctrlPr>
+                      </m:e>
+                      <m:sup>
+                        <m:r>
+                          <w:rPr>
+                            <w:rFonts w:ascii="Cambria Math" w:hAnsi="Cambria Math"/>
+                            <w:color w:val="000000" w:themeColor="text1"/>
+                          </w:rPr>
+                          <m:t>2</m:t>
+                        </m:r>
+                      </m:sup>
+                    </m:sSup>
+                    <m:ctrlPr>
+                      <w:rPr>
+                        <w:rFonts w:ascii="Cambria Math" w:hAnsi="Cambria Math"/>
+                        <w:i/>
+                        <w:color w:val="000000" w:themeColor="text1"/>
+                      </w:rPr>
+                    </m:ctrlPr>
+                  </m:den>
+                </m:f>
+                <m:ctrlPr>
+                  <w:rPr>
+                    <w:rFonts w:ascii="Cambria Math" w:hAnsi="Cambria Math"/>
+                    <w:i/>
+                    <w:color w:val="000000" w:themeColor="text1"/>
+                  </w:rPr>
+                </m:ctrlPr>
+              </m:e>
+            </m:d>
+          </m:e>
+        </m:func>
+        <m:r>
+          <w:rPr>
+            <w:rFonts w:ascii="Cambria Math" w:hAnsi="Cambria Math"/>
+            <w:color w:val="000000" w:themeColor="text1"/>
+          </w:rPr>
+          <m:t xml:space="preserve"> </m:t>
+        </m:r>
+        <m:r>
+          <w:rPr>
+            <w:rFonts w:ascii="Cambria Math" w:hAnsi="Cambria Math"/>
+            <w:color w:val="000000" w:themeColor="text1"/>
+          </w:rPr>
+          <m:t>= 0.0197</m:t>
+        </m:r>
+      </m:oMath>
+      <w:r>
+        <w:rPr>
+          <w:color w:val="000000" w:themeColor="text1"/>
+        </w:rPr>
+        <w:t>°</w:t>
+      </w:r>
+    </w:p>
+    <w:p>
+      <w:pPr>
+        <w:spacing w:before="160"/>
+        <w:rPr>
+          <w:color w:val="000000" w:themeColor="text1"/>
+        </w:rPr>
+      </w:pPr>
+      <w:r>
+        <w:rPr>
           <w:noProof/>
           <w:color w:val="000000" w:themeColor="text1"/>
         </w:rPr>
         <w:drawing>
-          <wp:inline distT="0" distB="0" distL="0" distR="0" wp14:anchorId="309D256E" wp14:editId="3C51C103">
-            <wp:extent cx="6320118" cy="3855964"/>
-            <wp:effectExtent l="0" t="0" r="5080" b="5080"/>
-            <wp:docPr id="1826841154" name="Picture 2" descr="A graph with a curve&#10;&#10;AI-generated content may be incorrect."/>
+          <wp:inline distT="0" distB="0" distL="0" distR="0" wp14:anchorId="0E8A879F" wp14:editId="7F5C6A6F">
+            <wp:extent cx="6482080" cy="2919730"/>
+            <wp:effectExtent l="0" t="0" r="0" b="1270"/>
+            <wp:docPr id="1935400653" name="Рисунок 3" descr="Изображение выглядит как линия, График, число, диаграмма&#10;&#10;Содержимое, созданное искусственным интеллектом, может быть неверным."/>
             <wp:cNvGraphicFramePr>
               <a:graphicFrameLocks xmlns:a="http://schemas.openxmlformats.org/drawingml/2006/main" noChangeAspect="1"/>
             </wp:cNvGraphicFramePr>
@@ -15352,7 +17242,7 @@
               <a:graphicData uri="http://schemas.openxmlformats.org/drawingml/2006/picture">
                 <pic:pic xmlns:pic="http://schemas.openxmlformats.org/drawingml/2006/picture">
                   <pic:nvPicPr>
-                    <pic:cNvPr id="1826841154" name="Picture 2" descr="A graph with a curve&#10;&#10;AI-generated content may be incorrect."/>
+                    <pic:cNvPr id="1935400653" name="Рисунок 3" descr="Изображение выглядит как линия, График, число, диаграмма&#10;&#10;Содержимое, созданное искусственным интеллектом, может быть неверным."/>
                     <pic:cNvPicPr/>
                   </pic:nvPicPr>
                   <pic:blipFill>
@@ -15370,7 +17260,7 @@
                   <pic:spPr>
                     <a:xfrm>
                       <a:off x="0" y="0"/>
-                      <a:ext cx="6382347" cy="3893930"/>
+                      <a:ext cx="6482080" cy="2919730"/>
                     </a:xfrm>
                     <a:prstGeom prst="rect">
                       <a:avLst/>
@@ -15647,7 +17537,6 @@
         <w:rPr>
           <w:rFonts w:ascii="Cambria Math" w:hAnsi="Cambria Math" w:cs="Cambria Math"/>
           <w:color w:val="000000" w:themeColor="text1"/>
-          <w:lang w:val="ru-RU"/>
         </w:rPr>
         <w:t>24</w:t>
       </w:r>
@@ -15687,7 +17576,6 @@
         <w:rPr>
           <w:rFonts w:ascii="Cambria Math" w:hAnsi="Cambria Math" w:cs="Cambria Math"/>
           <w:color w:val="000000" w:themeColor="text1"/>
-          <w:lang w:val="ru-RU"/>
         </w:rPr>
         <w:t>Погрешность</w:t>
       </w:r>
@@ -15695,7 +17583,6 @@
         <w:rPr>
           <w:rFonts w:ascii="Cambria Math" w:hAnsi="Cambria Math" w:cs="Cambria Math"/>
           <w:color w:val="000000" w:themeColor="text1"/>
-          <w:lang w:val="ru-RU"/>
         </w:rPr>
         <w:t xml:space="preserve"> измерений</w:t>
       </w:r>
@@ -15703,7 +17590,6 @@
         <w:rPr>
           <w:rFonts w:ascii="Cambria Math" w:hAnsi="Cambria Math" w:cs="Cambria Math"/>
           <w:color w:val="000000" w:themeColor="text1"/>
-          <w:lang w:val="ru-RU"/>
         </w:rPr>
         <w:t xml:space="preserve"> = </w:t>
       </w:r>
@@ -15832,7 +17718,6 @@
           <w:rFonts w:ascii="Cambria Math" w:hAnsi="Cambria Math" w:cs="Cambria Math"/>
           <w:color w:val="000000" w:themeColor="text1"/>
           <w:vertAlign w:val="subscript"/>
-          <w:lang w:val="ru-RU"/>
         </w:rPr>
         <w:t xml:space="preserve"> </w:t>
       </w:r>
@@ -15846,7 +17731,13 @@
         <w:rPr>
           <w:color w:val="000000" w:themeColor="text1"/>
         </w:rPr>
-        <w:t>12</w:t>
+        <w:t>1</w:t>
+      </w:r>
+      <w:r>
+        <w:rPr>
+          <w:color w:val="000000" w:themeColor="text1"/>
+        </w:rPr>
+        <w:t>1</w:t>
       </w:r>
       <w:r>
         <w:rPr>
@@ -16110,7 +18001,6 @@
         <w:spacing w:before="160"/>
         <w:rPr>
           <w:color w:val="000000" w:themeColor="text1"/>
-          <w:lang w:val="ru-RU"/>
         </w:rPr>
       </w:pPr>
       <w:r>
@@ -16178,6 +18068,7 @@
           <w:iCs w:val="0"/>
           <w:color w:val="000000" w:themeColor="text1"/>
         </w:rPr>
+        <w:lastRenderedPageBreak/>
         <w:t>Большинство значений группируется около среднего значения 24°</w:t>
       </w:r>
     </w:p>
@@ -16303,7 +18194,6 @@
           <w:iCs w:val="0"/>
           <w:color w:val="000000" w:themeColor="text1"/>
         </w:rPr>
-        <w:lastRenderedPageBreak/>
         <w:t>Рассчитана погрешность измерения среднего значения: α = (24 ±</w:t>
       </w:r>
       <w:r>
@@ -16684,14 +18574,6 @@
           <w:color w:val="000000" w:themeColor="text1"/>
         </w:rPr>
       </w:pPr>
-    </w:p>
-    <w:p>
-      <w:pPr>
-        <w:spacing w:before="160"/>
-        <w:rPr>
-          <w:color w:val="000000" w:themeColor="text1"/>
-        </w:rPr>
-      </w:pPr>
       <w:r>
         <w:rPr>
           <w:color w:val="000000" w:themeColor="text1"/>
@@ -16763,35 +18645,6 @@
           <w:color w:val="000000" w:themeColor="text1"/>
         </w:rPr>
       </w:pPr>
-    </w:p>
-    <w:p>
-      <w:pPr>
-        <w:spacing w:before="160"/>
-        <w:rPr>
-          <w:color w:val="000000" w:themeColor="text1"/>
-        </w:rPr>
-      </w:pPr>
-    </w:p>
-    <w:p>
-      <w:pPr>
-        <w:rPr>
-          <w:color w:val="000000" w:themeColor="text1"/>
-        </w:rPr>
-      </w:pPr>
-      <w:r>
-        <w:rPr>
-          <w:color w:val="000000" w:themeColor="text1"/>
-        </w:rPr>
-        <w:br w:type="page"/>
-      </w:r>
-    </w:p>
-    <w:p>
-      <w:pPr>
-        <w:spacing w:before="160"/>
-        <w:rPr>
-          <w:color w:val="000000" w:themeColor="text1"/>
-        </w:rPr>
-      </w:pPr>
       <w:r>
         <w:rPr>
           <w:color w:val="000000" w:themeColor="text1"/>
@@ -16864,14 +18717,6 @@
         <w:tabs>
           <w:tab w:val="left" w:pos="1089"/>
         </w:tabs>
-        <w:spacing w:before="160"/>
-        <w:rPr>
-          <w:color w:val="000000" w:themeColor="text1"/>
-        </w:rPr>
-      </w:pPr>
-    </w:p>
-    <w:p>
-      <w:pPr>
         <w:spacing w:before="160"/>
         <w:rPr>
           <w:color w:val="000000" w:themeColor="text1"/>
@@ -17314,7 +19159,6 @@
     <w:p>
       <w:pPr>
         <w:spacing w:before="160"/>
-        <w:jc w:val="center"/>
         <w:rPr>
           <w:color w:val="000000" w:themeColor="text1"/>
         </w:rPr>
@@ -20587,7 +22431,7 @@
     <w:rPr>
       <w:sz w:val="24"/>
       <w:szCs w:val="24"/>
-      <w:lang w:val="en-RU" w:eastAsia="en-GB"/>
+      <w:lang w:eastAsia="en-GB"/>
     </w:rPr>
   </w:style>
   <w:style w:type="paragraph" w:styleId="Heading1">
@@ -20669,6 +22513,7 @@
   <w:style w:type="character" w:default="1" w:styleId="DefaultParagraphFont">
     <w:name w:val="Default Paragraph Font"/>
     <w:uiPriority w:val="1"/>
+    <w:semiHidden/>
     <w:unhideWhenUsed/>
   </w:style>
   <w:style w:type="table" w:default="1" w:styleId="TableNormal">

--- a/physics/first_term/labs/lab1/report.docx
+++ b/physics/first_term/labs/lab1/report.docx
@@ -15,15 +15,8 @@
           <w:color w:val="000000" w:themeColor="text1"/>
           <w:lang w:val="en-US"/>
         </w:rPr>
-      </w:r>
-      <w:r>
-        <w:rPr>
-          <w:noProof/>
-          <w:color w:val="000000" w:themeColor="text1"/>
-          <w:lang w:val="en-US"/>
-        </w:rPr>
-        <w:pict w14:anchorId="1032342B">
-          <v:rect id="_x0000_i1028" alt="" style="width:451.3pt;height:.05pt;mso-width-percent:0;mso-height-percent:0;mso-width-percent:0;mso-height-percent:0" o:hralign="center" o:hrstd="t" o:hrnoshade="t" o:hr="t" fillcolor="black" stroked="f"/>
+        <w:pict w14:anchorId="3E71A4E3">
+          <v:rect id="_x0000_i1026" alt="" style="width:451.3pt;height:.05pt;mso-width-percent:0;mso-height-percent:0;mso-width-percent:0;mso-height-percent:0" o:hralign="center" o:hrstd="t" o:hrnoshade="t" o:hr="t" fillcolor="black" stroked="f"/>
         </w:pict>
       </w:r>
     </w:p>
@@ -261,12 +254,21 @@
               </w:rPr>
               <w:t xml:space="preserve">, </w:t>
             </w:r>
+            <w:proofErr w:type="spellStart"/>
             <w:r>
               <w:rPr>
                 <w:color w:val="000000" w:themeColor="text1"/>
                 <w:u w:val="single"/>
               </w:rPr>
-              <w:t xml:space="preserve">Пегушина) </w:t>
+              <w:t>Пегушина</w:t>
+            </w:r>
+            <w:proofErr w:type="spellEnd"/>
+            <w:r>
+              <w:rPr>
+                <w:color w:val="000000" w:themeColor="text1"/>
+                <w:u w:val="single"/>
+              </w:rPr>
+              <w:t xml:space="preserve">) </w:t>
             </w:r>
             <w:r>
               <w:rPr>
@@ -621,14 +623,8 @@
           <w:noProof/>
           <w:color w:val="000000" w:themeColor="text1"/>
         </w:rPr>
-      </w:r>
-      <w:r>
-        <w:rPr>
-          <w:noProof/>
-          <w:color w:val="000000" w:themeColor="text1"/>
-        </w:rPr>
-        <w:pict w14:anchorId="2E1ACFEF">
-          <v:rect id="_x0000_i1027" alt="" style="width:451.3pt;height:.05pt;mso-width-percent:0;mso-height-percent:0;mso-width-percent:0;mso-height-percent:0" o:hralign="center" o:hrstd="t" o:hrnoshade="t" o:hr="t" fillcolor="black" stroked="f"/>
+        <w:pict w14:anchorId="14C2AB23">
+          <v:rect id="_x0000_i1025" alt="" style="width:451.3pt;height:.05pt;mso-width-percent:0;mso-height-percent:0;mso-width-percent:0;mso-height-percent:0" o:hralign="center" o:hrstd="t" o:hrnoshade="t" o:hr="t" fillcolor="black" stroked="f"/>
         </w:pict>
       </w:r>
     </w:p>
@@ -1509,15 +1505,7 @@
                                 <w:color w:val="000000" w:themeColor="text1"/>
                                 <w:lang w:val="en-US"/>
                               </w:rPr>
-                              <m:t>N</m:t>
-                            </m:r>
-                            <m:r>
-                              <w:rPr>
-                                <w:rFonts w:ascii="Cambria Math" w:hAnsi="Cambria Math"/>
-                                <w:color w:val="000000" w:themeColor="text1"/>
-                                <w:lang w:val="en-US"/>
-                              </w:rPr>
-                              <m:t>-1</m:t>
+                              <m:t>N-1</m:t>
                             </m:r>
                           </m:e>
                         </m:d>
@@ -1549,15 +1537,7 @@
                             <w:color w:val="000000" w:themeColor="text1"/>
                             <w:lang w:val="en-US"/>
                           </w:rPr>
-                          <m:t>i</m:t>
-                        </m:r>
-                        <m:r>
-                          <w:rPr>
-                            <w:rFonts w:ascii="Cambria Math" w:hAnsi="Cambria Math"/>
-                            <w:color w:val="000000" w:themeColor="text1"/>
-                            <w:lang w:val="en-US"/>
-                          </w:rPr>
-                          <m:t>=1</m:t>
+                          <m:t>i=1</m:t>
                         </m:r>
                         <m:ctrlPr>
                           <w:rPr>
@@ -1988,15 +1968,7 @@
                             <w:color w:val="000000" w:themeColor="text1"/>
                             <w:lang w:val="en-US"/>
                           </w:rPr>
-                          <m:t>2</m:t>
-                        </m:r>
-                        <m:r>
-                          <w:rPr>
-                            <w:rFonts w:ascii="Cambria Math" w:hAnsi="Cambria Math"/>
-                            <w:color w:val="000000" w:themeColor="text1"/>
-                            <w:lang w:val="en-US"/>
-                          </w:rPr>
-                          <m:t>π</m:t>
+                          <m:t>2π</m:t>
                         </m:r>
                       </m:e>
                     </m:rad>
@@ -2515,21 +2487,7 @@
                         <w:rFonts w:ascii="Cambria Math" w:hAnsi="Cambria Math"/>
                         <w:color w:val="000000" w:themeColor="text1"/>
                       </w:rPr>
-                      <m:t>&lt;</m:t>
-                    </m:r>
-                    <m:r>
-                      <w:rPr>
-                        <w:rFonts w:ascii="Cambria Math" w:hAnsi="Cambria Math"/>
-                        <w:color w:val="000000" w:themeColor="text1"/>
-                      </w:rPr>
-                      <m:t>α</m:t>
-                    </m:r>
-                    <m:r>
-                      <w:rPr>
-                        <w:rFonts w:ascii="Cambria Math" w:hAnsi="Cambria Math"/>
-                        <w:color w:val="000000" w:themeColor="text1"/>
-                      </w:rPr>
-                      <m:t>&gt;</m:t>
+                      <m:t>&lt;α&gt;</m:t>
                     </m:r>
                   </m:sub>
                 </m:sSub>
@@ -2618,15 +2576,7 @@
                                 <w:color w:val="000000" w:themeColor="text1"/>
                                 <w:lang w:val="en-US"/>
                               </w:rPr>
-                              <m:t>N</m:t>
-                            </m:r>
-                            <m:r>
-                              <w:rPr>
-                                <w:rFonts w:ascii="Cambria Math" w:hAnsi="Cambria Math"/>
-                                <w:color w:val="000000" w:themeColor="text1"/>
-                                <w:lang w:val="en-US"/>
-                              </w:rPr>
-                              <m:t>-1</m:t>
+                              <m:t>N-1</m:t>
                             </m:r>
                           </m:e>
                         </m:d>
@@ -2658,15 +2608,7 @@
                             <w:color w:val="000000" w:themeColor="text1"/>
                             <w:lang w:val="en-US"/>
                           </w:rPr>
-                          <m:t>i</m:t>
-                        </m:r>
-                        <m:r>
-                          <w:rPr>
-                            <w:rFonts w:ascii="Cambria Math" w:hAnsi="Cambria Math"/>
-                            <w:color w:val="000000" w:themeColor="text1"/>
-                            <w:lang w:val="en-US"/>
-                          </w:rPr>
-                          <m:t>=1</m:t>
+                          <m:t>i=1</m:t>
                         </m:r>
                         <m:ctrlPr>
                           <w:rPr>
@@ -2924,14 +2866,7 @@
                             <w:rFonts w:ascii="Cambria Math" w:hAnsi="Cambria Math"/>
                             <w:color w:val="000000" w:themeColor="text1"/>
                           </w:rPr>
-                          <m:t>i</m:t>
-                        </m:r>
-                        <m:r>
-                          <w:rPr>
-                            <w:rFonts w:ascii="Cambria Math" w:hAnsi="Cambria Math"/>
-                            <w:color w:val="000000" w:themeColor="text1"/>
-                          </w:rPr>
-                          <m:t>=</m:t>
+                          <m:t>i=</m:t>
                         </m:r>
                         <m:r>
                           <w:rPr>
@@ -9058,14 +8993,7 @@
                           <w:rFonts w:ascii="Cambria Math" w:hAnsi="Cambria Math"/>
                           <w:color w:val="000000" w:themeColor="text1"/>
                         </w:rPr>
-                        <m:t>i</m:t>
-                      </m:r>
-                      <m:r>
-                        <w:rPr>
-                          <w:rFonts w:ascii="Cambria Math" w:hAnsi="Cambria Math"/>
-                          <w:color w:val="000000" w:themeColor="text1"/>
-                        </w:rPr>
-                        <m:t>=</m:t>
+                        <m:t>i=</m:t>
                       </m:r>
                       <m:r>
                         <w:rPr>
@@ -9538,7 +9466,6 @@
         <w:jc w:val="center"/>
         <w:rPr>
           <w:color w:val="000000" w:themeColor="text1"/>
-          <w:lang w:val="en-US"/>
         </w:rPr>
       </w:pPr>
       <m:oMath>
@@ -9661,7 +9588,6 @@
               <w:rPr>
                 <w:rFonts w:ascii="Cambria Math" w:hAnsi="Cambria Math"/>
                 <w:color w:val="000000" w:themeColor="text1"/>
-                <w:lang w:val="en-US"/>
               </w:rPr>
               <m:t>2</m:t>
             </m:r>
@@ -9671,7 +9597,6 @@
           <w:rPr>
             <w:rFonts w:ascii="Cambria Math" w:hAnsi="Cambria Math"/>
             <w:color w:val="000000" w:themeColor="text1"/>
-            <w:lang w:val="en-US"/>
           </w:rPr>
           <m:t xml:space="preserve"> =</m:t>
         </m:r>
@@ -9703,7 +9628,6 @@
                   <w:rPr>
                     <w:rFonts w:ascii="Cambria Math" w:hAnsi="Cambria Math"/>
                     <w:color w:val="000000" w:themeColor="text1"/>
-                    <w:lang w:val="en-US"/>
                   </w:rPr>
                   <m:t>16.</m:t>
                 </m:r>
@@ -9723,7 +9647,6 @@
                       <w:rPr>
                         <w:rFonts w:ascii="Cambria Math" w:hAnsi="Cambria Math"/>
                         <w:color w:val="000000" w:themeColor="text1"/>
-                        <w:lang w:val="en-US"/>
                       </w:rPr>
                       <m:t>45</m:t>
                     </m:r>
@@ -9737,7 +9660,6 @@
               <w:rPr>
                 <w:rFonts w:ascii="Cambria Math" w:hAnsi="Cambria Math"/>
                 <w:color w:val="000000" w:themeColor="text1"/>
-                <w:lang w:val="en-US"/>
               </w:rPr>
               <m:t>2</m:t>
             </m:r>
@@ -9747,7 +9669,6 @@
           <w:rPr>
             <w:rFonts w:ascii="Cambria Math" w:hAnsi="Cambria Math"/>
             <w:color w:val="000000" w:themeColor="text1"/>
-            <w:lang w:val="en-US"/>
           </w:rPr>
           <m:t>=270.75</m:t>
         </m:r>
@@ -9915,6 +9836,7 @@
         </w:rPr>
         <w:t xml:space="preserve"> </w:t>
       </w:r>
+      <w:proofErr w:type="spellStart"/>
       <w:r>
         <w:rPr>
           <w:rStyle w:val="Strong"/>
@@ -9933,7 +9855,18 @@
           <w:color w:val="0F1115"/>
           <w:shd w:val="clear" w:color="auto" w:fill="FFFFFF"/>
         </w:rPr>
-        <w:t>умма отклонений от среднего</w:t>
+        <w:t>умма</w:t>
+      </w:r>
+      <w:proofErr w:type="spellEnd"/>
+      <w:r>
+        <w:rPr>
+          <w:rStyle w:val="Strong"/>
+          <w:b w:val="0"/>
+          <w:bCs w:val="0"/>
+          <w:color w:val="0F1115"/>
+          <w:shd w:val="clear" w:color="auto" w:fill="FFFFFF"/>
+        </w:rPr>
+        <w:t xml:space="preserve"> отклонений от среднего</w:t>
       </w:r>
       <w:r>
         <w:rPr>
@@ -10033,7 +9966,6 @@
         <w:rPr>
           <w:iCs/>
           <w:color w:val="000000" w:themeColor="text1"/>
-          <w:lang w:val="en-US"/>
         </w:rPr>
       </w:pPr>
       <m:oMath>
@@ -10344,7 +10276,6 @@
         <w:rPr>
           <w:color w:val="000000" w:themeColor="text1"/>
           <w:u w:val="words"/>
-          <w:lang w:val="en-US"/>
         </w:rPr>
       </w:pPr>
       <w:r>
@@ -10504,6 +10435,13 @@
         </w:rPr>
         <w:t>°</w:t>
       </w:r>
+      <w:r>
+        <w:rPr>
+          <w:color w:val="000000" w:themeColor="text1"/>
+          <w:vertAlign w:val="superscript"/>
+        </w:rPr>
+        <w:t>-1</w:t>
+      </w:r>
     </w:p>
     <w:p>
       <w:pPr>
@@ -10854,15 +10792,7 @@
                       <w:color w:val="000000" w:themeColor="text1"/>
                       <w:lang w:val="en-US"/>
                     </w:rPr>
-                    <m:t>∆</m:t>
-                  </m:r>
-                  <m:r>
-                    <w:rPr>
-                      <w:rFonts w:ascii="Cambria Math" w:hAnsi="Cambria Math"/>
-                      <w:color w:val="000000" w:themeColor="text1"/>
-                      <w:lang w:val="en-US"/>
-                    </w:rPr>
-                    <m:t>N</m:t>
+                    <m:t>∆N</m:t>
                   </m:r>
                 </m:num>
                 <m:den>
@@ -10872,15 +10802,7 @@
                       <w:color w:val="000000" w:themeColor="text1"/>
                       <w:lang w:val="en-US"/>
                     </w:rPr>
-                    <m:t>N</m:t>
-                  </m:r>
-                  <m:r>
-                    <w:rPr>
-                      <w:rFonts w:ascii="Cambria Math" w:hAnsi="Cambria Math"/>
-                      <w:color w:val="000000" w:themeColor="text1"/>
-                      <w:lang w:val="en-US"/>
-                    </w:rPr>
-                    <m:t>∆</m:t>
+                    <m:t>N∆</m:t>
                   </m:r>
                   <m:r>
                     <m:rPr>
@@ -13526,21 +13448,7 @@
                 <w:rFonts w:ascii="Cambria Math" w:hAnsi="Cambria Math"/>
                 <w:color w:val="000000" w:themeColor="text1"/>
               </w:rPr>
-              <m:t>5</m:t>
-            </m:r>
-            <m:r>
-              <w:rPr>
-                <w:rFonts w:ascii="Cambria Math" w:hAnsi="Cambria Math"/>
-                <w:color w:val="000000" w:themeColor="text1"/>
-              </w:rPr>
-              <m:t>5</m:t>
-            </m:r>
-            <m:r>
-              <w:rPr>
-                <w:rFonts w:ascii="Cambria Math" w:hAnsi="Cambria Math"/>
-                <w:color w:val="000000" w:themeColor="text1"/>
-              </w:rPr>
-              <m:t>*8</m:t>
+              <m:t>55*8</m:t>
             </m:r>
           </m:den>
         </m:f>
@@ -14331,15 +14239,7 @@
                         <w:color w:val="000000" w:themeColor="text1"/>
                         <w:lang w:val="en-US"/>
                       </w:rPr>
-                      <m:t>∆</m:t>
-                    </m:r>
-                    <m:r>
-                      <w:rPr>
-                        <w:rFonts w:ascii="Cambria Math" w:hAnsi="Cambria Math"/>
-                        <w:color w:val="000000" w:themeColor="text1"/>
-                        <w:lang w:val="en-US"/>
-                      </w:rPr>
-                      <m:t>N</m:t>
+                      <m:t>∆N</m:t>
                     </m:r>
                   </m:num>
                   <m:den>
@@ -15619,181 +15519,169 @@
     <w:p>
       <w:pPr>
         <w:spacing w:before="160"/>
+        <w:jc w:val="center"/>
         <w:rPr>
           <w:i/>
           <w:color w:val="000000" w:themeColor="text1"/>
         </w:rPr>
       </w:pPr>
-      <m:oMathPara>
-        <m:oMathParaPr>
-          <m:jc m:val="center"/>
-        </m:oMathParaPr>
-        <m:oMath>
-          <m:sSub>
-            <m:sSubPr>
-              <m:ctrlPr>
-                <w:rPr>
-                  <w:rFonts w:ascii="Cambria Math" w:hAnsi="Cambria Math"/>
-                  <w:i/>
-                  <w:color w:val="000000" w:themeColor="text1"/>
-                  <w:lang w:val="en-US"/>
-                </w:rPr>
-              </m:ctrlPr>
-            </m:sSubPr>
-            <m:e>
-              <m:r>
-                <w:rPr>
-                  <w:rFonts w:ascii="Cambria Math" w:hAnsi="Cambria Math"/>
-                  <w:color w:val="000000" w:themeColor="text1"/>
-                  <w:lang w:val="en-US"/>
-                </w:rPr>
-                <m:t>σ</m:t>
-              </m:r>
-              <m:ctrlPr>
-                <w:rPr>
-                  <w:rFonts w:ascii="Cambria Math" w:hAnsi="Cambria Math"/>
-                  <w:color w:val="000000" w:themeColor="text1"/>
-                  <w:lang w:val="en-US"/>
-                </w:rPr>
-              </m:ctrlPr>
-            </m:e>
-            <m:sub>
-              <m:r>
-                <w:rPr>
-                  <w:rFonts w:ascii="Cambria Math" w:hAnsi="Cambria Math"/>
-                  <w:color w:val="000000" w:themeColor="text1"/>
-                </w:rPr>
-                <m:t>&lt;</m:t>
-              </m:r>
-              <m:r>
-                <w:rPr>
-                  <w:rFonts w:ascii="Cambria Math" w:hAnsi="Cambria Math"/>
-                  <w:color w:val="000000" w:themeColor="text1"/>
-                </w:rPr>
-                <m:t>α</m:t>
-              </m:r>
-              <m:r>
-                <w:rPr>
-                  <w:rFonts w:ascii="Cambria Math" w:hAnsi="Cambria Math"/>
-                  <w:color w:val="000000" w:themeColor="text1"/>
-                </w:rPr>
-                <m:t>&gt;</m:t>
-              </m:r>
-            </m:sub>
-          </m:sSub>
-          <m:r>
-            <w:rPr>
-              <w:rFonts w:ascii="Cambria Math" w:hAnsi="Cambria Math"/>
-              <w:color w:val="000000" w:themeColor="text1"/>
-            </w:rPr>
-            <m:t xml:space="preserve">= </m:t>
-          </m:r>
-          <m:rad>
-            <m:radPr>
-              <m:degHide m:val="1"/>
-              <m:ctrlPr>
-                <w:rPr>
-                  <w:rFonts w:ascii="Cambria Math" w:hAnsi="Cambria Math"/>
-                  <w:color w:val="000000" w:themeColor="text1"/>
-                  <w:lang w:val="en-US"/>
-                </w:rPr>
-              </m:ctrlPr>
-            </m:radPr>
-            <m:deg>
-              <m:ctrlPr>
-                <w:rPr>
-                  <w:rFonts w:ascii="Cambria Math" w:hAnsi="Cambria Math"/>
-                  <w:i/>
-                  <w:color w:val="000000" w:themeColor="text1"/>
-                  <w:lang w:val="en-US"/>
-                </w:rPr>
-              </m:ctrlPr>
-            </m:deg>
-            <m:e>
-              <m:f>
-                <m:fPr>
-                  <m:ctrlPr>
-                    <w:rPr>
-                      <w:rFonts w:ascii="Cambria Math" w:hAnsi="Cambria Math"/>
-                      <w:color w:val="000000" w:themeColor="text1"/>
-                      <w:lang w:val="en-US"/>
-                    </w:rPr>
-                  </m:ctrlPr>
-                </m:fPr>
-                <m:num>
-                  <m:r>
-                    <w:rPr>
-                      <w:rFonts w:ascii="Cambria Math" w:hAnsi="Cambria Math"/>
-                      <w:color w:val="000000" w:themeColor="text1"/>
-                    </w:rPr>
-                    <m:t>8321.64</m:t>
-                  </m:r>
-                  <m:ctrlPr>
-                    <w:rPr>
-                      <w:rFonts w:ascii="Cambria Math" w:hAnsi="Cambria Math"/>
-                      <w:i/>
-                      <w:color w:val="000000" w:themeColor="text1"/>
-                      <w:lang w:val="en-US"/>
-                    </w:rPr>
-                  </m:ctrlPr>
-                </m:num>
-                <m:den>
-                  <m:r>
-                    <w:rPr>
-                      <w:rFonts w:ascii="Cambria Math" w:hAnsi="Cambria Math"/>
-                      <w:color w:val="000000" w:themeColor="text1"/>
-                    </w:rPr>
-                    <m:t xml:space="preserve">55 * </m:t>
-                  </m:r>
-                  <m:d>
-                    <m:dPr>
-                      <m:ctrlPr>
-                        <w:rPr>
-                          <w:rFonts w:ascii="Cambria Math" w:hAnsi="Cambria Math"/>
-                          <w:i/>
-                          <w:color w:val="000000" w:themeColor="text1"/>
-                          <w:lang w:val="en-US"/>
-                        </w:rPr>
-                      </m:ctrlPr>
-                    </m:dPr>
-                    <m:e>
-                      <m:r>
-                        <w:rPr>
-                          <w:rFonts w:ascii="Cambria Math" w:hAnsi="Cambria Math"/>
-                          <w:color w:val="000000" w:themeColor="text1"/>
-                        </w:rPr>
-                        <m:t>55-1</m:t>
-                      </m:r>
-                    </m:e>
-                  </m:d>
-                  <m:ctrlPr>
-                    <w:rPr>
-                      <w:rFonts w:ascii="Cambria Math" w:hAnsi="Cambria Math"/>
-                      <w:i/>
-                      <w:color w:val="000000" w:themeColor="text1"/>
-                      <w:lang w:val="en-US"/>
-                    </w:rPr>
-                  </m:ctrlPr>
-                </m:den>
-              </m:f>
-              <m:r>
-                <w:rPr>
-                  <w:rFonts w:ascii="Cambria Math" w:hAnsi="Cambria Math"/>
-                  <w:color w:val="000000" w:themeColor="text1"/>
-                </w:rPr>
-                <m:t xml:space="preserve"> </m:t>
-              </m:r>
-            </m:e>
-          </m:rad>
-          <m:r>
-            <w:rPr>
-              <w:rFonts w:ascii="Cambria Math" w:hAnsi="Cambria Math"/>
-              <w:color w:val="000000" w:themeColor="text1"/>
-            </w:rPr>
-            <m:t>=1.67</m:t>
-          </m:r>
-        </m:oMath>
-      </m:oMathPara>
+      <m:oMath>
+        <m:sSub>
+          <m:sSubPr>
+            <m:ctrlPr>
+              <w:rPr>
+                <w:rFonts w:ascii="Cambria Math" w:hAnsi="Cambria Math"/>
+                <w:i/>
+                <w:color w:val="000000" w:themeColor="text1"/>
+                <w:lang w:val="en-US"/>
+              </w:rPr>
+            </m:ctrlPr>
+          </m:sSubPr>
+          <m:e>
+            <m:r>
+              <w:rPr>
+                <w:rFonts w:ascii="Cambria Math" w:hAnsi="Cambria Math"/>
+                <w:color w:val="000000" w:themeColor="text1"/>
+                <w:lang w:val="en-US"/>
+              </w:rPr>
+              <m:t>σ</m:t>
+            </m:r>
+            <m:ctrlPr>
+              <w:rPr>
+                <w:rFonts w:ascii="Cambria Math" w:hAnsi="Cambria Math"/>
+                <w:color w:val="000000" w:themeColor="text1"/>
+                <w:lang w:val="en-US"/>
+              </w:rPr>
+            </m:ctrlPr>
+          </m:e>
+          <m:sub>
+            <m:r>
+              <w:rPr>
+                <w:rFonts w:ascii="Cambria Math" w:hAnsi="Cambria Math"/>
+                <w:color w:val="000000" w:themeColor="text1"/>
+              </w:rPr>
+              <m:t>&lt;α&gt;</m:t>
+            </m:r>
+          </m:sub>
+        </m:sSub>
+        <m:r>
+          <w:rPr>
+            <w:rFonts w:ascii="Cambria Math" w:hAnsi="Cambria Math"/>
+            <w:color w:val="000000" w:themeColor="text1"/>
+          </w:rPr>
+          <m:t xml:space="preserve">= </m:t>
+        </m:r>
+        <m:rad>
+          <m:radPr>
+            <m:degHide m:val="1"/>
+            <m:ctrlPr>
+              <w:rPr>
+                <w:rFonts w:ascii="Cambria Math" w:hAnsi="Cambria Math"/>
+                <w:color w:val="000000" w:themeColor="text1"/>
+                <w:lang w:val="en-US"/>
+              </w:rPr>
+            </m:ctrlPr>
+          </m:radPr>
+          <m:deg>
+            <m:ctrlPr>
+              <w:rPr>
+                <w:rFonts w:ascii="Cambria Math" w:hAnsi="Cambria Math"/>
+                <w:i/>
+                <w:color w:val="000000" w:themeColor="text1"/>
+                <w:lang w:val="en-US"/>
+              </w:rPr>
+            </m:ctrlPr>
+          </m:deg>
+          <m:e>
+            <m:f>
+              <m:fPr>
+                <m:ctrlPr>
+                  <w:rPr>
+                    <w:rFonts w:ascii="Cambria Math" w:hAnsi="Cambria Math"/>
+                    <w:color w:val="000000" w:themeColor="text1"/>
+                    <w:lang w:val="en-US"/>
+                  </w:rPr>
+                </m:ctrlPr>
+              </m:fPr>
+              <m:num>
+                <m:r>
+                  <w:rPr>
+                    <w:rFonts w:ascii="Cambria Math" w:hAnsi="Cambria Math"/>
+                    <w:color w:val="000000" w:themeColor="text1"/>
+                  </w:rPr>
+                  <m:t>8321.64</m:t>
+                </m:r>
+                <m:ctrlPr>
+                  <w:rPr>
+                    <w:rFonts w:ascii="Cambria Math" w:hAnsi="Cambria Math"/>
+                    <w:i/>
+                    <w:color w:val="000000" w:themeColor="text1"/>
+                    <w:lang w:val="en-US"/>
+                  </w:rPr>
+                </m:ctrlPr>
+              </m:num>
+              <m:den>
+                <m:r>
+                  <w:rPr>
+                    <w:rFonts w:ascii="Cambria Math" w:hAnsi="Cambria Math"/>
+                    <w:color w:val="000000" w:themeColor="text1"/>
+                  </w:rPr>
+                  <m:t xml:space="preserve">55 * </m:t>
+                </m:r>
+                <m:d>
+                  <m:dPr>
+                    <m:ctrlPr>
+                      <w:rPr>
+                        <w:rFonts w:ascii="Cambria Math" w:hAnsi="Cambria Math"/>
+                        <w:i/>
+                        <w:color w:val="000000" w:themeColor="text1"/>
+                        <w:lang w:val="en-US"/>
+                      </w:rPr>
+                    </m:ctrlPr>
+                  </m:dPr>
+                  <m:e>
+                    <m:r>
+                      <w:rPr>
+                        <w:rFonts w:ascii="Cambria Math" w:hAnsi="Cambria Math"/>
+                        <w:color w:val="000000" w:themeColor="text1"/>
+                      </w:rPr>
+                      <m:t>55-1</m:t>
+                    </m:r>
+                  </m:e>
+                </m:d>
+                <m:ctrlPr>
+                  <w:rPr>
+                    <w:rFonts w:ascii="Cambria Math" w:hAnsi="Cambria Math"/>
+                    <w:i/>
+                    <w:color w:val="000000" w:themeColor="text1"/>
+                    <w:lang w:val="en-US"/>
+                  </w:rPr>
+                </m:ctrlPr>
+              </m:den>
+            </m:f>
+            <m:r>
+              <w:rPr>
+                <w:rFonts w:ascii="Cambria Math" w:hAnsi="Cambria Math"/>
+                <w:color w:val="000000" w:themeColor="text1"/>
+              </w:rPr>
+              <m:t xml:space="preserve"> </m:t>
+            </m:r>
+          </m:e>
+        </m:rad>
+        <m:r>
+          <w:rPr>
+            <w:rFonts w:ascii="Cambria Math" w:hAnsi="Cambria Math"/>
+            <w:color w:val="000000" w:themeColor="text1"/>
+          </w:rPr>
+          <m:t>=1.67</m:t>
+        </m:r>
+      </m:oMath>
+      <w:r>
+        <w:rPr>
+          <w:color w:val="000000" w:themeColor="text1"/>
+        </w:rPr>
+        <w:t>°</w:t>
+      </w:r>
     </w:p>
     <w:p>
       <w:pPr>
@@ -15864,21 +15752,7 @@
                   <w:rFonts w:ascii="Cambria Math" w:hAnsi="Cambria Math"/>
                   <w:color w:val="000000" w:themeColor="text1"/>
                 </w:rPr>
-                <m:t>α</m:t>
-              </m:r>
-              <m:r>
-                <w:rPr>
-                  <w:rFonts w:ascii="Cambria Math" w:hAnsi="Cambria Math"/>
-                  <w:color w:val="000000" w:themeColor="text1"/>
-                </w:rPr>
-                <m:t>,</m:t>
-              </m:r>
-              <m:r>
-                <w:rPr>
-                  <w:rFonts w:ascii="Cambria Math" w:hAnsi="Cambria Math"/>
-                  <w:color w:val="000000" w:themeColor="text1"/>
-                </w:rPr>
-                <m:t xml:space="preserve">  </m:t>
+                <m:t xml:space="preserve">α,  </m:t>
               </m:r>
               <m:r>
                 <w:rPr>
@@ -15930,14 +15804,7 @@
                   <w:rFonts w:ascii="Cambria Math" w:hAnsi="Cambria Math"/>
                   <w:color w:val="000000" w:themeColor="text1"/>
                 </w:rPr>
-                <m:t>0</m:t>
-              </m:r>
-              <m:r>
-                <w:rPr>
-                  <w:rFonts w:ascii="Cambria Math" w:hAnsi="Cambria Math"/>
-                  <w:color w:val="000000" w:themeColor="text1"/>
-                </w:rPr>
-                <m:t>.95;55</m:t>
+                <m:t>0.95;55</m:t>
               </m:r>
             </m:sub>
           </m:sSub>
@@ -16656,14 +16523,7 @@
                                 <w:rFonts w:ascii="Cambria Math" w:hAnsi="Cambria Math"/>
                                 <w:color w:val="000000" w:themeColor="text1"/>
                               </w:rPr>
-                              <m:t>-</m:t>
-                            </m:r>
-                            <m:r>
-                              <w:rPr>
-                                <w:rFonts w:ascii="Cambria Math" w:hAnsi="Cambria Math"/>
-                                <w:color w:val="000000" w:themeColor="text1"/>
-                              </w:rPr>
-                              <m:t>23.(54)</m:t>
+                              <m:t>-23.(54)</m:t>
                             </m:r>
                           </m:e>
                         </m:d>
@@ -16762,14 +16622,7 @@
                 <w:rFonts w:ascii="Cambria Math" w:hAnsi="Cambria Math"/>
                 <w:color w:val="000000" w:themeColor="text1"/>
               </w:rPr>
-              <m:t xml:space="preserve"> </m:t>
-            </m:r>
-            <m:r>
-              <w:rPr>
-                <w:rFonts w:ascii="Cambria Math" w:hAnsi="Cambria Math"/>
-                <w:color w:val="000000" w:themeColor="text1"/>
-              </w:rPr>
-              <m:t>= 0.0197</m:t>
+              <m:t xml:space="preserve"> = 0.0197</m:t>
             </m:r>
           </m:e>
         </m:func>
@@ -17093,14 +16946,7 @@
                                 <w:rFonts w:ascii="Cambria Math" w:hAnsi="Cambria Math"/>
                                 <w:color w:val="000000" w:themeColor="text1"/>
                               </w:rPr>
-                              <m:t>-</m:t>
-                            </m:r>
-                            <m:r>
-                              <w:rPr>
-                                <w:rFonts w:ascii="Cambria Math" w:hAnsi="Cambria Math"/>
-                                <w:color w:val="000000" w:themeColor="text1"/>
-                              </w:rPr>
-                              <m:t>23.(54)</m:t>
+                              <m:t>-23.(54)</m:t>
                             </m:r>
                           </m:e>
                         </m:d>
@@ -17201,14 +17047,7 @@
             <w:rFonts w:ascii="Cambria Math" w:hAnsi="Cambria Math"/>
             <w:color w:val="000000" w:themeColor="text1"/>
           </w:rPr>
-          <m:t xml:space="preserve"> </m:t>
-        </m:r>
-        <m:r>
-          <w:rPr>
-            <w:rFonts w:ascii="Cambria Math" w:hAnsi="Cambria Math"/>
-            <w:color w:val="000000" w:themeColor="text1"/>
-          </w:rPr>
-          <m:t>= 0.0197</m:t>
+          <m:t xml:space="preserve"> = 0.0197</m:t>
         </m:r>
       </m:oMath>
       <w:r>
@@ -17304,6 +17143,58 @@
         <w:spacing w:before="160"/>
         <w:ind w:left="284"/>
         <w:rPr>
+          <w:rStyle w:val="Emphasis"/>
+          <w:i w:val="0"/>
+          <w:iCs w:val="0"/>
+          <w:color w:val="000000" w:themeColor="text1"/>
+        </w:rPr>
+      </w:pPr>
+      <w:r>
+        <w:rPr>
+          <w:rStyle w:val="Emphasis"/>
+          <w:i w:val="0"/>
+          <w:iCs w:val="0"/>
+          <w:color w:val="000000" w:themeColor="text1"/>
+        </w:rPr>
+        <w:t>α = (24 ±</w:t>
+      </w:r>
+      <w:r>
+        <w:rPr>
+          <w:rStyle w:val="Emphasis"/>
+          <w:i w:val="0"/>
+          <w:iCs w:val="0"/>
+          <w:color w:val="000000" w:themeColor="text1"/>
+        </w:rPr>
+        <w:t xml:space="preserve"> </w:t>
+      </w:r>
+      <w:r>
+        <w:rPr>
+          <w:rStyle w:val="Emphasis"/>
+          <w:i w:val="0"/>
+          <w:iCs w:val="0"/>
+          <w:color w:val="000000" w:themeColor="text1"/>
+        </w:rPr>
+        <w:t>3</w:t>
+      </w:r>
+      <w:r>
+        <w:rPr>
+          <w:rStyle w:val="Emphasis"/>
+          <w:i w:val="0"/>
+          <w:iCs w:val="0"/>
+          <w:color w:val="000000" w:themeColor="text1"/>
+        </w:rPr>
+        <w:t xml:space="preserve">)° </w:t>
+      </w:r>
+    </w:p>
+    <w:p>
+      <w:pPr>
+        <w:widowControl w:val="0"/>
+        <w:autoSpaceDE w:val="0"/>
+        <w:autoSpaceDN w:val="0"/>
+        <w:adjustRightInd w:val="0"/>
+        <w:spacing w:before="160"/>
+        <w:ind w:left="284"/>
+        <w:rPr>
           <w:color w:val="000000" w:themeColor="text1"/>
         </w:rPr>
       </w:pPr>
@@ -17421,6 +17312,7 @@
         </w:rPr>
         <w:t>Максимальное значение: α</w:t>
       </w:r>
+      <w:proofErr w:type="spellStart"/>
       <w:r>
         <w:rPr>
           <w:color w:val="000000" w:themeColor="text1"/>
@@ -17428,6 +17320,7 @@
         </w:rPr>
         <w:t>max</w:t>
       </w:r>
+      <w:proofErr w:type="spellEnd"/>
       <w:r>
         <w:rPr>
           <w:color w:val="000000" w:themeColor="text1"/>
@@ -17463,6 +17356,7 @@
         </w:rPr>
         <w:t>Минимальное значение: α</w:t>
       </w:r>
+      <w:proofErr w:type="spellStart"/>
       <w:r>
         <w:rPr>
           <w:color w:val="000000" w:themeColor="text1"/>
@@ -17470,6 +17364,7 @@
         </w:rPr>
         <w:t>min</w:t>
       </w:r>
+      <w:proofErr w:type="spellEnd"/>
       <w:r>
         <w:rPr>
           <w:color w:val="000000" w:themeColor="text1"/>
@@ -17864,7 +17759,19 @@
         <w:rPr>
           <w:color w:val="000000" w:themeColor="text1"/>
         </w:rPr>
-        <w:t>(0°-</w:t>
+        <w:t>(0</w:t>
+      </w:r>
+      <w:r>
+        <w:rPr>
+          <w:color w:val="000000" w:themeColor="text1"/>
+        </w:rPr>
+        <w:tab/>
+      </w:r>
+      <w:r>
+        <w:rPr>
+          <w:color w:val="000000" w:themeColor="text1"/>
+        </w:rPr>
+        <w:t>°-</w:t>
       </w:r>
       <w:r>
         <w:rPr>
@@ -18030,6 +17937,7 @@
           <w:iCs w:val="0"/>
           <w:color w:val="000000" w:themeColor="text1"/>
         </w:rPr>
+        <w:lastRenderedPageBreak/>
         <w:t>Анализ распределения</w:t>
       </w:r>
       <w:r>
@@ -18068,7 +17976,6 @@
           <w:iCs w:val="0"/>
           <w:color w:val="000000" w:themeColor="text1"/>
         </w:rPr>
-        <w:lastRenderedPageBreak/>
         <w:t>Большинство значений группируется около среднего значения 24°</w:t>
       </w:r>
     </w:p>
@@ -18635,6 +18542,7 @@
         <w:rPr>
           <w:color w:val="000000" w:themeColor="text1"/>
         </w:rPr>
+        <w:lastRenderedPageBreak/>
         <w:tab/>
       </w:r>
     </w:p>
@@ -18649,7 +18557,6 @@
         <w:rPr>
           <w:color w:val="000000" w:themeColor="text1"/>
         </w:rPr>
-        <w:lastRenderedPageBreak/>
         <w:t>16. Замечания преподавателя (</w:t>
       </w:r>
       <w:r>
@@ -19377,8 +19284,19 @@
               <w:sz w:val="22"/>
               <w:szCs w:val="22"/>
             </w:rPr>
-            <w:t>Физико-технический мегафакультет</w:t>
+            <w:t xml:space="preserve">Физико-технический </w:t>
           </w:r>
+          <w:proofErr w:type="spellStart"/>
+          <w:r>
+            <w:rPr>
+              <w:rFonts w:ascii="PT Sans" w:hAnsi="PT Sans"/>
+              <w:b/>
+              <w:sz w:val="22"/>
+              <w:szCs w:val="22"/>
+            </w:rPr>
+            <w:t>мегафакультет</w:t>
+          </w:r>
+          <w:proofErr w:type="spellEnd"/>
         </w:p>
         <w:p>
           <w:pPr>

--- a/physics/first_term/labs/lab1/report.docx
+++ b/physics/first_term/labs/lab1/report.docx
@@ -17070,10 +17070,10 @@
           <w:color w:val="000000" w:themeColor="text1"/>
         </w:rPr>
         <w:drawing>
-          <wp:inline distT="0" distB="0" distL="0" distR="0" wp14:anchorId="0E8A879F" wp14:editId="7F5C6A6F">
-            <wp:extent cx="6482080" cy="2919730"/>
-            <wp:effectExtent l="0" t="0" r="0" b="1270"/>
-            <wp:docPr id="1935400653" name="Рисунок 3" descr="Изображение выглядит как линия, График, число, диаграмма&#10;&#10;Содержимое, созданное искусственным интеллектом, может быть неверным."/>
+          <wp:inline distT="0" distB="0" distL="0" distR="0" wp14:anchorId="1C68FC24" wp14:editId="43FD52F5">
+            <wp:extent cx="6482080" cy="2913380"/>
+            <wp:effectExtent l="0" t="0" r="0" b="0"/>
+            <wp:docPr id="895611129" name="Picture 1" descr="A graph with a line graph&#10;&#10;AI-generated content may be incorrect."/>
             <wp:cNvGraphicFramePr>
               <a:graphicFrameLocks xmlns:a="http://schemas.openxmlformats.org/drawingml/2006/main" noChangeAspect="1"/>
             </wp:cNvGraphicFramePr>
@@ -17081,7 +17081,7 @@
               <a:graphicData uri="http://schemas.openxmlformats.org/drawingml/2006/picture">
                 <pic:pic xmlns:pic="http://schemas.openxmlformats.org/drawingml/2006/picture">
                   <pic:nvPicPr>
-                    <pic:cNvPr id="1935400653" name="Рисунок 3" descr="Изображение выглядит как линия, График, число, диаграмма&#10;&#10;Содержимое, созданное искусственным интеллектом, может быть неверным."/>
+                    <pic:cNvPr id="895611129" name="Picture 1" descr="A graph with a line graph&#10;&#10;AI-generated content may be incorrect."/>
                     <pic:cNvPicPr/>
                   </pic:nvPicPr>
                   <pic:blipFill>
@@ -17099,7 +17099,7 @@
                   <pic:spPr>
                     <a:xfrm>
                       <a:off x="0" y="0"/>
-                      <a:ext cx="6482080" cy="2919730"/>
+                      <a:ext cx="6482080" cy="2913380"/>
                     </a:xfrm>
                     <a:prstGeom prst="rect">
                       <a:avLst/>

--- a/physics/first_term/labs/lab1/report.docx
+++ b/physics/first_term/labs/lab1/report.docx
@@ -10771,6 +10771,7 @@
               <w:rPr>
                 <w:rFonts w:ascii="Aptos Narrow" w:hAnsi="Aptos Narrow"/>
                 <w:color w:val="000000" w:themeColor="text1"/>
+                <w:lang w:val="en-US"/>
               </w:rPr>
             </w:pPr>
             <m:oMath>
@@ -10824,6 +10825,33 @@
                 <w:lang w:val="en-US"/>
               </w:rPr>
               <w:t xml:space="preserve">, </w:t>
+            </w:r>
+            <w:r>
+              <w:rPr>
+                <w:b/>
+                <w:bCs/>
+                <w:i/>
+                <w:iCs/>
+                <w:color w:val="000000" w:themeColor="text1"/>
+              </w:rPr>
+              <w:t>◦</w:t>
+            </w:r>
+            <w:r>
+              <w:rPr>
+                <w:i/>
+                <w:color w:val="000000" w:themeColor="text1"/>
+                <w:vertAlign w:val="superscript"/>
+              </w:rPr>
+              <w:t>-</w:t>
+            </w:r>
+            <w:r>
+              <w:rPr>
+                <w:i/>
+                <w:color w:val="000000" w:themeColor="text1"/>
+                <w:vertAlign w:val="superscript"/>
+                <w:lang w:val="en-US"/>
+              </w:rPr>
+              <w:t>1</w:t>
             </w:r>
           </w:p>
         </w:tc>
@@ -17900,6 +17928,7 @@
         <w:spacing w:before="160"/>
         <w:rPr>
           <w:color w:val="000000" w:themeColor="text1"/>
+          <w:lang w:val="en-US"/>
         </w:rPr>
       </w:pPr>
     </w:p>
@@ -17908,12 +17937,22 @@
         <w:spacing w:before="160"/>
         <w:rPr>
           <w:color w:val="000000" w:themeColor="text1"/>
-        </w:rPr>
-      </w:pPr>
-      <w:r>
-        <w:rPr>
-          <w:color w:val="000000" w:themeColor="text1"/>
-        </w:rPr>
+          <w:lang w:val="en-US"/>
+        </w:rPr>
+      </w:pPr>
+    </w:p>
+    <w:p>
+      <w:pPr>
+        <w:spacing w:before="160"/>
+        <w:rPr>
+          <w:color w:val="000000" w:themeColor="text1"/>
+        </w:rPr>
+      </w:pPr>
+      <w:r>
+        <w:rPr>
+          <w:color w:val="000000" w:themeColor="text1"/>
+        </w:rPr>
+        <w:lastRenderedPageBreak/>
         <w:t>13. Выводы и анализ результатов работы.</w:t>
       </w:r>
     </w:p>
@@ -17937,7 +17976,6 @@
           <w:iCs w:val="0"/>
           <w:color w:val="000000" w:themeColor="text1"/>
         </w:rPr>
-        <w:lastRenderedPageBreak/>
         <w:t>Анализ распределения</w:t>
       </w:r>
       <w:r>
@@ -18463,14 +18501,7 @@
         <w:spacing w:before="160"/>
         <w:rPr>
           <w:color w:val="000000" w:themeColor="text1"/>
-        </w:rPr>
-      </w:pPr>
-    </w:p>
-    <w:p>
-      <w:pPr>
-        <w:spacing w:before="160"/>
-        <w:rPr>
-          <w:color w:val="000000" w:themeColor="text1"/>
+          <w:lang w:val="en-US"/>
         </w:rPr>
       </w:pPr>
     </w:p>
@@ -18787,14 +18818,7 @@
         <w:spacing w:before="160"/>
         <w:rPr>
           <w:color w:val="000000" w:themeColor="text1"/>
-        </w:rPr>
-      </w:pPr>
-    </w:p>
-    <w:p>
-      <w:pPr>
-        <w:spacing w:before="160"/>
-        <w:rPr>
-          <w:color w:val="000000" w:themeColor="text1"/>
+          <w:lang w:val="en-US"/>
         </w:rPr>
       </w:pPr>
     </w:p>
@@ -19028,6 +19052,7 @@
                 <w:color w:val="000000" w:themeColor="text1"/>
                 <w:sz w:val="22"/>
                 <w:szCs w:val="22"/>
+                <w:lang w:val="en-US"/>
               </w:rPr>
             </w:pPr>
           </w:p>
@@ -19068,6 +19093,7 @@
         <w:spacing w:before="160"/>
         <w:rPr>
           <w:color w:val="000000" w:themeColor="text1"/>
+          <w:lang w:val="en-US"/>
         </w:rPr>
       </w:pPr>
     </w:p>
